--- a/fuentes/11220160_CF02_DU.docx
+++ b/fuentes/11220160_CF02_DU.docx
@@ -897,7 +897,7 @@
                 <w:noProof/>
                 <w:webHidden/>
               </w:rPr>
-              <w:t>13</w:t>
+              <w:t>11</w:t>
             </w:r>
             <w:r>
               <w:rPr>
@@ -969,7 +969,7 @@
                 <w:noProof/>
                 <w:webHidden/>
               </w:rPr>
-              <w:t>14</w:t>
+              <w:t>12</w:t>
             </w:r>
             <w:r>
               <w:rPr>
@@ -1041,7 +1041,7 @@
                 <w:noProof/>
                 <w:webHidden/>
               </w:rPr>
-              <w:t>18</w:t>
+              <w:t>16</w:t>
             </w:r>
             <w:r>
               <w:rPr>
@@ -1113,7 +1113,7 @@
                 <w:noProof/>
                 <w:webHidden/>
               </w:rPr>
-              <w:t>18</w:t>
+              <w:t>16</w:t>
             </w:r>
             <w:r>
               <w:rPr>
@@ -1185,7 +1185,7 @@
                 <w:noProof/>
                 <w:webHidden/>
               </w:rPr>
-              <w:t>21</w:t>
+              <w:t>19</w:t>
             </w:r>
             <w:r>
               <w:rPr>
@@ -1271,7 +1271,7 @@
                 <w:noProof/>
                 <w:webHidden/>
               </w:rPr>
-              <w:t>23</w:t>
+              <w:t>21</w:t>
             </w:r>
             <w:r>
               <w:rPr>
@@ -1343,7 +1343,7 @@
                 <w:noProof/>
                 <w:webHidden/>
               </w:rPr>
-              <w:t>25</w:t>
+              <w:t>23</w:t>
             </w:r>
             <w:r>
               <w:rPr>
@@ -1415,7 +1415,7 @@
                 <w:noProof/>
                 <w:webHidden/>
               </w:rPr>
-              <w:t>29</w:t>
+              <w:t>27</w:t>
             </w:r>
             <w:r>
               <w:rPr>
@@ -1487,7 +1487,7 @@
                 <w:noProof/>
                 <w:webHidden/>
               </w:rPr>
-              <w:t>29</w:t>
+              <w:t>27</w:t>
             </w:r>
             <w:r>
               <w:rPr>
@@ -1559,7 +1559,7 @@
                 <w:noProof/>
                 <w:webHidden/>
               </w:rPr>
-              <w:t>32</w:t>
+              <w:t>30</w:t>
             </w:r>
             <w:r>
               <w:rPr>
@@ -1645,7 +1645,7 @@
                 <w:noProof/>
                 <w:webHidden/>
               </w:rPr>
-              <w:t>36</w:t>
+              <w:t>34</w:t>
             </w:r>
             <w:r>
               <w:rPr>
@@ -1733,7 +1733,7 @@
                 <w:noProof/>
                 <w:webHidden/>
               </w:rPr>
-              <w:t>38</w:t>
+              <w:t>36</w:t>
             </w:r>
             <w:r>
               <w:rPr>
@@ -1805,7 +1805,7 @@
                 <w:noProof/>
                 <w:webHidden/>
               </w:rPr>
-              <w:t>41</w:t>
+              <w:t>39</w:t>
             </w:r>
             <w:r>
               <w:rPr>
@@ -1877,7 +1877,7 @@
                 <w:noProof/>
                 <w:webHidden/>
               </w:rPr>
-              <w:t>42</w:t>
+              <w:t>40</w:t>
             </w:r>
             <w:r>
               <w:rPr>
@@ -1949,7 +1949,7 @@
                 <w:noProof/>
                 <w:webHidden/>
               </w:rPr>
-              <w:t>44</w:t>
+              <w:t>42</w:t>
             </w:r>
             <w:r>
               <w:rPr>
@@ -2021,7 +2021,7 @@
                 <w:noProof/>
                 <w:webHidden/>
               </w:rPr>
-              <w:t>46</w:t>
+              <w:t>44</w:t>
             </w:r>
             <w:r>
               <w:rPr>
@@ -2055,32 +2055,17 @@
     </w:p>
     <w:p>
       <w:r>
-        <w:t>Tras consolidar los fundamentos teóricos y la planeación metodológica, este componente formativo abo</w:t>
-      </w:r>
-      <w:r>
-        <w:t>rda la ejecución operativa y analítica del ciclo de vigilancia e inteligencia organizacional. En esta etapa, el aprendiz aplica estrategias avanzadas de recuperación de información mediante ecuaciones de búsqueda, operadores booleanos, criterios de filtrad</w:t>
-      </w:r>
-      <w:r>
-        <w:t>o y técnicas de extracción estructurada. Estas herramientas permiten obtener datos pertinentes, confiables y con valor técnico y científico.</w:t>
-      </w:r>
-    </w:p>
-    <w:p>
-      <w:r>
-        <w:t>La ejecución rigurosa de estas actividades contribuye a reducir la infoxicación y a fortalecer la calidad de los ha</w:t>
-      </w:r>
-      <w:r>
-        <w:t>llazgos. El propósito es disponer de información validada por expertos que facilite la interpretación de cambios tecnológicos, comerciales y competitivos. De esta manera, el procesamiento y análisis de la información estratégica favorecen la gestión del co</w:t>
-      </w:r>
-      <w:r>
-        <w:t>nocimiento organizacional y la formulación de recomendaciones que reduzcan la incertidumbre en la toma de decisiones gerenciales.</w:t>
-      </w:r>
-    </w:p>
-    <w:p>
-      <w:r>
-        <w:t>El material propone una ruta secuencial que inicia con búsquedas especializadas en bases de datos. Continúa con el cruce de va</w:t>
-      </w:r>
-      <w:r>
-        <w:t>riables, la documentación en fichas de caracterización, la validación de resultados y el almacenamiento de la información en repositorios institucionales para su consulta, actualización y aprovechamiento.</w:t>
+        <w:t>Tras consolidar los fundamentos teóricos y la planeación metodológica, este componente formativo aborda la ejecución operativa y analítica del ciclo de vigilancia e inteligencia organizacional. En esta etapa, el aprendiz aplica estrategias avanzadas de recuperación de información mediante ecuaciones de búsqueda, operadores booleanos, criterios de filtrado y técnicas de extracción estructurada. Estas herramientas permiten obtener datos pertinentes, confiables y con valor técnico y científico.</w:t>
+      </w:r>
+    </w:p>
+    <w:p>
+      <w:r>
+        <w:t>La ejecución rigurosa de estas actividades contribuye a reducir la infoxicación y a fortalecer la calidad de los hallazgos. El propósito es disponer de información validada por expertos que facilite la interpretación de cambios tecnológicos, comerciales y competitivos. De esta manera, el procesamiento y análisis de la información estratégica favorecen la gestión del conocimiento organizacional y la formulación de recomendaciones que reduzcan la incertidumbre en la toma de decisiones gerenciales.</w:t>
+      </w:r>
+    </w:p>
+    <w:p>
+      <w:r>
+        <w:t>El material propone una ruta secuencial que inicia con búsquedas especializadas en bases de datos. Continúa con el cruce de variables, la documentación en fichas de caracterización, la validación de resultados y el almacenamiento de la información en repositorios institucionales para su consulta, actualización y aprovechamiento.</w:t>
       </w:r>
     </w:p>
     <w:p>
@@ -2095,10 +2080,7 @@
       <w:bookmarkStart w:id="1" w:name="_Toc239080414"/>
       <w:r>
         <w:lastRenderedPageBreak/>
-        <w:t>Ejecución de búsquedas y recuperación de informac</w:t>
-      </w:r>
-      <w:r>
-        <w:t>ión</w:t>
+        <w:t>Ejecución de búsquedas y recuperación de información</w:t>
       </w:r>
       <w:bookmarkEnd w:id="1"/>
     </w:p>
@@ -2113,19 +2095,13 @@
       </w:pPr>
       <w:bookmarkStart w:id="2" w:name="_Toc239080415"/>
       <w:r>
-        <w:t>Dise</w:t>
-      </w:r>
-      <w:r>
-        <w:t>ño de ecuaciones de búsqueda: traducción de conceptos técnicos</w:t>
+        <w:t>Diseño de ecuaciones de búsqueda: traducción de conceptos técnicos</w:t>
       </w:r>
       <w:bookmarkEnd w:id="2"/>
     </w:p>
     <w:p>
       <w:r>
-        <w:t>El diseño de ecuaciones de búsqueda transforma las necesidades estratégicas en cadenas lógicas que indican a la base de datos qué términos recuperar, dónde localizarlos y cómo relacionarlos. El</w:t>
-      </w:r>
-      <w:r>
-        <w:t xml:space="preserve"> proceso parte de las palabras clave definidas previamente en la Ficha de </w:t>
+        <w:t xml:space="preserve">El diseño de ecuaciones de búsqueda transforma las necesidades estratégicas en cadenas lógicas que indican a la base de datos qué términos recuperar, dónde localizarlos y cómo relacionarlos. El proceso parte de las palabras clave definidas previamente en la Ficha de </w:t>
       </w:r>
       <w:r>
         <w:t>r</w:t>
@@ -2205,10 +2181,7 @@
         <w:t>Traducir los conceptos.</w:t>
       </w:r>
       <w:r>
-        <w:t xml:space="preserve"> Las palabras clave se convierten en términos técnicos utilizados en la literatura cientí</w:t>
-      </w:r>
-      <w:r>
-        <w:t>fica, tecnológica o comercial.</w:t>
+        <w:t xml:space="preserve"> Las palabras clave se convierten en términos técnicos utilizados en la literatura científica, tecnológica o comercial.</w:t>
       </w:r>
     </w:p>
     <w:p>
@@ -2246,10 +2219,7 @@
         <w:t>Construir la matriz de términos.</w:t>
       </w:r>
       <w:r>
-        <w:t xml:space="preserve"> Las variantes identificadas se organizan en una estructura que serv</w:t>
-      </w:r>
-      <w:r>
-        <w:t>irá como base para formular la ecuación de búsqueda.</w:t>
+        <w:t xml:space="preserve"> Las variantes identificadas se organizan en una estructura que servirá como base para formular la ecuación de búsqueda.</w:t>
       </w:r>
     </w:p>
     <w:p>
@@ -2262,7 +2232,7 @@
         <w:pStyle w:val="Ttulo4"/>
         <w:numPr>
           <w:ilvl w:val="0"/>
-          <w:numId w:val="36"/>
+          <w:numId w:val="21"/>
         </w:numPr>
         <w:ind w:left="709"/>
       </w:pPr>
@@ -2272,13 +2242,7 @@
     </w:p>
     <w:p>
       <w:r>
-        <w:t>S</w:t>
-      </w:r>
-      <w:r>
-        <w:t>on palabras diferentes que representan un mismo concepto. Su incorporación evita que la búsqueda excluya doc</w:t>
-      </w:r>
-      <w:r>
-        <w:t>umentos relevantes. Algunos ejemplos son:</w:t>
+        <w:t>Son palabras diferentes que representan un mismo concepto. Su incorporación evita que la búsqueda excluya documentos relevantes. Algunos ejemplos son:</w:t>
       </w:r>
     </w:p>
     <w:p>
@@ -2299,7 +2263,7 @@
         <w:pStyle w:val="Ttulo4"/>
         <w:numPr>
           <w:ilvl w:val="0"/>
-          <w:numId w:val="36"/>
+          <w:numId w:val="21"/>
         </w:numPr>
         <w:ind w:left="709"/>
       </w:pPr>
@@ -2309,13 +2273,7 @@
     </w:p>
     <w:p>
       <w:r>
-        <w:t>S</w:t>
-      </w:r>
-      <w:r>
-        <w:t>on formas abreviadas utilizadas frecuentemente en la literatura científica y tecnológica. Deben incluirse junto con su denominació</w:t>
-      </w:r>
-      <w:r>
-        <w:t>n completa. A continuación, se presentan algunos ejemplos:</w:t>
+        <w:t>Son formas abreviadas utilizadas frecuentemente en la literatura científica y tecnológica. Deben incluirse junto con su denominación completa. A continuación, se presentan algunos ejemplos:</w:t>
       </w:r>
     </w:p>
     <w:p>
@@ -2371,7 +2329,7 @@
         <w:pStyle w:val="Ttulo4"/>
         <w:numPr>
           <w:ilvl w:val="0"/>
-          <w:numId w:val="36"/>
+          <w:numId w:val="21"/>
         </w:numPr>
         <w:ind w:left="709"/>
       </w:pPr>
@@ -2381,13 +2339,7 @@
     </w:p>
     <w:p>
       <w:r>
-        <w:t>P</w:t>
-      </w:r>
-      <w:r>
-        <w:t xml:space="preserve">ermiten recuperar </w:t>
-      </w:r>
-      <w:r>
-        <w:t>documentos publicados en otros idiomas, especialmente en inglés, por su predominio en la producción científica y tecnológica. Seguidamente, se presentan algunos ejemplos:</w:t>
+        <w:t>Permiten recuperar documentos publicados en otros idiomas, especialmente en inglés, por su predominio en la producción científica y tecnológica. Seguidamente, se presentan algunos ejemplos:</w:t>
       </w:r>
     </w:p>
     <w:p>
@@ -2416,7 +2368,7 @@
         <w:pStyle w:val="Ttulo4"/>
         <w:numPr>
           <w:ilvl w:val="0"/>
-          <w:numId w:val="36"/>
+          <w:numId w:val="21"/>
         </w:numPr>
         <w:ind w:left="709"/>
       </w:pPr>
@@ -2426,13 +2378,7 @@
     </w:p>
     <w:p>
       <w:r>
-        <w:t>C</w:t>
-      </w:r>
-      <w:r>
-        <w:t>orresponden a dif</w:t>
-      </w:r>
-      <w:r>
-        <w:t>erencias de escritura asociadas con las variedades de una lengua. Algunos ejemplos son:</w:t>
+        <w:t>Corresponden a diferencias de escritura asociadas con las variedades de una lengua. Algunos ejemplos son:</w:t>
       </w:r>
     </w:p>
     <w:p>
@@ -2470,7 +2416,7 @@
         <w:pStyle w:val="Ttulo4"/>
         <w:numPr>
           <w:ilvl w:val="0"/>
-          <w:numId w:val="36"/>
+          <w:numId w:val="21"/>
         </w:numPr>
         <w:ind w:left="709"/>
       </w:pPr>
@@ -2480,13 +2426,7 @@
     </w:p>
     <w:p>
       <w:r>
-        <w:t>O</w:t>
-      </w:r>
-      <w:r>
-        <w:t>rganiza las variantes de cada concepto antes de formular la ecuac</w:t>
-      </w:r>
-      <w:r>
-        <w:t>ión de búsqueda. A continuación, se presenta un ejemplo:</w:t>
+        <w:t>Organiza las variantes de cada concepto antes de formular la ecuación de búsqueda. A continuación, se presenta un ejemplo:</w:t>
       </w:r>
     </w:p>
     <w:p>
@@ -2818,10 +2758,7 @@
     </w:p>
     <w:p>
       <w:r>
-        <w:t>Las palabras clave se relacionan mediante</w:t>
-      </w:r>
-      <w:r>
-        <w:t xml:space="preserve"> operadores booleanos, basados en el álgebra de George Boole. Estos conectores deben escribirse en mayúsculas sostenidas para orientar al algoritmo de búsqueda. A continuación, se describen los elementos que estructuran una ecuación de búsqueda:</w:t>
+        <w:t>Las palabras clave se relacionan mediante operadores booleanos, basados en el álgebra de George Boole. Estos conectores deben escribirse en mayúsculas sostenidas para orientar al algoritmo de búsqueda. A continuación, se describen los elementos que estructuran una ecuación de búsqueda:</w:t>
       </w:r>
     </w:p>
     <w:p>
@@ -2829,7 +2766,7 @@
         <w:pStyle w:val="Listaconvietas"/>
         <w:numPr>
           <w:ilvl w:val="0"/>
-          <w:numId w:val="34"/>
+          <w:numId w:val="19"/>
         </w:numPr>
         <w:ind w:left="709"/>
       </w:pPr>
@@ -2840,10 +2777,7 @@
         <w:t>Operador AND (Intersección).</w:t>
       </w:r>
       <w:r>
-        <w:t xml:space="preserve"> Exige que todos los términos conectados estén presentes simultáneamente en el mismo documento. Se utiliza para reducir y especificar la búsqueda. Si se busca innovación AND sostenibilidad, el algoritmo descartará cualquier text</w:t>
-      </w:r>
-      <w:r>
-        <w:t xml:space="preserve">o que mencione solo uno de los dos términos. </w:t>
+        <w:t xml:space="preserve"> Exige que todos los términos conectados estén presentes simultáneamente en el mismo documento. Se utiliza para reducir y especificar la búsqueda. Si se busca innovación AND sostenibilidad, el algoritmo descartará cualquier texto que mencione solo uno de los dos términos. </w:t>
       </w:r>
     </w:p>
     <w:p>
@@ -2851,7 +2785,7 @@
         <w:pStyle w:val="Listaconvietas"/>
         <w:numPr>
           <w:ilvl w:val="0"/>
-          <w:numId w:val="34"/>
+          <w:numId w:val="19"/>
         </w:numPr>
         <w:ind w:left="709"/>
       </w:pPr>
@@ -2862,10 +2796,7 @@
         <w:t>Operador OR (Unión).</w:t>
       </w:r>
       <w:r>
-        <w:t xml:space="preserve"> Indica que al menos uno de los términos debe aparecer en el documento. Se utiliza para agrupar sinónimos y ampliar la búsqueda. Al ingresar competitividad OR productividad, el sistema recup</w:t>
-      </w:r>
-      <w:r>
-        <w:t>erará documentos que contengan el primer término, el segundo, o ambos.</w:t>
+        <w:t xml:space="preserve"> Indica que al menos uno de los términos debe aparecer en el documento. Se utiliza para agrupar sinónimos y ampliar la búsqueda. Al ingresar competitividad OR productividad, el sistema recuperará documentos que contengan el primer término, el segundo, o ambos.</w:t>
       </w:r>
     </w:p>
     <w:p>
@@ -2873,7 +2804,7 @@
         <w:pStyle w:val="Listaconvietas"/>
         <w:numPr>
           <w:ilvl w:val="0"/>
-          <w:numId w:val="34"/>
+          <w:numId w:val="19"/>
         </w:numPr>
         <w:ind w:left="709"/>
       </w:pPr>
@@ -2891,10 +2822,7 @@
         <w:t>i</w:t>
       </w:r>
       <w:r>
-        <w:t xml:space="preserve"> se investiga la construcción de muro</w:t>
-      </w:r>
-      <w:r>
-        <w:t xml:space="preserve">s con adobe; pero la base de datos arroja resultados sobre el </w:t>
+        <w:t xml:space="preserve"> se investiga la construcción de muros con adobe; pero la base de datos arroja resultados sobre el </w:t>
       </w:r>
       <w:r>
         <w:rPr>
@@ -2926,10 +2854,7 @@
         <w:jc w:val="left"/>
       </w:pPr>
       <w:r>
-        <w:t>Ejemplo de</w:t>
-      </w:r>
-      <w:r>
-        <w:t xml:space="preserve"> búsqueda empleando operadores, uso de comillas y paréntesis</w:t>
+        <w:t>Ejemplo de búsqueda empleando operadores, uso de comillas y paréntesis</w:t>
       </w:r>
     </w:p>
     <w:p>
@@ -2996,7 +2921,7 @@
         <w:pStyle w:val="Ttulo4"/>
         <w:numPr>
           <w:ilvl w:val="0"/>
-          <w:numId w:val="36"/>
+          <w:numId w:val="21"/>
         </w:numPr>
         <w:ind w:left="709"/>
       </w:pPr>
@@ -3006,13 +2931,7 @@
     </w:p>
     <w:p>
       <w:r>
-        <w:t>L</w:t>
-      </w:r>
-      <w:r>
-        <w:t>os comandos de truncamiento recuperan diferentes variaciones de una palabra. El asterisco sustituye una cadena de caracteres. A continuación, se presenta u</w:t>
-      </w:r>
-      <w:r>
-        <w:t>n ejemplo:</w:t>
+        <w:t>Los comandos de truncamiento recuperan diferentes variaciones de una palabra. El asterisco sustituye una cadena de caracteres. A continuación, se presenta un ejemplo:</w:t>
       </w:r>
     </w:p>
     <w:p>
@@ -3020,7 +2939,7 @@
         <w:pStyle w:val="Listaconvietas"/>
         <w:numPr>
           <w:ilvl w:val="2"/>
-          <w:numId w:val="35"/>
+          <w:numId w:val="20"/>
         </w:numPr>
         <w:ind w:left="993"/>
       </w:pPr>
@@ -3040,7 +2959,7 @@
         <w:pStyle w:val="Prrafodelista"/>
         <w:numPr>
           <w:ilvl w:val="2"/>
-          <w:numId w:val="35"/>
+          <w:numId w:val="20"/>
         </w:numPr>
         <w:ind w:left="993"/>
       </w:pPr>
@@ -3053,7 +2972,7 @@
         <w:pStyle w:val="Listaconvietas"/>
         <w:numPr>
           <w:ilvl w:val="2"/>
-          <w:numId w:val="35"/>
+          <w:numId w:val="20"/>
         </w:numPr>
         <w:ind w:left="993"/>
       </w:pPr>
@@ -3064,14 +2983,7 @@
           <w:bCs/>
         </w:rPr>
         <w:lastRenderedPageBreak/>
-        <w:t>w</w:t>
-      </w:r>
-      <w:r>
-        <w:rPr>
-          <w:b/>
-          <w:bCs/>
-        </w:rPr>
-        <w:t>om?n</w:t>
+        <w:t>wom?n</w:t>
       </w:r>
       <w:proofErr w:type="gramEnd"/>
       <w:r>
@@ -3093,10 +3005,7 @@
         <w:t>women</w:t>
       </w:r>
       <w:r>
-        <w:t>, según las reglas de la base de datos</w:t>
-      </w:r>
-      <w:r>
-        <w:t>.</w:t>
+        <w:t>, según las reglas de la base de datos.</w:t>
       </w:r>
     </w:p>
     <w:p>
@@ -3104,7 +3013,7 @@
         <w:pStyle w:val="Ttulo4"/>
         <w:numPr>
           <w:ilvl w:val="0"/>
-          <w:numId w:val="35"/>
+          <w:numId w:val="20"/>
         </w:numPr>
       </w:pPr>
       <w:r>
@@ -3113,18 +3022,12 @@
     </w:p>
     <w:p>
       <w:r>
-        <w:t>L</w:t>
-      </w:r>
-      <w:r>
-        <w:t>as comillas obligan a recuperar una frase exacta y conservan el orden de las palabras. Ejemplo: “comercio electrónico”.</w:t>
-      </w:r>
-    </w:p>
-    <w:p>
-      <w:r>
-        <w:t>Sin comillas, ambos términos podrían aparecer separados dentro del documento. Con comillas, la base de datos recupera</w:t>
-      </w:r>
-      <w:r>
-        <w:t xml:space="preserve"> la expresión completa.</w:t>
+        <w:t>Las comillas obligan a recuperar una frase exacta y conservan el orden de las palabras. Ejemplo: “comercio electrónico”.</w:t>
+      </w:r>
+    </w:p>
+    <w:p>
+      <w:r>
+        <w:t>Sin comillas, ambos términos podrían aparecer separados dentro del documento. Con comillas, la base de datos recupera la expresión completa.</w:t>
       </w:r>
     </w:p>
     <w:p>
@@ -3132,7 +3035,7 @@
         <w:pStyle w:val="Ttulo4"/>
         <w:numPr>
           <w:ilvl w:val="3"/>
-          <w:numId w:val="37"/>
+          <w:numId w:val="22"/>
         </w:numPr>
         <w:ind w:left="709"/>
       </w:pPr>
@@ -3142,10 +3045,7 @@
     </w:p>
     <w:p>
       <w:r>
-        <w:t xml:space="preserve"> </w:t>
-      </w:r>
-      <w:r>
-        <w:t xml:space="preserve">Los paréntesis agrupan términos y establecen el orden de las operaciones lógicas dentro de la ecuación. </w:t>
+        <w:t xml:space="preserve"> Los paréntesis agrupan términos y establecen el orden de las operaciones lógicas dentro de la ecuación. </w:t>
       </w:r>
     </w:p>
     <w:p>
@@ -3171,18 +3071,12 @@
     </w:p>
     <w:p>
       <w:r>
-        <w:t>El primer grup</w:t>
-      </w:r>
-      <w:r>
-        <w:t>o reúne expresiones equivalentes y el segundo incorpora términos relacionados con la seguridad.</w:t>
-      </w:r>
-    </w:p>
-    <w:p>
-      <w:r>
-        <w:t>Una ecuación mal estructurada puede generar resultados irrelevantes. El siguiente video aborda operadores booleanos, comodines, comillas y paréntesis para formu</w:t>
-      </w:r>
-      <w:r>
-        <w:t>lar búsquedas especializadas. Ingrese al recurso y construya una ecuación aplicada a una necesidad organizacional.</w:t>
+        <w:t>El primer grupo reúne expresiones equivalentes y el segundo incorpora términos relacionados con la seguridad.</w:t>
+      </w:r>
+    </w:p>
+    <w:p>
+      <w:r>
+        <w:t>Una ecuación mal estructurada puede generar resultados irrelevantes. El siguiente video aborda operadores booleanos, comodines, comillas y paréntesis para formular búsquedas especializadas. Ingrese al recurso y construya una ecuación aplicada a una necesidad organizacional.</w:t>
       </w:r>
     </w:p>
     <w:p/>
@@ -3291,7 +3185,13 @@
               <w:rPr>
                 <w:b/>
               </w:rPr>
-              <w:t>Transcripción del video. Buscar con precisión: operadores y sintaxis para ecuaciones de búsqueda</w:t>
+              <w:t>Síntesis</w:t>
+            </w:r>
+            <w:r>
+              <w:rPr>
+                <w:b/>
+              </w:rPr>
+              <w:t xml:space="preserve"> del video. Buscar con precisión: operadores y sintaxis para ecuaciones de búsqueda</w:t>
             </w:r>
           </w:p>
         </w:tc>
@@ -3303,217 +3203,37 @@
           </w:tcPr>
           <w:p>
             <w:r>
-              <w:t>Buscar con precisión: operadores y sintaxis para ecuaciones de búsqueda. A diferencia de una búsqueda cotidiana en internet, las bases de datos científicas, tecnológicas o de patentes requieren que los términos de búsqueda se relacionen mediante una estructura lógica para obtener resultados más precisos.</w:t>
+              <w:t xml:space="preserve">Buscar con precisión: </w:t>
+            </w:r>
+            <w:r>
+              <w:t>enseña a construir consultas lógicas efectivas para recuperar información precisa en bases de datos científicas, tecnológicas y de patentes. A diferencia de las búsquedas cotidianas en la web, los sistemas especializados requieren estructurar los conceptos mediante operaciones lógicas que delimiten o amplíen los resultados según las necesidades del investigador.</w:t>
             </w:r>
           </w:p>
           <w:p>
             <w:r>
-              <w:t>Para establecer estas relaciones se utilizan los operadores booleanos. Los principales son el operador de intersección AND, el operador de unión OR y el operador de exclusión NOT. Estos se escriben en mayúsculas sostenidas para diferenciarlos de los términos de búsqueda.</w:t>
-            </w:r>
-          </w:p>
-          <w:p/>
-          <w:p>
+              <w:t xml:space="preserve">El núcleo de este método reside en el uso de los operadores booleanos, los cuales siempre deben escribirse en mayúsculas sostenidas para distinguirse del texto de búsqueda. El operador AND une conceptos obligatorios y reduce los resultados al exigir que todos estén presentes en el documento; OR agrupa sinónimos o palabras </w:t>
+            </w:r>
             <w:r>
               <w:lastRenderedPageBreak/>
-              <w:t xml:space="preserve">El operador de intersección AND (equivalente a "Y") exige que todos los términos conectados se encuentren en el mismo documento. Su función es reducir los resultados y hacer la búsqueda más específica. Por ejemplo, la ecuación innovación AND sostenibilidad recupera únicamente documentos que contienen ambos conceptos; los resultados que incluyen solo </w:t>
-            </w:r>
-            <w:r>
-              <w:t>uno de ellos queda</w:t>
-            </w:r>
-            <w:r>
-              <w:t xml:space="preserve"> </w:t>
-            </w:r>
-            <w:r>
-              <w:t>excluido</w:t>
-            </w:r>
-            <w:r>
-              <w:t>.</w:t>
+              <w:t>equivalentes para expandir la consulta; y NOT excluye términos no deseados para eliminar ruido informativo, aunque exige precaución para no descartar datos valiosos.</w:t>
             </w:r>
           </w:p>
           <w:p>
             <w:r>
-              <w:t>El operador de unión OR (equivalente a "O") indica que el documento puede contener uno de los términos o ambos. Se utiliza principalmente para agrupar sinónimos, traducciones o expresiones equivalentes. Por ejemplo, la ecuación competitividad OR productividad amplía la búsqueda al recuperar documentos que contienen cualquiera de estos dos conceptos.</w:t>
+              <w:t xml:space="preserve">Para dar mayor solidez a la consulta, se emplean símbolos de sintaxis y comodines. El asterisco (*) reemplaza las terminaciones de las palabras para abarcar sus variantes gramaticales, mientras que el signo de interrogación (?) sustituye un carácter individual. Por su parte, las comillas (" ") aseguran la localización de frases exactas, y los paréntesis </w:t>
+            </w:r>
+            <w:proofErr w:type="gramStart"/>
+            <w:r>
+              <w:t>(( )</w:t>
+            </w:r>
+            <w:proofErr w:type="gramEnd"/>
+            <w:r>
+              <w:t>) ordenan la prioridad de las operaciones lógicas, agrupando sinónimos y conceptos relacionados.</w:t>
             </w:r>
           </w:p>
           <w:p>
             <w:r>
-              <w:t>El operador de exclusión NOT (equivalente a "NO") permite descartar un término. Su función es reducir resultados asociados con significados diferentes o información ajena al tema investigado. Aunque este operador reduce el ruido informativo, debe aplicarse con cuidado: una exclusión demasiado amplia podría eliminar documentos útiles.</w:t>
-            </w:r>
-          </w:p>
-          <w:p>
-            <w:r>
-              <w:t xml:space="preserve">Las ecuaciones también pueden incorporar comandos de truncamiento o comodines. El asterisco (*) sustituye diferentes terminaciones de una palabra; por ejemplo, al utilizar </w:t>
-            </w:r>
-            <w:proofErr w:type="spellStart"/>
-            <w:r>
-              <w:t>sostenibil</w:t>
-            </w:r>
-            <w:proofErr w:type="spellEnd"/>
-            <w:r>
-              <w:t>*, la base de datos puede recuperar sostenible, sostenibilidad y sostenibles. Este recurso evita escribir por separado cada variante.</w:t>
-            </w:r>
-          </w:p>
-          <w:p/>
-          <w:p>
-            <w:r>
-              <w:lastRenderedPageBreak/>
-              <w:t xml:space="preserve">El signo de interrogación (?) suele reemplazar un solo carácter; por ejemplo, </w:t>
-            </w:r>
-            <w:proofErr w:type="spellStart"/>
-            <w:proofErr w:type="gramStart"/>
-            <w:r>
-              <w:t>w?n</w:t>
-            </w:r>
-            <w:proofErr w:type="spellEnd"/>
-            <w:proofErr w:type="gramEnd"/>
-            <w:r>
-              <w:t xml:space="preserve"> puede recuperar las palabras </w:t>
-            </w:r>
-            <w:proofErr w:type="spellStart"/>
-            <w:r>
-              <w:t>woman</w:t>
-            </w:r>
-            <w:proofErr w:type="spellEnd"/>
-            <w:r>
-              <w:t xml:space="preserve"> y </w:t>
-            </w:r>
-            <w:proofErr w:type="spellStart"/>
-            <w:r>
-              <w:t>women</w:t>
-            </w:r>
-            <w:proofErr w:type="spellEnd"/>
-            <w:r>
-              <w:t>, según las reglas de la plataforma consultada.</w:t>
-            </w:r>
-          </w:p>
-          <w:p>
-            <w:r>
-              <w:t>Otro recurso importante corresponde al uso de comillas (""). Estas obligan a buscar una expresión exacta y conservan el orden de las palabras. Por su parte, los paréntesis () permiten agrupar términos y establecer el orden de las operaciones lógicas, funcionando de forma similar a las expresiones matemáticas.</w:t>
-            </w:r>
-          </w:p>
-          <w:p>
-            <w:r>
-              <w:t>Un ejemplo de ecuación básica es "comercio electrónico" OR e-</w:t>
-            </w:r>
-            <w:proofErr w:type="spellStart"/>
-            <w:r>
-              <w:t>commerce</w:t>
-            </w:r>
-            <w:proofErr w:type="spellEnd"/>
-            <w:r>
-              <w:t>. Si se desea relacionar este tema con la seguridad, la consulta puede formularse así:</w:t>
-            </w:r>
-            <w:r>
-              <w:t xml:space="preserve"> </w:t>
-            </w:r>
-            <w:r>
-              <w:t>("comercio electrónico" OR e-</w:t>
-            </w:r>
-            <w:proofErr w:type="spellStart"/>
-            <w:r>
-              <w:t>commerce</w:t>
-            </w:r>
-            <w:proofErr w:type="spellEnd"/>
-            <w:r>
-              <w:t>) AND (seguridad OR ciberseguridad)</w:t>
-            </w:r>
-            <w:r>
-              <w:t>.</w:t>
-            </w:r>
-          </w:p>
-          <w:p>
-            <w:r>
-              <w:t>En esta ecuación, los paréntesis agrupan conceptos equivalentes y el operador AND exige que los documentos relacionen ambos temas.</w:t>
-            </w:r>
-          </w:p>
-          <w:p>
-            <w:r>
-              <w:t xml:space="preserve">En una búsqueda más específica sobre WordPress y </w:t>
-            </w:r>
-            <w:proofErr w:type="spellStart"/>
-            <w:r>
-              <w:t>WooCommerce</w:t>
-            </w:r>
-            <w:proofErr w:type="spellEnd"/>
-            <w:r>
-              <w:t>, la ecuación puede combinar la plataforma, la seguridad y el rendimiento:</w:t>
-            </w:r>
-            <w:r>
-              <w:t xml:space="preserve"> </w:t>
-            </w:r>
-            <w:r>
-              <w:t>("WordPress" AND "</w:t>
-            </w:r>
-            <w:proofErr w:type="spellStart"/>
-            <w:r>
-              <w:t>WooCommerce</w:t>
-            </w:r>
-            <w:proofErr w:type="spellEnd"/>
-            <w:r>
-              <w:t>") AND (</w:t>
-            </w:r>
-            <w:proofErr w:type="spellStart"/>
-            <w:r>
-              <w:t>security</w:t>
-            </w:r>
-            <w:proofErr w:type="spellEnd"/>
-            <w:r>
-              <w:t xml:space="preserve"> OR </w:t>
-            </w:r>
-            <w:proofErr w:type="spellStart"/>
-            <w:r>
-              <w:t>vulnerability</w:t>
-            </w:r>
-            <w:proofErr w:type="spellEnd"/>
-            <w:r>
-              <w:t xml:space="preserve"> OR "</w:t>
-            </w:r>
-            <w:proofErr w:type="spellStart"/>
-            <w:r>
-              <w:t>cyber</w:t>
-            </w:r>
-            <w:proofErr w:type="spellEnd"/>
-            <w:r>
-              <w:t xml:space="preserve"> </w:t>
-            </w:r>
-            <w:proofErr w:type="spellStart"/>
-            <w:r>
-              <w:t>attack</w:t>
-            </w:r>
-            <w:proofErr w:type="spellEnd"/>
-            <w:r>
-              <w:t>") AND (</w:t>
-            </w:r>
-            <w:proofErr w:type="spellStart"/>
-            <w:r>
-              <w:t>optimist</w:t>
-            </w:r>
-            <w:proofErr w:type="spellEnd"/>
-            <w:r>
-              <w:t xml:space="preserve">* OR </w:t>
-            </w:r>
-            <w:proofErr w:type="spellStart"/>
-            <w:r>
-              <w:t>ance</w:t>
-            </w:r>
-            <w:proofErr w:type="spellEnd"/>
-            <w:r>
-              <w:t>* OR catch*)</w:t>
-            </w:r>
-            <w:r>
-              <w:t>.</w:t>
-            </w:r>
-          </w:p>
-          <w:p>
-            <w:r>
-              <w:t>En este ejemplo, las comillas conservan expresiones exactas, los asteriscos recuperan distintas terminaciones, los paréntesis agrupan conceptos y los operadores booleanos establecen la relación entre las variables.</w:t>
-            </w:r>
-          </w:p>
-          <w:p/>
-          <w:p>
-            <w:r>
-              <w:lastRenderedPageBreak/>
-              <w:t>Una ecuación de búsqueda bien diseñada reduce los resultados irrelevantes y facilita la recuperación de documentos con mayor pertinencia técnica. No obstante, debe ajustarse a la sintaxis de cada base de datos, ya que las reglas para operadores, comodines y campos de búsqueda pueden variar entre plataformas.</w:t>
+              <w:t>Finalmente, el contenido ejemplifica la combinación de estos elementos agrupando plataformas, riesgos y rendimiento en ecuaciones complejas mediante el uso adecuado de paréntesis y operadores. La estructuración rigurosa de una ecuación de búsqueda ahorra tiempo y garantiza la calidad técnica de los hallazgos, recordando siempre que es necesario adaptar la sintaxis final a las reglas específicas de cada base de datos.</w:t>
             </w:r>
           </w:p>
         </w:tc>
@@ -3532,13 +3252,7 @@
     </w:p>
     <w:p>
       <w:r>
-        <w:t>L</w:t>
-      </w:r>
-      <w:r>
-        <w:t>a recuperación de información avanza desde búsquedas exploratorias en fuentes generales hacia bases de datos especializadas que concentran evidencia técnica, científica y jurídica verificable. La transición se desarrolla mediante una secuencia de profundiz</w:t>
-      </w:r>
-      <w:r>
-        <w:t>ación y selección de fuentes.</w:t>
+        <w:t>La recuperación de información avanza desde búsquedas exploratorias en fuentes generales hacia bases de datos especializadas que concentran evidencia técnica, científica y jurídica verificable. La transición se desarrolla mediante una secuencia de profundización y selección de fuentes.</w:t>
       </w:r>
     </w:p>
     <w:p>
@@ -3554,6 +3268,7 @@
         <w:rPr>
           <w:b/>
         </w:rPr>
+        <w:lastRenderedPageBreak/>
         <w:t>Ejecutar búsquedas generales.</w:t>
       </w:r>
       <w:r>
@@ -3573,13 +3288,7 @@
         <w:rPr>
           <w:b/>
         </w:rPr>
-        <w:t>Extraer la información se</w:t>
-      </w:r>
-      <w:r>
-        <w:rPr>
-          <w:b/>
-        </w:rPr>
-        <w:t>milla.</w:t>
+        <w:t>Extraer la información semilla.</w:t>
       </w:r>
       <w:r>
         <w:t xml:space="preserve"> Los primeros resultados permiten seleccionar autores, documentos, empresas o patentes que sirven como punto de partida para continuar la búsqueda.</w:t>
@@ -3659,13 +3368,7 @@
         <w:ind w:left="1134"/>
       </w:pPr>
       <w:r>
-        <w:t>O</w:t>
-      </w:r>
-      <w:r>
-        <w:t xml:space="preserve">rganización Mundial de la </w:t>
-      </w:r>
-      <w:r>
-        <w:t>Propiedad Intelectual (WIPO): patentes.</w:t>
+        <w:t>Organización Mundial de la Propiedad Intelectual (WIPO): patentes.</w:t>
       </w:r>
     </w:p>
     <w:p>
@@ -3681,7 +3384,6 @@
         <w:rPr>
           <w:b/>
         </w:rPr>
-        <w:lastRenderedPageBreak/>
         <w:t>Ajustar las ecuaciones.</w:t>
       </w:r>
       <w:r>
@@ -3704,18 +3406,12 @@
         <w:t>Recuperar evidencia verificable.</w:t>
       </w:r>
       <w:r>
-        <w:t xml:space="preserve"> La búsqu</w:t>
-      </w:r>
-      <w:r>
-        <w:t>eda especializada permite separar la evidencia técnica y científica de las opiniones comerciales presentes en la red pública.</w:t>
-      </w:r>
-    </w:p>
-    <w:p>
-      <w:r>
-        <w:t>La transición progresiva fortalece la calidad de los hallazgos y concentra el análisis en fuentes pertinentes, especializadas y ve</w:t>
-      </w:r>
-      <w:r>
-        <w:t>rificables.</w:t>
+        <w:t xml:space="preserve"> La búsqueda especializada permite separar la evidencia técnica y científica de las opiniones comerciales presentes en la red pública.</w:t>
+      </w:r>
+    </w:p>
+    <w:p>
+      <w:r>
+        <w:t>La transición progresiva fortalece la calidad de los hallazgos y concentra el análisis en fuentes pertinentes, especializadas y verificables.</w:t>
       </w:r>
     </w:p>
     <w:p>
@@ -3730,10 +3426,11 @@
     </w:p>
     <w:p>
       <w:r>
-        <w:t>Aun aplicando operadores booleanos perfectos, una ecuación puede arrojar miles de resultados. Para reducir la captura a un volumen manejable y pertinente, se debe dominar la aplicació</w:t>
-      </w:r>
-      <w:r>
-        <w:t>n de criterios de filtrado mediante campos de metadatos. Los principales campos y filtros aplicados en la recuperación especializada son:</w:t>
+        <w:t xml:space="preserve">Aun aplicando operadores booleanos perfectos, una ecuación puede arrojar miles de resultados. Para reducir la captura a un volumen manejable y pertinente, se </w:t>
+      </w:r>
+      <w:r>
+        <w:lastRenderedPageBreak/>
+        <w:t>debe dominar la aplicación de criterios de filtrado mediante campos de metadatos. Los principales campos y filtros aplicados en la recuperación especializada son:</w:t>
       </w:r>
     </w:p>
     <w:p>
@@ -3741,7 +3438,7 @@
         <w:pStyle w:val="Ttulo4"/>
         <w:numPr>
           <w:ilvl w:val="3"/>
-          <w:numId w:val="38"/>
+          <w:numId w:val="23"/>
         </w:numPr>
         <w:ind w:left="709"/>
       </w:pPr>
@@ -3760,10 +3457,7 @@
     </w:p>
     <w:p>
       <w:r>
-        <w:t>O</w:t>
-      </w:r>
-      <w:r>
-        <w:t>bliga a que la palabra clave aparezca en el título del artículo.</w:t>
+        <w:t>Obliga a que la palabra clave aparezca en el título del artículo.</w:t>
       </w:r>
     </w:p>
     <w:p>
@@ -3771,7 +3465,7 @@
         <w:pStyle w:val="Ttulo4"/>
         <w:numPr>
           <w:ilvl w:val="3"/>
-          <w:numId w:val="39"/>
+          <w:numId w:val="24"/>
         </w:numPr>
         <w:ind w:left="709"/>
       </w:pPr>
@@ -3790,13 +3484,7 @@
     </w:p>
     <w:p>
       <w:r>
-        <w:t>L</w:t>
-      </w:r>
-      <w:r>
-        <w:t>imit</w:t>
-      </w:r>
-      <w:r>
-        <w:t>a la búsqueda al resumen. Si la tecnología buscada es verdaderamente el foco del documento, se mencionará en el resumen.</w:t>
+        <w:t>Limita la búsqueda al resumen. Si la tecnología buscada es verdaderamente el foco del documento, se mencionará en el resumen.</w:t>
       </w:r>
     </w:p>
     <w:p>
@@ -3804,7 +3492,7 @@
         <w:pStyle w:val="Ttulo4"/>
         <w:numPr>
           <w:ilvl w:val="3"/>
-          <w:numId w:val="40"/>
+          <w:numId w:val="25"/>
         </w:numPr>
         <w:ind w:left="709"/>
       </w:pPr>
@@ -3823,13 +3511,7 @@
     </w:p>
     <w:p>
       <w:r>
-        <w:t>E</w:t>
-      </w:r>
-      <w:r>
-        <w:t>l campo Autor (AU) permite rastrear la producción académica o científica de una persona investigadora reconocida</w:t>
-      </w:r>
-      <w:r>
-        <w:t xml:space="preserve"> o vinculada con el tema de interés.</w:t>
+        <w:t>El campo Autor (AU) permite rastrear la producción académica o científica de una persona investigadora reconocida o vinculada con el tema de interés.</w:t>
       </w:r>
     </w:p>
     <w:p>
@@ -3837,21 +3519,17 @@
         <w:pStyle w:val="Ttulo4"/>
         <w:numPr>
           <w:ilvl w:val="3"/>
-          <w:numId w:val="41"/>
+          <w:numId w:val="26"/>
         </w:numPr>
         <w:ind w:left="709"/>
       </w:pPr>
       <w:r>
-        <w:lastRenderedPageBreak/>
         <w:t xml:space="preserve">IN (Inventor). </w:t>
       </w:r>
     </w:p>
     <w:p>
       <w:r>
-        <w:t>E</w:t>
-      </w:r>
-      <w:r>
-        <w:t>l campo Inventor (IN) facilita la recuperación de patentes asociadas con una persona inventora, una empresa competidora o un desarrollo tecnológico específico.</w:t>
+        <w:t>El campo Inventor (IN) facilita la recuperación de patentes asociadas con una persona inventora, una empresa competidora o un desarrollo tecnológico específico.</w:t>
       </w:r>
     </w:p>
     <w:p>
@@ -3859,7 +3537,7 @@
         <w:pStyle w:val="Ttulo4"/>
         <w:numPr>
           <w:ilvl w:val="3"/>
-          <w:numId w:val="42"/>
+          <w:numId w:val="27"/>
         </w:numPr>
         <w:ind w:left="709"/>
       </w:pPr>
@@ -3869,13 +3547,7 @@
     </w:p>
     <w:p>
       <w:r>
-        <w:t>E</w:t>
-      </w:r>
-      <w:r>
-        <w:t>l filtro por fecha</w:t>
-      </w:r>
-      <w:r>
-        <w:t xml:space="preserve"> restringe los resultados a un periodo determinado. Su aplicación permite recuperar información actual y relacionada con el estado del arte. A continuación, se presenta un ejemplo:</w:t>
+        <w:t>El filtro por fecha restringe los resultados a un periodo determinado. Su aplicación permite recuperar información actual y relacionada con el estado del arte. A continuación, se presenta un ejemplo:</w:t>
       </w:r>
     </w:p>
     <w:p>
@@ -3892,18 +3564,13 @@
     </w:p>
     <w:p>
       <w:r>
-        <w:t>La combinación de ca</w:t>
-      </w:r>
-      <w:r>
-        <w:t xml:space="preserve">mpos de metadatos y filtros de fecha permite obtener un volumen manejable de información pertinente, actualizada y directamente relacionada con la necesidad de vigilancia estratégica. </w:t>
-      </w:r>
-    </w:p>
-    <w:p>
-      <w:r>
-        <w:t xml:space="preserve">El siguiente caso integra la traducción, construcción, especialización </w:t>
-      </w:r>
-      <w:r>
-        <w:t>y filtrado de una búsqueda:</w:t>
+        <w:t xml:space="preserve">La combinación de campos de metadatos y filtros de fecha permite obtener un volumen manejable de información pertinente, actualizada y directamente relacionada con la necesidad de vigilancia estratégica. </w:t>
+      </w:r>
+    </w:p>
+    <w:p>
+      <w:r>
+        <w:lastRenderedPageBreak/>
+        <w:t>El siguiente caso integra la traducción, construcción, especialización y filtrado de una búsqueda:</w:t>
       </w:r>
     </w:p>
     <w:p>
@@ -3911,7 +3578,7 @@
         <w:pStyle w:val="Ttulo5"/>
         <w:numPr>
           <w:ilvl w:val="3"/>
-          <w:numId w:val="43"/>
+          <w:numId w:val="28"/>
         </w:numPr>
         <w:ind w:left="709"/>
       </w:pPr>
@@ -3930,28 +3597,12 @@
     </w:p>
     <w:p>
       <w:r>
-        <w:t>P</w:t>
-      </w:r>
-      <w:r>
-        <w:t>ara contextualizar la aplicación técnica de estos saberes de proceso, se presenta el caso de Central Ferretera, empresa que desarrolla un proyecto de trans</w:t>
-      </w:r>
-      <w:r>
-        <w:t>formación digital basado en una plataforma de comercio electrónico integrada con WordPress y el complemento WooCommerce.</w:t>
-      </w:r>
-    </w:p>
-    <w:p>
-      <w:r>
-        <w:t>El equipo de vigilancia debe determinar cómo garantizar que esta arquitectura de código abierto sea segura para las transacciones finan</w:t>
-      </w:r>
-      <w:r>
-        <w:t xml:space="preserve">cieras y mantenga tiempos de carga adecuados frente a un inventario ferretero amplio. Para ello, el aprendiz, en el rol de vigía, ejecuta búsquedas especializadas orientadas a identificar soluciones </w:t>
-      </w:r>
-      <w:r>
-        <w:lastRenderedPageBreak/>
-        <w:t>arquitectónicas confiables y excluir artículos de blogs g</w:t>
-      </w:r>
-      <w:r>
-        <w:t>enéricos o tutoriales de baja calidad.</w:t>
+        <w:t>Para contextualizar la aplicación técnica de estos saberes de proceso, se presenta el caso de Central Ferretera, empresa que desarrolla un proyecto de transformación digital basado en una plataforma de comercio electrónico integrada con WordPress y el complemento WooCommerce.</w:t>
+      </w:r>
+    </w:p>
+    <w:p>
+      <w:r>
+        <w:t>El equipo de vigilancia debe determinar cómo garantizar que esta arquitectura de código abierto sea segura para las transacciones financieras y mantenga tiempos de carga adecuados frente a un inventario ferretero amplio. Para ello, el aprendiz, en el rol de vigía, ejecuta búsquedas especializadas orientadas a identificar soluciones arquitectónicas confiables y excluir artículos de blogs genéricos o tutoriales de baja calidad.</w:t>
       </w:r>
     </w:p>
     <w:p>
@@ -3986,13 +3637,7 @@
         <w:rPr>
           <w:rStyle w:val="Extranjerismo"/>
         </w:rPr>
-        <w:t>Pe</w:t>
-      </w:r>
-      <w:r>
-        <w:rPr>
-          <w:rStyle w:val="Extranjerismo"/>
-        </w:rPr>
-        <w:t>rformance, Caching, Optimization</w:t>
+        <w:t>Performance, Caching, Optimization</w:t>
       </w:r>
       <w:r>
         <w:t>). Se decide ejecutar la búsqueda en inglés, ya que la documentación técnica más avanzada en desarrollo web se encuentra en este idioma.</w:t>
@@ -4033,6 +3678,7 @@
         <w:ind w:left="1560"/>
       </w:pPr>
       <w:r>
+        <w:lastRenderedPageBreak/>
         <w:t>("WordPress" AND "WooCommerce") AND (</w:t>
       </w:r>
       <w:r>
@@ -4051,10 +3697,7 @@
         <w:t>cyber attack</w:t>
       </w:r>
       <w:r>
-        <w:t>") AND (optimiz* OR performanc* OR cach*</w:t>
-      </w:r>
-      <w:r>
-        <w:t>)</w:t>
+        <w:t>") AND (optimiz* OR performanc* OR cach*)</w:t>
       </w:r>
     </w:p>
     <w:p>
@@ -4067,10 +3710,7 @@
         <w:ind w:left="1276"/>
       </w:pPr>
       <w:r>
-        <w:t>U</w:t>
-      </w:r>
-      <w:r>
-        <w:t>so de comillas: asegura que el buscador no separe términos compuestos como "</w:t>
+        <w:t>Uso de comillas: asegura que el buscador no separe términos compuestos como "</w:t>
       </w:r>
       <w:r>
         <w:rPr>
@@ -4159,10 +3799,7 @@
         <w:ind w:left="1276"/>
       </w:pPr>
       <w:r>
-        <w:t xml:space="preserve">Uso de paréntesis: agrupa lógicamente la </w:t>
-      </w:r>
-      <w:r>
-        <w:t>plataforma, la seguridad y el rendimiento, obligando al operador AND a cruzar las tres dimensiones.</w:t>
+        <w:t>Uso de paréntesis: agrupa lógicamente la plataforma, la seguridad y el rendimiento, obligando al operador AND a cruzar las tres dimensiones.</w:t>
       </w:r>
     </w:p>
     <w:p>
@@ -4182,14 +3819,7 @@
         <w:t>Transición a búsquedas especializadas y filtrado estricto</w:t>
       </w:r>
       <w:r>
-        <w:t xml:space="preserve">: en lugar de ingresar esta ecuación en un buscador convencional, el aprendiz la ejecuta en Google </w:t>
-      </w:r>
-      <w:r>
-        <w:t xml:space="preserve">Scholar y bases de datos universitarias, aplicando filtros de metadatos estrictos: </w:t>
-      </w:r>
-      <w:r>
-        <w:lastRenderedPageBreak/>
-        <w:t xml:space="preserve">limita los resultados a documentos publicados entre 2024 y 2026, y exige que las palabras clave aparezcan únicamente en el Título (TI) o el Resumen (AB). </w:t>
+        <w:t xml:space="preserve">: en lugar de ingresar esta ecuación en un buscador convencional, el aprendiz la ejecuta en Google Scholar y bases de datos universitarias, aplicando filtros de metadatos estrictos: limita los resultados a documentos publicados entre 2024 y 2026, y exige que las palabras clave aparezcan únicamente en el Título (TI) o el Resumen (AB). </w:t>
       </w:r>
     </w:p>
     <w:p>
@@ -4197,40 +3827,28 @@
         <w:pStyle w:val="Ttulo5"/>
         <w:numPr>
           <w:ilvl w:val="6"/>
-          <w:numId w:val="47"/>
+          <w:numId w:val="32"/>
         </w:numPr>
         <w:ind w:left="709"/>
       </w:pPr>
       <w:r>
-        <w:t>Resultado estratég</w:t>
-      </w:r>
-      <w:r>
-        <w:t>ico:</w:t>
-      </w:r>
-    </w:p>
-    <w:p>
-      <w:r>
-        <w:t>L</w:t>
-      </w:r>
-      <w:r>
-        <w:t xml:space="preserve">a ecuación matemática filtra millones de páginas web y entrega </w:t>
+        <w:t>Resultado estratégico:</w:t>
+      </w:r>
+    </w:p>
+    <w:p>
+      <w:r>
+        <w:t xml:space="preserve">La ecuación matemática filtra millones de páginas web y entrega </w:t>
       </w:r>
       <w:r>
         <w:t>artículos científicos y reportes de ciberseguridad</w:t>
       </w:r>
       <w:r>
-        <w:t>. Entre estos hallazgos, el equipo identifica literatura verificada sobre las vulnerabilidades específicas de cierta</w:t>
-      </w:r>
-      <w:r>
-        <w:t>s pasarelas de pago al integrarse con WooCommerce y los mejores protocolos de mitigación de ataques de denegación de servicio (DDoS) para WordPress.</w:t>
-      </w:r>
-    </w:p>
-    <w:p>
-      <w:r>
-        <w:t>Esta información técnica, extraída gracias a una ecuación robusta, evita que Central Ferretera instale exte</w:t>
-      </w:r>
-      <w:r>
-        <w:t xml:space="preserve">nsiones o </w:t>
+        <w:t>. Entre estos hallazgos, el equipo identifica literatura verificada sobre las vulnerabilidades específicas de ciertas pasarelas de pago al integrarse con WooCommerce y los mejores protocolos de mitigación de ataques de denegación de servicio (DDoS) para WordPress.</w:t>
+      </w:r>
+    </w:p>
+    <w:p>
+      <w:r>
+        <w:t xml:space="preserve">Esta información técnica, extraída gracias a una ecuación robusta, evita que Central Ferretera instale extensiones o </w:t>
       </w:r>
       <w:r>
         <w:rPr>
@@ -4239,15 +3857,7 @@
         <w:t>plugins</w:t>
       </w:r>
       <w:r>
-        <w:t xml:space="preserve"> </w:t>
-      </w:r>
-      <w:r>
-        <w:t>obsoletos, garantizando que el despliegue del proyecto tecnológico se realice bajo estándares de seguridad informática de clase mundial.</w:t>
-      </w:r>
-    </w:p>
-    <w:p>
-      <w:r>
-        <w:br w:type="page"/>
+        <w:t xml:space="preserve"> obsoletos, garantizando que el despliegue del proyecto tecnológico se realice bajo estándares de seguridad informática de clase mundial.</w:t>
       </w:r>
     </w:p>
     <w:p>
@@ -4263,10 +3873,7 @@
     </w:p>
     <w:p>
       <w:r>
-        <w:t>Tras recuperar información en bases de datos es</w:t>
-      </w:r>
-      <w:r>
-        <w:t>pecializadas, el aprendiz transforma los datos dispersos en información estructurada mediante procesamiento, validación experta y almacenamiento documental, garantizando conocimiento confiable y accesible para la organización.</w:t>
+        <w:t>Tras recuperar información en bases de datos especializadas, el aprendiz transforma los datos dispersos en información estructurada mediante procesamiento, validación experta y almacenamiento documental, garantizando conocimiento confiable y accesible para la organización.</w:t>
       </w:r>
     </w:p>
     <w:p>
@@ -4275,19 +3882,13 @@
       </w:pPr>
       <w:bookmarkStart w:id="7" w:name="_Toc239080420"/>
       <w:r>
-        <w:t>Procesamiento de la informaci</w:t>
-      </w:r>
-      <w:r>
-        <w:t>ón: cruces estratégicos y fichas de caracterización</w:t>
+        <w:t>Procesamiento de la información: cruces estratégicos y fichas de caracterización</w:t>
       </w:r>
       <w:bookmarkEnd w:id="7"/>
     </w:p>
     <w:p>
       <w:r>
-        <w:t>El procesamiento limpia, normaliza y estructura los datos para facilitar su análisis. Luego, la información se registra en una ficha y los hallazgos se relacionan mediante cruces estratégicos (Malaver Rod</w:t>
-      </w:r>
-      <w:r>
-        <w:t>ríguez &amp; Vargas Pérez, 2007). El proceso se desarrolla de la siguiente manera:</w:t>
+        <w:t>El procesamiento limpia, normaliza y estructura los datos para facilitar su análisis. Luego, la información se registra en una ficha y los hallazgos se relacionan mediante cruces estratégicos (Malaver Rodríguez &amp; Vargas Pérez, 2007). El proceso se desarrolla de la siguiente manera:</w:t>
       </w:r>
     </w:p>
     <w:p>
@@ -4322,13 +3923,7 @@
         <w:rPr>
           <w:b/>
         </w:rPr>
-        <w:t>N</w:t>
-      </w:r>
-      <w:r>
-        <w:rPr>
-          <w:b/>
-        </w:rPr>
-        <w:t>ormalizar los datos.</w:t>
+        <w:t>Normalizar los datos.</w:t>
       </w:r>
       <w:r>
         <w:t xml:space="preserve"> La información procedente de patentes, artículos científicos e informes se organiza bajo criterios comunes que facilitan su comparación directa (Malaver Rodríguez &amp; Vargas Pérez, 2007).</w:t>
@@ -4350,10 +3945,7 @@
         <w:t>Estructurar los hallazgos.</w:t>
       </w:r>
       <w:r>
-        <w:t xml:space="preserve"> Los datos relevantes s</w:t>
-      </w:r>
-      <w:r>
-        <w:t>e registran de manera sistemática mediante la Ficha de Caracterización de Información Estratégica.</w:t>
+        <w:t xml:space="preserve"> Los datos relevantes se registran de manera sistemática mediante la Ficha de Caracterización de Información Estratégica.</w:t>
       </w:r>
     </w:p>
     <w:p>
@@ -4372,10 +3964,7 @@
         <w:t>Preparar el análisis.</w:t>
       </w:r>
       <w:r>
-        <w:t xml:space="preserve"> La información estructurada facilita la validación experta y la realización de cruces entre variables tecnológicas, normativas y comerc</w:t>
-      </w:r>
-      <w:r>
-        <w:t>iales.</w:t>
+        <w:t xml:space="preserve"> La información estructurada facilita la validación experta y la realización de cruces entre variables tecnológicas, normativas y comerciales.</w:t>
       </w:r>
     </w:p>
     <w:p>
@@ -4400,10 +3989,471 @@
     </w:p>
     <w:p>
       <w:r>
-        <w:t>E</w:t>
-      </w:r>
-      <w:r>
-        <w:t>sta sección relaciona el hallazgo con el proyecto de vigilancia y registra:</w:t>
+        <w:t>Esta sección relaciona el hallazgo con el proyecto de vigilancia y registra:</w:t>
+      </w:r>
+    </w:p>
+    <w:p>
+      <w:pPr>
+        <w:pStyle w:val="Listaconvietas"/>
+        <w:numPr>
+          <w:ilvl w:val="0"/>
+          <w:numId w:val="34"/>
+        </w:numPr>
+      </w:pPr>
+      <w:r>
+        <w:t>Nombre del proyecto o Factor Crítico de Vigilancia (FCV)</w:t>
+      </w:r>
+      <w:r>
+        <w:t>.</w:t>
+      </w:r>
+    </w:p>
+    <w:p>
+      <w:pPr>
+        <w:pStyle w:val="Listaconvietas"/>
+        <w:numPr>
+          <w:ilvl w:val="0"/>
+          <w:numId w:val="34"/>
+        </w:numPr>
+      </w:pPr>
+      <w:r>
+        <w:t>Identificador del documento</w:t>
+      </w:r>
+      <w:r>
+        <w:t>.</w:t>
+      </w:r>
+    </w:p>
+    <w:p>
+      <w:pPr>
+        <w:pStyle w:val="Listaconvietas"/>
+        <w:numPr>
+          <w:ilvl w:val="0"/>
+          <w:numId w:val="34"/>
+        </w:numPr>
+      </w:pPr>
+      <w:r>
+        <w:t>Fecha de caracterización</w:t>
+      </w:r>
+      <w:r>
+        <w:t>.</w:t>
+      </w:r>
+    </w:p>
+    <w:p>
+      <w:pPr>
+        <w:pStyle w:val="Listaconvietas"/>
+        <w:numPr>
+          <w:ilvl w:val="0"/>
+          <w:numId w:val="34"/>
+        </w:numPr>
+      </w:pPr>
+      <w:r>
+        <w:t>Analista o vigía responsable</w:t>
+      </w:r>
+      <w:r>
+        <w:t>.</w:t>
+      </w:r>
+    </w:p>
+    <w:p>
+      <w:pPr>
+        <w:pStyle w:val="Listaconvietas"/>
+        <w:numPr>
+          <w:ilvl w:val="0"/>
+          <w:numId w:val="34"/>
+        </w:numPr>
+      </w:pPr>
+      <w:r>
+        <w:t>Dimensión de vigilancia</w:t>
+      </w:r>
+      <w:r>
+        <w:t>.</w:t>
+      </w:r>
+    </w:p>
+    <w:p>
+      <w:pPr>
+        <w:pStyle w:val="Ttulo4"/>
+        <w:ind w:left="709"/>
+      </w:pPr>
+      <w:r>
+        <w:t>Metadatos de origen</w:t>
+      </w:r>
+    </w:p>
+    <w:p>
+      <w:r>
+        <w:t>Documenta la fuente exacta del hallazgo para garantizar su recuperación y verificabilidad:</w:t>
+      </w:r>
+    </w:p>
+    <w:p>
+      <w:pPr>
+        <w:pStyle w:val="Listaconvietas"/>
+        <w:numPr>
+          <w:ilvl w:val="0"/>
+          <w:numId w:val="35"/>
+        </w:numPr>
+      </w:pPr>
+      <w:r>
+        <w:t>Base de datos de procedencia</w:t>
+      </w:r>
+      <w:r>
+        <w:t>.</w:t>
+      </w:r>
+    </w:p>
+    <w:p>
+      <w:pPr>
+        <w:pStyle w:val="Listaconvietas"/>
+        <w:numPr>
+          <w:ilvl w:val="0"/>
+          <w:numId w:val="35"/>
+        </w:numPr>
+      </w:pPr>
+      <w:r>
+        <w:t>Título original</w:t>
+      </w:r>
+      <w:r>
+        <w:t>.</w:t>
+      </w:r>
+    </w:p>
+    <w:p>
+      <w:pPr>
+        <w:pStyle w:val="Listaconvietas"/>
+        <w:numPr>
+          <w:ilvl w:val="0"/>
+          <w:numId w:val="35"/>
+        </w:numPr>
+      </w:pPr>
+      <w:r>
+        <w:t>Autor o inventor</w:t>
+      </w:r>
+      <w:r>
+        <w:t>.</w:t>
+      </w:r>
+    </w:p>
+    <w:p>
+      <w:pPr>
+        <w:pStyle w:val="Listaconvietas"/>
+        <w:numPr>
+          <w:ilvl w:val="0"/>
+          <w:numId w:val="35"/>
+        </w:numPr>
+      </w:pPr>
+      <w:r>
+        <w:t>Institución o empresa</w:t>
+      </w:r>
+      <w:r>
+        <w:t>.</w:t>
+      </w:r>
+    </w:p>
+    <w:p>
+      <w:pPr>
+        <w:pStyle w:val="Listaconvietas"/>
+        <w:numPr>
+          <w:ilvl w:val="0"/>
+          <w:numId w:val="35"/>
+        </w:numPr>
+      </w:pPr>
+      <w:r>
+        <w:t>Año de publicación</w:t>
+      </w:r>
+      <w:r>
+        <w:t>.</w:t>
+      </w:r>
+    </w:p>
+    <w:p>
+      <w:pPr>
+        <w:pStyle w:val="Listaconvietas"/>
+        <w:numPr>
+          <w:ilvl w:val="0"/>
+          <w:numId w:val="35"/>
+        </w:numPr>
+      </w:pPr>
+      <w:r>
+        <w:t>Identificador de Objeto Digital (DOI) o dirección electrónica estable</w:t>
+      </w:r>
+      <w:r>
+        <w:t>.</w:t>
+      </w:r>
+    </w:p>
+    <w:p>
+      <w:pPr>
+        <w:pStyle w:val="Ttulo4"/>
+        <w:ind w:left="709"/>
+      </w:pPr>
+      <w:r>
+        <w:t>Núcleo tecnológico o comercial</w:t>
+      </w:r>
+    </w:p>
+    <w:p>
+      <w:r>
+        <w:t>Descripción técnica del hallazgo sin ambigüedades.</w:t>
+      </w:r>
+    </w:p>
+    <w:p>
+      <w:pPr>
+        <w:pStyle w:val="Ttulo4"/>
+        <w:ind w:left="709"/>
+      </w:pPr>
+      <w:r>
+        <w:t xml:space="preserve">Nivel de </w:t>
+      </w:r>
+      <w:r>
+        <w:t>m</w:t>
+      </w:r>
+      <w:r>
+        <w:t xml:space="preserve">adurez </w:t>
+      </w:r>
+      <w:r>
+        <w:t>t</w:t>
+      </w:r>
+      <w:r>
+        <w:t xml:space="preserve">ecnológica (TRL - </w:t>
+      </w:r>
+      <w:r>
+        <w:rPr>
+          <w:rStyle w:val="Extranjerismo"/>
+        </w:rPr>
+        <w:t xml:space="preserve">Technology </w:t>
+      </w:r>
+      <w:r>
+        <w:rPr>
+          <w:rStyle w:val="Extranjerismo"/>
+        </w:rPr>
+        <w:t>r</w:t>
+      </w:r>
+      <w:r>
+        <w:rPr>
+          <w:rStyle w:val="Extranjerismo"/>
+        </w:rPr>
+        <w:t xml:space="preserve">eadiness </w:t>
+      </w:r>
+      <w:r>
+        <w:rPr>
+          <w:rStyle w:val="Extranjerismo"/>
+        </w:rPr>
+        <w:t>l</w:t>
+      </w:r>
+      <w:r>
+        <w:rPr>
+          <w:rStyle w:val="Extranjerismo"/>
+        </w:rPr>
+        <w:t>evel</w:t>
+      </w:r>
+      <w:r>
+        <w:t>)</w:t>
+      </w:r>
+    </w:p>
+    <w:p>
+      <w:r>
+        <w:t xml:space="preserve"> Indicador que señala si el hallazgo es una idea conceptual, un prototipo de laboratorio o una tecnología lista para comercialización.</w:t>
+      </w:r>
+    </w:p>
+    <w:p>
+      <w:pPr>
+        <w:pStyle w:val="Ttulo4"/>
+        <w:ind w:left="709"/>
+      </w:pPr>
+      <w:r>
+        <w:lastRenderedPageBreak/>
+        <w:t>Validación y contextualización experta</w:t>
+      </w:r>
+    </w:p>
+    <w:p>
+      <w:r>
+        <w:t>Esta sección permite valorar la pertinencia del hallazgo para la organización mediante:</w:t>
+      </w:r>
+    </w:p>
+    <w:p>
+      <w:pPr>
+        <w:pStyle w:val="Prrafodelista"/>
+        <w:numPr>
+          <w:ilvl w:val="0"/>
+          <w:numId w:val="36"/>
+        </w:numPr>
+      </w:pPr>
+      <w:r>
+        <w:t>Contextualización local</w:t>
+      </w:r>
+      <w:r>
+        <w:t>.</w:t>
+      </w:r>
+    </w:p>
+    <w:p>
+      <w:pPr>
+        <w:pStyle w:val="Prrafodelista"/>
+        <w:numPr>
+          <w:ilvl w:val="0"/>
+          <w:numId w:val="36"/>
+        </w:numPr>
+      </w:pPr>
+      <w:r>
+        <w:t>Impacto potencial o riesgos</w:t>
+      </w:r>
+      <w:r>
+        <w:t>.</w:t>
+      </w:r>
+    </w:p>
+    <w:p>
+      <w:pPr>
+        <w:pStyle w:val="Prrafodelista"/>
+        <w:numPr>
+          <w:ilvl w:val="0"/>
+          <w:numId w:val="36"/>
+        </w:numPr>
+      </w:pPr>
+      <w:r>
+        <w:t>Veredicto del experto</w:t>
+      </w:r>
+      <w:r>
+        <w:t>.</w:t>
+      </w:r>
+    </w:p>
+    <w:p>
+      <w:pPr>
+        <w:pStyle w:val="Prrafodelista"/>
+        <w:numPr>
+          <w:ilvl w:val="0"/>
+          <w:numId w:val="36"/>
+        </w:numPr>
+      </w:pPr>
+      <w:r>
+        <w:t>Nombre del experto validador.</w:t>
+      </w:r>
+    </w:p>
+    <w:p>
+      <w:r>
+        <w:t>La ficha normaliza los hallazgos, documenta su procedencia y reúne la información necesaria para su posterior análisis y validación experta.</w:t>
+      </w:r>
+    </w:p>
+    <w:p>
+      <w:pPr>
+        <w:pStyle w:val="Ttulo4"/>
+        <w:ind w:left="709"/>
+      </w:pPr>
+      <w:r>
+        <w:t>Ficha de caracterización de información estratégica</w:t>
+      </w:r>
+    </w:p>
+    <w:p>
+      <w:r>
+        <w:t>Se invita a leer el documento</w:t>
+      </w:r>
+      <w:r>
+        <w:t xml:space="preserve"> </w:t>
+      </w:r>
+      <w:r>
+        <w:t>“Anexo_01_Ficha_Caracterizacion_Informacion”</w:t>
+      </w:r>
+      <w:r>
+        <w:t xml:space="preserve"> que se encuentra en la carpeta de ane</w:t>
+      </w:r>
+      <w:r>
+        <w:t>x</w:t>
+      </w:r>
+      <w:r>
+        <w:t>os</w:t>
+      </w:r>
+      <w:r>
+        <w:t>, donde se reconoce su estructura e identifica los campos requeridos para registrar, contextualizar y validar los hallazgos.</w:t>
+      </w:r>
+    </w:p>
+    <w:p>
+      <w:r>
+        <w:t>Una vez caracterizada la información, los cruces estratégicos relacionan hallazgos de distintas tipologías de vigilancia para identificar patrones, riesgos, oportunidades e inconsistencias en tres dimensiones:</w:t>
+      </w:r>
+    </w:p>
+    <w:p>
+      <w:pPr>
+        <w:pStyle w:val="Listaconvietas"/>
+        <w:numPr>
+          <w:ilvl w:val="0"/>
+          <w:numId w:val="37"/>
+        </w:numPr>
+      </w:pPr>
+      <w:r>
+        <w:rPr>
+          <w:b/>
+        </w:rPr>
+        <w:t>Dimensión tecnológica.</w:t>
+      </w:r>
+      <w:r>
+        <w:t xml:space="preserve"> Incluye innovaciones, patentes, materiales, procesos y desarrollos que pueden generar nuevas capacidades para la organización.</w:t>
+      </w:r>
+    </w:p>
+    <w:p>
+      <w:pPr>
+        <w:pStyle w:val="Listaconvietas"/>
+        <w:numPr>
+          <w:ilvl w:val="0"/>
+          <w:numId w:val="37"/>
+        </w:numPr>
+      </w:pPr>
+      <w:r>
+        <w:rPr>
+          <w:b/>
+        </w:rPr>
+        <w:t>Dimensión normativa o del entorno.</w:t>
+      </w:r>
+      <w:r>
+        <w:t xml:space="preserve"> Comprende leyes, regulaciones, políticas públicas y requisitos que pueden favorecer, limitar o impedir la implementación de una tecnología.</w:t>
+      </w:r>
+    </w:p>
+    <w:p>
+      <w:pPr>
+        <w:pStyle w:val="Listaconvietas"/>
+        <w:numPr>
+          <w:ilvl w:val="0"/>
+          <w:numId w:val="37"/>
+        </w:numPr>
+      </w:pPr>
+      <w:r>
+        <w:rPr>
+          <w:b/>
+        </w:rPr>
+        <w:t>Dimensión de mercado o competitiva.</w:t>
+      </w:r>
+      <w:r>
+        <w:t xml:space="preserve"> Integra información sobre demanda, clientes, exportaciones, tendencias y comportamiento de los competidores.</w:t>
+      </w:r>
+    </w:p>
+    <w:p>
+      <w:r>
+        <w:lastRenderedPageBreak/>
+        <w:t>El cruce estratégico supera el análisis descriptivo porque interpreta cada hallazgo en relación con otros factores del entorno. Esta lógica de pensamiento sistémico permite identificar relaciones que no serían evidentes al analizar los datos de manera aislada. Finalmente, se obtiene el resultado del cruce:</w:t>
+      </w:r>
+    </w:p>
+    <w:p>
+      <w:pPr>
+        <w:pStyle w:val="Ttulo5"/>
+        <w:numPr>
+          <w:ilvl w:val="6"/>
+          <w:numId w:val="32"/>
+        </w:numPr>
+        <w:ind w:left="709"/>
+      </w:pPr>
+      <w:r>
+        <w:t>Resultado del cruce</w:t>
+      </w:r>
+    </w:p>
+    <w:p>
+      <w:r>
+        <w:t>La triangulación de las dimensiones permite identificar inconsistencias, oportunidades emergentes, riesgos latentes, alertas tempranas y escenarios para la toma de decisiones.</w:t>
+      </w:r>
+    </w:p>
+    <w:p>
+      <w:r>
+        <w:t>El valor del cruce estratégico no se concentra en cada dato aislado, sino en la relación entre variables que inicialmente parecen independientes.</w:t>
+      </w:r>
+    </w:p>
+    <w:p>
+      <w:pPr>
+        <w:pStyle w:val="Ttulo2"/>
+      </w:pPr>
+      <w:bookmarkStart w:id="8" w:name="_Toc239080421"/>
+      <w:r>
+        <w:t>Validación de información: categorización, contextualización y análisis experto</w:t>
+      </w:r>
+      <w:bookmarkEnd w:id="8"/>
+    </w:p>
+    <w:p>
+      <w:r>
+        <w:t>La validación determina la calidad, pertinencia y aplicabilidad de la información antes de incorporarla al análisis estratégico y a la toma de decisiones organizacionales. El proceso comprende tres subprocesos que depuran y adaptan los hallazgos a las necesidades de la organización:</w:t>
       </w:r>
     </w:p>
     <w:p>
@@ -4413,16 +4463,34 @@
           <w:ilvl w:val="0"/>
           <w:numId w:val="12"/>
         </w:numPr>
-        <w:ind w:left="993"/>
-      </w:pPr>
-      <w:r>
-        <w:t xml:space="preserve">Nombre del proyecto o Factor </w:t>
-      </w:r>
-      <w:r>
-        <w:t>Crítico de Vigilancia (FCV)</w:t>
-      </w:r>
-      <w:r>
-        <w:t>.</w:t>
+        <w:ind w:left="709"/>
+      </w:pPr>
+      <w:r>
+        <w:rPr>
+          <w:b/>
+        </w:rPr>
+        <w:t>Categorización.</w:t>
+      </w:r>
+      <w:r>
+        <w:t xml:space="preserve"> Consiste en agrupar la información estructurada en clústeres o ejes temáticos según las necesidades de la empresa (ej. categorizar por "</w:t>
+      </w:r>
+      <w:r>
+        <w:rPr>
+          <w:rStyle w:val="Extranjerismo"/>
+        </w:rPr>
+        <w:t>Hardware</w:t>
+      </w:r>
+      <w:r>
+        <w:t>", "</w:t>
+      </w:r>
+      <w:r>
+        <w:rPr>
+          <w:rStyle w:val="Extranjerismo"/>
+        </w:rPr>
+        <w:t>Software</w:t>
+      </w:r>
+      <w:r>
+        <w:t>", "Logística" o "Normativa"). Esto facilita la distribución de la carga de lectura hacia los diferentes departamentos de la organización.</w:t>
       </w:r>
     </w:p>
     <w:p>
@@ -4432,13 +4500,17 @@
           <w:ilvl w:val="0"/>
           <w:numId w:val="12"/>
         </w:numPr>
-        <w:ind w:left="993"/>
-      </w:pPr>
-      <w:r>
-        <w:t>Identificador del documento</w:t>
-      </w:r>
-      <w:r>
-        <w:t>.</w:t>
+        <w:ind w:left="709"/>
+      </w:pPr>
+      <w:r>
+        <w:rPr>
+          <w:b/>
+        </w:rPr>
+        <w:lastRenderedPageBreak/>
+        <w:t>Contextualización.</w:t>
+      </w:r>
+      <w:r>
+        <w:t xml:space="preserve"> La contextualización adapta la información global a las condiciones reales de la organización y determina si cuenta con infraestructura, presupuesto y talento humano suficientes para implementar el hallazgo.</w:t>
       </w:r>
     </w:p>
     <w:p>
@@ -4448,573 +4520,6 @@
           <w:ilvl w:val="0"/>
           <w:numId w:val="12"/>
         </w:numPr>
-        <w:ind w:left="993"/>
-      </w:pPr>
-      <w:r>
-        <w:t>Fecha de caracterización</w:t>
-      </w:r>
-      <w:r>
-        <w:t>.</w:t>
-      </w:r>
-    </w:p>
-    <w:p>
-      <w:pPr>
-        <w:pStyle w:val="Listaconvietas"/>
-        <w:numPr>
-          <w:ilvl w:val="0"/>
-          <w:numId w:val="12"/>
-        </w:numPr>
-        <w:ind w:left="993"/>
-      </w:pPr>
-      <w:r>
-        <w:t>Analista o vigía responsable</w:t>
-      </w:r>
-      <w:r>
-        <w:t>.</w:t>
-      </w:r>
-    </w:p>
-    <w:p>
-      <w:pPr>
-        <w:pStyle w:val="Listaconvietas"/>
-        <w:numPr>
-          <w:ilvl w:val="0"/>
-          <w:numId w:val="12"/>
-        </w:numPr>
-        <w:ind w:left="993"/>
-      </w:pPr>
-      <w:r>
-        <w:t>Dimensión de vigilancia</w:t>
-      </w:r>
-      <w:r>
-        <w:t>.</w:t>
-      </w:r>
-    </w:p>
-    <w:p>
-      <w:pPr>
-        <w:pStyle w:val="Ttulo4"/>
-        <w:ind w:left="709"/>
-      </w:pPr>
-      <w:r>
-        <w:t>Metadatos de origen</w:t>
-      </w:r>
-    </w:p>
-    <w:p>
-      <w:r>
-        <w:t>D</w:t>
-      </w:r>
-      <w:r>
-        <w:t>ocumenta la fuente exacta del hallazgo para garantizar su recuperación y verificabilidad:</w:t>
-      </w:r>
-    </w:p>
-    <w:p>
-      <w:pPr>
-        <w:pStyle w:val="Listaconvietas"/>
-        <w:numPr>
-          <w:ilvl w:val="0"/>
-          <w:numId w:val="13"/>
-        </w:numPr>
-        <w:ind w:left="993"/>
-      </w:pPr>
-      <w:r>
-        <w:t>Base de dat</w:t>
-      </w:r>
-      <w:r>
-        <w:t>os de procedencia</w:t>
-      </w:r>
-      <w:r>
-        <w:t>.</w:t>
-      </w:r>
-    </w:p>
-    <w:p>
-      <w:pPr>
-        <w:pStyle w:val="Listaconvietas"/>
-        <w:numPr>
-          <w:ilvl w:val="0"/>
-          <w:numId w:val="13"/>
-        </w:numPr>
-        <w:ind w:left="993"/>
-      </w:pPr>
-      <w:r>
-        <w:t>Título original</w:t>
-      </w:r>
-      <w:r>
-        <w:t>.</w:t>
-      </w:r>
-    </w:p>
-    <w:p>
-      <w:pPr>
-        <w:pStyle w:val="Listaconvietas"/>
-        <w:numPr>
-          <w:ilvl w:val="0"/>
-          <w:numId w:val="13"/>
-        </w:numPr>
-        <w:ind w:left="993"/>
-      </w:pPr>
-      <w:r>
-        <w:t>Autor o inventor</w:t>
-      </w:r>
-      <w:r>
-        <w:t>.</w:t>
-      </w:r>
-    </w:p>
-    <w:p>
-      <w:pPr>
-        <w:pStyle w:val="Listaconvietas"/>
-        <w:numPr>
-          <w:ilvl w:val="0"/>
-          <w:numId w:val="13"/>
-        </w:numPr>
-        <w:ind w:left="993"/>
-      </w:pPr>
-      <w:r>
-        <w:t>Institución o empresa</w:t>
-      </w:r>
-      <w:r>
-        <w:t>.</w:t>
-      </w:r>
-    </w:p>
-    <w:p>
-      <w:pPr>
-        <w:pStyle w:val="Listaconvietas"/>
-        <w:numPr>
-          <w:ilvl w:val="0"/>
-          <w:numId w:val="13"/>
-        </w:numPr>
-        <w:ind w:left="993"/>
-      </w:pPr>
-      <w:r>
-        <w:t>Año de publicación</w:t>
-      </w:r>
-      <w:r>
-        <w:t>.</w:t>
-      </w:r>
-    </w:p>
-    <w:p>
-      <w:pPr>
-        <w:pStyle w:val="Listaconvietas"/>
-        <w:numPr>
-          <w:ilvl w:val="0"/>
-          <w:numId w:val="13"/>
-        </w:numPr>
-        <w:ind w:left="993"/>
-      </w:pPr>
-      <w:r>
-        <w:t>Identificador de Objeto Digital (DOI) o dirección electrónica estable</w:t>
-      </w:r>
-      <w:r>
-        <w:t>.</w:t>
-      </w:r>
-    </w:p>
-    <w:p>
-      <w:pPr>
-        <w:pStyle w:val="Ttulo4"/>
-        <w:ind w:left="709"/>
-      </w:pPr>
-      <w:r>
-        <w:t>Núcleo tecnológico o comercial</w:t>
-      </w:r>
-    </w:p>
-    <w:p>
-      <w:r>
-        <w:t>D</w:t>
-      </w:r>
-      <w:r>
-        <w:t>escripción técnica del hallazgo sin ambigüedades.</w:t>
-      </w:r>
-    </w:p>
-    <w:p>
-      <w:pPr>
-        <w:pStyle w:val="Ttulo4"/>
-        <w:ind w:left="709"/>
-      </w:pPr>
-      <w:r>
-        <w:t xml:space="preserve">Nivel de </w:t>
-      </w:r>
-      <w:r>
-        <w:t>m</w:t>
-      </w:r>
-      <w:r>
-        <w:t>ad</w:t>
-      </w:r>
-      <w:r>
-        <w:t xml:space="preserve">urez </w:t>
-      </w:r>
-      <w:r>
-        <w:t>t</w:t>
-      </w:r>
-      <w:r>
-        <w:t xml:space="preserve">ecnológica (TRL - </w:t>
-      </w:r>
-      <w:r>
-        <w:rPr>
-          <w:rStyle w:val="Extranjerismo"/>
-        </w:rPr>
-        <w:t xml:space="preserve">Technology </w:t>
-      </w:r>
-      <w:r>
-        <w:rPr>
-          <w:rStyle w:val="Extranjerismo"/>
-        </w:rPr>
-        <w:t>r</w:t>
-      </w:r>
-      <w:r>
-        <w:rPr>
-          <w:rStyle w:val="Extranjerismo"/>
-        </w:rPr>
-        <w:t xml:space="preserve">eadiness </w:t>
-      </w:r>
-      <w:r>
-        <w:rPr>
-          <w:rStyle w:val="Extranjerismo"/>
-        </w:rPr>
-        <w:t>l</w:t>
-      </w:r>
-      <w:r>
-        <w:rPr>
-          <w:rStyle w:val="Extranjerismo"/>
-        </w:rPr>
-        <w:t>evel</w:t>
-      </w:r>
-      <w:r>
-        <w:t>)</w:t>
-      </w:r>
-    </w:p>
-    <w:p>
-      <w:r>
-        <w:t xml:space="preserve"> </w:t>
-      </w:r>
-      <w:r>
-        <w:t>Indicador que señala si el hallazgo es una idea conceptual, un prototipo de laboratorio o una tecnología lista para comercialización.</w:t>
-      </w:r>
-    </w:p>
-    <w:p>
-      <w:pPr>
-        <w:pStyle w:val="Ttulo4"/>
-        <w:ind w:left="709"/>
-      </w:pPr>
-      <w:r>
-        <w:lastRenderedPageBreak/>
-        <w:t>Validación y contextualización experta</w:t>
-      </w:r>
-    </w:p>
-    <w:p>
-      <w:r>
-        <w:t>E</w:t>
-      </w:r>
-      <w:r>
-        <w:t>sta sección permite valorar l</w:t>
-      </w:r>
-      <w:r>
-        <w:t>a pertinencia del hallazgo para la organización mediante:</w:t>
-      </w:r>
-    </w:p>
-    <w:p>
-      <w:pPr>
-        <w:pStyle w:val="Prrafodelista"/>
-        <w:numPr>
-          <w:ilvl w:val="0"/>
-          <w:numId w:val="14"/>
-        </w:numPr>
-        <w:ind w:left="993"/>
-      </w:pPr>
-      <w:r>
-        <w:t>Contextualización local</w:t>
-      </w:r>
-      <w:r>
-        <w:t>.</w:t>
-      </w:r>
-    </w:p>
-    <w:p>
-      <w:pPr>
-        <w:pStyle w:val="Prrafodelista"/>
-        <w:numPr>
-          <w:ilvl w:val="0"/>
-          <w:numId w:val="14"/>
-        </w:numPr>
-        <w:ind w:left="993"/>
-      </w:pPr>
-      <w:r>
-        <w:t>Impacto potencial o riesgos</w:t>
-      </w:r>
-      <w:r>
-        <w:t>.</w:t>
-      </w:r>
-    </w:p>
-    <w:p>
-      <w:pPr>
-        <w:pStyle w:val="Prrafodelista"/>
-        <w:numPr>
-          <w:ilvl w:val="0"/>
-          <w:numId w:val="14"/>
-        </w:numPr>
-        <w:ind w:left="993"/>
-      </w:pPr>
-      <w:r>
-        <w:t>Veredicto del experto</w:t>
-      </w:r>
-      <w:r>
-        <w:t>.</w:t>
-      </w:r>
-    </w:p>
-    <w:p>
-      <w:pPr>
-        <w:pStyle w:val="Prrafodelista"/>
-        <w:numPr>
-          <w:ilvl w:val="0"/>
-          <w:numId w:val="14"/>
-        </w:numPr>
-        <w:ind w:left="993"/>
-      </w:pPr>
-      <w:r>
-        <w:t>Nombre del experto validador.</w:t>
-      </w:r>
-    </w:p>
-    <w:p>
-      <w:r>
-        <w:t xml:space="preserve">La ficha normaliza los hallazgos, documenta su procedencia y reúne la información </w:t>
-      </w:r>
-      <w:r>
-        <w:t>necesaria para su posterior análisis y validación experta.</w:t>
-      </w:r>
-    </w:p>
-    <w:p>
-      <w:pPr>
-        <w:pStyle w:val="Ttulo4"/>
-        <w:ind w:left="709"/>
-      </w:pPr>
-      <w:r>
-        <w:t>Ficha de caracterización de información estratégica</w:t>
-      </w:r>
-    </w:p>
-    <w:p>
-      <w:r>
-        <w:t>S</w:t>
-      </w:r>
-      <w:r>
-        <w:t>e invita a leer el documento</w:t>
-      </w:r>
-      <w:r>
-        <w:t xml:space="preserve"> </w:t>
-      </w:r>
-      <w:r>
-        <w:t>“Anexo_01_Ficha_Caracterizacion_Informacion”</w:t>
-      </w:r>
-      <w:r>
-        <w:t xml:space="preserve"> que se encuentra en la carpeta de ane</w:t>
-      </w:r>
-      <w:r>
-        <w:t>x</w:t>
-      </w:r>
-      <w:r>
-        <w:t>os</w:t>
-      </w:r>
-      <w:r>
-        <w:t>, donde se reconoc</w:t>
-      </w:r>
-      <w:r>
-        <w:t>e su estructura e identifica los campos requeridos para registrar, contextualizar y validar los hallazgos.</w:t>
-      </w:r>
-    </w:p>
-    <w:p>
-      <w:r>
-        <w:t>Una vez caracterizada la información, los cruces estratégicos relacionan hallazgos de distintas tipologías de vigilancia para identificar patrones, r</w:t>
-      </w:r>
-      <w:r>
-        <w:t>iesgos, oportunidades e inconsistencias en tres dimensiones:</w:t>
-      </w:r>
-    </w:p>
-    <w:p>
-      <w:pPr>
-        <w:pStyle w:val="Listaconvietas"/>
-        <w:numPr>
-          <w:ilvl w:val="0"/>
-          <w:numId w:val="15"/>
-        </w:numPr>
-        <w:ind w:left="993"/>
-      </w:pPr>
-      <w:r>
-        <w:rPr>
-          <w:b/>
-        </w:rPr>
-        <w:t>Dimensión tecnológica.</w:t>
-      </w:r>
-      <w:r>
-        <w:t xml:space="preserve"> Incluye innovaciones, patentes, materiales, procesos y desarrollos que pueden generar nuevas capacidades para la organización.</w:t>
-      </w:r>
-    </w:p>
-    <w:p>
-      <w:pPr>
-        <w:pStyle w:val="Listaconvietas"/>
-        <w:numPr>
-          <w:ilvl w:val="0"/>
-          <w:numId w:val="15"/>
-        </w:numPr>
-        <w:ind w:left="993"/>
-      </w:pPr>
-      <w:r>
-        <w:rPr>
-          <w:b/>
-        </w:rPr>
-        <w:t>Dimensión normativa o del entorno.</w:t>
-      </w:r>
-      <w:r>
-        <w:t xml:space="preserve"> Comprende </w:t>
-      </w:r>
-      <w:r>
-        <w:t>leyes, regulaciones, políticas públicas y requisitos que pueden favorecer, limitar o impedir la implementación de una tecnología.</w:t>
-      </w:r>
-    </w:p>
-    <w:p>
-      <w:pPr>
-        <w:pStyle w:val="Listaconvietas"/>
-        <w:numPr>
-          <w:ilvl w:val="0"/>
-          <w:numId w:val="15"/>
-        </w:numPr>
-        <w:ind w:left="993"/>
-      </w:pPr>
-      <w:r>
-        <w:rPr>
-          <w:b/>
-        </w:rPr>
-        <w:t>Dimensión de mercado o competitiva.</w:t>
-      </w:r>
-      <w:r>
-        <w:t xml:space="preserve"> Integra información sobre demanda, clientes, exportaciones, tendencias y comportamiento de</w:t>
-      </w:r>
-      <w:r>
-        <w:t xml:space="preserve"> los competidores.</w:t>
-      </w:r>
-    </w:p>
-    <w:p>
-      <w:r>
-        <w:lastRenderedPageBreak/>
-        <w:t>El cruce estratégico supera el análisis descriptivo porque interpreta cada hallazgo en relación con otros factores del entorno. Esta lógica de pensamiento sistémico permite identificar relaciones que no serían evidentes al analizar los d</w:t>
-      </w:r>
-      <w:r>
-        <w:t>atos de manera aislada. Finalmente, se obtiene el resultado del cruce:</w:t>
-      </w:r>
-    </w:p>
-    <w:p>
-      <w:pPr>
-        <w:pStyle w:val="Ttulo5"/>
-        <w:numPr>
-          <w:ilvl w:val="6"/>
-          <w:numId w:val="47"/>
-        </w:numPr>
-        <w:ind w:left="709"/>
-      </w:pPr>
-      <w:r>
-        <w:t>Resultado del cruce</w:t>
-      </w:r>
-    </w:p>
-    <w:p>
-      <w:r>
-        <w:t>L</w:t>
-      </w:r>
-      <w:r>
-        <w:t>a triangulación de las dimensiones permite identificar inconsistencias, oportunidades emergentes, riesgos latentes, alertas tempranas y escenarios para la toma de d</w:t>
-      </w:r>
-      <w:r>
-        <w:t>ecisiones.</w:t>
-      </w:r>
-    </w:p>
-    <w:p>
-      <w:r>
-        <w:t>El valor del cruce estratégico no se concentra en cada dato aislado, sino en la relación entre variables que inicialmente parecen independientes.</w:t>
-      </w:r>
-    </w:p>
-    <w:p>
-      <w:pPr>
-        <w:pStyle w:val="Ttulo2"/>
-      </w:pPr>
-      <w:bookmarkStart w:id="8" w:name="_Toc239080421"/>
-      <w:r>
-        <w:t>Validación de información: categorización, contextualización y análisis experto</w:t>
-      </w:r>
-      <w:bookmarkEnd w:id="8"/>
-    </w:p>
-    <w:p>
-      <w:r>
-        <w:t>La validación deter</w:t>
-      </w:r>
-      <w:r>
-        <w:t>mina la calidad, pertinencia y aplicabilidad de la información antes de incorporarla al análisis estratégico y a la toma de decisiones organizacionales. El proceso comprende tres subprocesos que depuran y adaptan los hallazgos a las necesidades de la organ</w:t>
-      </w:r>
-      <w:r>
-        <w:t>ización:</w:t>
-      </w:r>
-    </w:p>
-    <w:p>
-      <w:pPr>
-        <w:pStyle w:val="Listaconvietas"/>
-        <w:numPr>
-          <w:ilvl w:val="0"/>
-          <w:numId w:val="16"/>
-        </w:numPr>
-        <w:ind w:left="709"/>
-      </w:pPr>
-      <w:r>
-        <w:rPr>
-          <w:b/>
-        </w:rPr>
-        <w:t>Categorización.</w:t>
-      </w:r>
-      <w:r>
-        <w:t xml:space="preserve"> Consiste en agrupar la información estructurada en clústeres o ejes temáticos según las necesidades de la empresa (ej. categorizar por "</w:t>
-      </w:r>
-      <w:r>
-        <w:rPr>
-          <w:rStyle w:val="Extranjerismo"/>
-        </w:rPr>
-        <w:t>Hardware</w:t>
-      </w:r>
-      <w:r>
-        <w:t>", "</w:t>
-      </w:r>
-      <w:r>
-        <w:rPr>
-          <w:rStyle w:val="Extranjerismo"/>
-        </w:rPr>
-        <w:t>Software</w:t>
-      </w:r>
-      <w:r>
-        <w:t>", "Logística" o "Normativa"). Esto facilita la distribución de la carga de</w:t>
-      </w:r>
-      <w:r>
-        <w:t xml:space="preserve"> lectura hacia los diferentes departamentos de la organización.</w:t>
-      </w:r>
-    </w:p>
-    <w:p>
-      <w:pPr>
-        <w:pStyle w:val="Listaconvietas"/>
-        <w:numPr>
-          <w:ilvl w:val="0"/>
-          <w:numId w:val="16"/>
-        </w:numPr>
-        <w:ind w:left="709"/>
-      </w:pPr>
-      <w:r>
-        <w:rPr>
-          <w:b/>
-        </w:rPr>
-        <w:lastRenderedPageBreak/>
-        <w:t>Contextualización.</w:t>
-      </w:r>
-      <w:r>
-        <w:t xml:space="preserve"> La contextualización adapta la información global a las condiciones reales de la organización y determina si cuenta con infraestructura, presupuesto y talento humano suficie</w:t>
-      </w:r>
-      <w:r>
-        <w:t>ntes para implementar el hallazgo.</w:t>
-      </w:r>
-    </w:p>
-    <w:p>
-      <w:pPr>
-        <w:pStyle w:val="Listaconvietas"/>
-        <w:numPr>
-          <w:ilvl w:val="0"/>
-          <w:numId w:val="16"/>
-        </w:numPr>
         <w:ind w:left="709"/>
       </w:pPr>
       <w:r>
@@ -5041,10 +4546,7 @@
     </w:p>
     <w:p>
       <w:r>
-        <w:t>La validación convierte los datos en información confiable, conocimiento aplicable e inteligencia útil. La pirámide informacional representa esta evolución según la cantidad, calida</w:t>
-      </w:r>
-      <w:r>
-        <w:t>d y valor estratégico:</w:t>
+        <w:t>La validación convierte los datos en información confiable, conocimiento aplicable e inteligencia útil. La pirámide informacional representa esta evolución según la cantidad, calidad y valor estratégico:</w:t>
       </w:r>
     </w:p>
     <w:p>
@@ -5052,7 +4554,7 @@
         <w:pStyle w:val="Ttulo5"/>
         <w:numPr>
           <w:ilvl w:val="6"/>
-          <w:numId w:val="47"/>
+          <w:numId w:val="32"/>
         </w:numPr>
         <w:ind w:left="709"/>
       </w:pPr>
@@ -5062,13 +4564,7 @@
     </w:p>
     <w:p>
       <w:r>
-        <w:t>L</w:t>
-      </w:r>
-      <w:r>
-        <w:t xml:space="preserve">a pirámide informacional organiza el proceso desde los datos abundantes hasta la inteligencia estratégica. A medida que disminuye la cantidad de información, aumenta su calidad mediante selección, </w:t>
-      </w:r>
-      <w:r>
-        <w:t>contextualización, interpretación y validación, hasta convertirse en conocimiento útil para la toma de decisiones (SENA, 2020).</w:t>
+        <w:t>La pirámide informacional organiza el proceso desde los datos abundantes hasta la inteligencia estratégica. A medida que disminuye la cantidad de información, aumenta su calidad mediante selección, contextualización, interpretación y validación, hasta convertirse en conocimiento útil para la toma de decisiones (SENA, 2020).</w:t>
       </w:r>
     </w:p>
     <w:p>
@@ -5163,10 +4659,7 @@
     </w:p>
     <w:p>
       <w:r>
-        <w:t xml:space="preserve">El proceso de validación contribuye a reducir la sobrecarga informativa y </w:t>
-      </w:r>
-      <w:r>
-        <w:t>asegura que únicamente los hallazgos pertinentes avancen hacia la generación de inteligencia organizacional.</w:t>
+        <w:t>El proceso de validación contribuye a reducir la sobrecarga informativa y asegura que únicamente los hallazgos pertinentes avancen hacia la generación de inteligencia organizacional.</w:t>
       </w:r>
     </w:p>
     <w:p>
@@ -5187,10 +4680,7 @@
         <w:t>contribuye a preservar y organizar la información y el conocimiento generado</w:t>
       </w:r>
       <w:r>
-        <w:t xml:space="preserve"> y evita que permanezca dispe</w:t>
-      </w:r>
-      <w:r>
-        <w:t>rso en correos personales o carpetas locales, donde puede perderse o resultar difícil de recuperar. La gestión documental estratégica se apoya en tres elementos que garantizan la organización y recuperación de la información:</w:t>
+        <w:t xml:space="preserve"> y evita que permanezca disperso en correos personales o carpetas locales, donde puede perderse o resultar difícil de recuperar. La gestión documental estratégica se apoya en tres elementos que garantizan la organización y recuperación de la información:</w:t>
       </w:r>
     </w:p>
     <w:p>
@@ -5198,7 +4688,7 @@
         <w:pStyle w:val="Ttulo4"/>
         <w:numPr>
           <w:ilvl w:val="3"/>
-          <w:numId w:val="44"/>
+          <w:numId w:val="29"/>
         </w:numPr>
         <w:ind w:left="709"/>
       </w:pPr>
@@ -5209,10 +4699,7 @@
     </w:p>
     <w:p>
       <w:r>
-        <w:t>S</w:t>
-      </w:r>
-      <w:r>
-        <w:t>on sistemas centralizados donde se almacena el conocimiento depurado y validado por la organización.</w:t>
+        <w:t>Son sistemas centralizados donde se almacena el conocimiento depurado y validado por la organización.</w:t>
       </w:r>
     </w:p>
     <w:p>
@@ -5225,23 +4712,17 @@
         <w:pStyle w:val="Ttulo4"/>
         <w:numPr>
           <w:ilvl w:val="3"/>
-          <w:numId w:val="45"/>
+          <w:numId w:val="30"/>
         </w:numPr>
         <w:ind w:left="709"/>
       </w:pPr>
       <w:r>
-        <w:t>Taxonomía corporat</w:t>
-      </w:r>
-      <w:r>
-        <w:t>iva</w:t>
-      </w:r>
-    </w:p>
-    <w:p>
-      <w:r>
-        <w:t xml:space="preserve"> </w:t>
-      </w:r>
-      <w:r>
-        <w:t>Corresponde a un sistema de clasificación jerárquico y estandarizado que organiza los documentos según criterios definidos por la empresa.</w:t>
+        <w:t>Taxonomía corporativa</w:t>
+      </w:r>
+    </w:p>
+    <w:p>
+      <w:r>
+        <w:t xml:space="preserve"> Corresponde a un sistema de clasificación jerárquico y estandarizado que organiza los documentos según criterios definidos por la empresa.</w:t>
       </w:r>
     </w:p>
     <w:p>
@@ -5254,23 +4735,17 @@
         <w:pStyle w:val="Ttulo4"/>
         <w:numPr>
           <w:ilvl w:val="3"/>
-          <w:numId w:val="46"/>
+          <w:numId w:val="31"/>
         </w:numPr>
         <w:ind w:left="709"/>
       </w:pPr>
       <w:r>
-        <w:t>Metadatos de recup</w:t>
-      </w:r>
-      <w:r>
-        <w:t>eración</w:t>
-      </w:r>
-    </w:p>
-    <w:p>
-      <w:r>
-        <w:t>S</w:t>
-      </w:r>
-      <w:r>
-        <w:t>on descriptores asignados a cada documento para facilitar su búsqueda posterior. Pueden incluir:</w:t>
+        <w:t>Metadatos de recuperación</w:t>
+      </w:r>
+    </w:p>
+    <w:p>
+      <w:r>
+        <w:t>Son descriptores asignados a cada documento para facilitar su búsqueda posterior. Pueden incluir:</w:t>
       </w:r>
     </w:p>
     <w:p>
@@ -5278,9 +4753,8 @@
         <w:pStyle w:val="Prrafodelista"/>
         <w:numPr>
           <w:ilvl w:val="0"/>
-          <w:numId w:val="17"/>
+          <w:numId w:val="38"/>
         </w:numPr>
-        <w:ind w:left="993"/>
       </w:pPr>
       <w:r>
         <w:t>Año</w:t>
@@ -5294,9 +4768,8 @@
         <w:pStyle w:val="Prrafodelista"/>
         <w:numPr>
           <w:ilvl w:val="0"/>
-          <w:numId w:val="17"/>
+          <w:numId w:val="38"/>
         </w:numPr>
-        <w:ind w:left="993"/>
       </w:pPr>
       <w:r>
         <w:t>Área responsable</w:t>
@@ -5310,9 +4783,8 @@
         <w:pStyle w:val="Prrafodelista"/>
         <w:numPr>
           <w:ilvl w:val="0"/>
-          <w:numId w:val="17"/>
+          <w:numId w:val="38"/>
         </w:numPr>
-        <w:ind w:left="993"/>
       </w:pPr>
       <w:r>
         <w:t>Tecnología</w:t>
@@ -5326,9 +4798,8 @@
         <w:pStyle w:val="Prrafodelista"/>
         <w:numPr>
           <w:ilvl w:val="0"/>
-          <w:numId w:val="17"/>
+          <w:numId w:val="38"/>
         </w:numPr>
-        <w:ind w:left="993"/>
       </w:pPr>
       <w:r>
         <w:t>Nivel de confidencialidad</w:t>
@@ -5342,9 +4813,8 @@
         <w:pStyle w:val="Prrafodelista"/>
         <w:numPr>
           <w:ilvl w:val="0"/>
-          <w:numId w:val="17"/>
+          <w:numId w:val="38"/>
         </w:numPr>
-        <w:ind w:left="993"/>
       </w:pPr>
       <w:r>
         <w:t>Estado de validación</w:t>
@@ -5358,9 +4828,8 @@
         <w:pStyle w:val="Prrafodelista"/>
         <w:numPr>
           <w:ilvl w:val="0"/>
-          <w:numId w:val="17"/>
+          <w:numId w:val="38"/>
         </w:numPr>
-        <w:ind w:left="993"/>
       </w:pPr>
       <w:r>
         <w:t>Proyecto relacionado</w:t>
@@ -5371,10 +4840,7 @@
     </w:p>
     <w:p>
       <w:r>
-        <w:t xml:space="preserve">El uso de repositorios, taxonomías y </w:t>
-      </w:r>
-      <w:r>
-        <w:t>metadatos fortalece la memoria corporativa, facilita la actualización de proyectos y reduce la pérdida de tiempo y recursos en búsquedas repetidas.</w:t>
+        <w:t>El uso de repositorios, taxonomías y metadatos fortalece la memoria corporativa, facilita la actualización de proyectos y reduce la pérdida de tiempo y recursos en búsquedas repetidas.</w:t>
       </w:r>
     </w:p>
     <w:p>
@@ -5390,13 +4856,7 @@
     </w:p>
     <w:p>
       <w:r>
-        <w:t>La gestión documental permite admi</w:t>
-      </w:r>
-      <w:r>
-        <w:t xml:space="preserve">nistrar, organizar, conservar y recuperar la información institucional durante todo su ciclo de vida, mediante prácticas archivísticas seguras y eficientes (SENA, 2024). Los conceptos básicos permiten comprender cómo se administra la información dentro de </w:t>
-      </w:r>
-      <w:r>
-        <w:t>la organización:</w:t>
+        <w:t>La gestión documental permite administrar, organizar, conservar y recuperar la información institucional durante todo su ciclo de vida, mediante prácticas archivísticas seguras y eficientes (SENA, 2024). Los conceptos básicos permiten comprender cómo se administra la información dentro de la organización:</w:t>
       </w:r>
     </w:p>
     <w:p>
@@ -5404,7 +4864,7 @@
         <w:pStyle w:val="Listaconvietas"/>
         <w:numPr>
           <w:ilvl w:val="0"/>
-          <w:numId w:val="18"/>
+          <w:numId w:val="13"/>
         </w:numPr>
         <w:ind w:left="709"/>
       </w:pPr>
@@ -5423,7 +4883,7 @@
         <w:pStyle w:val="Listaconvietas"/>
         <w:numPr>
           <w:ilvl w:val="0"/>
-          <w:numId w:val="18"/>
+          <w:numId w:val="13"/>
         </w:numPr>
         <w:ind w:left="709"/>
       </w:pPr>
@@ -5445,7 +4905,7 @@
         <w:pStyle w:val="Listaconvietas"/>
         <w:numPr>
           <w:ilvl w:val="0"/>
-          <w:numId w:val="18"/>
+          <w:numId w:val="13"/>
         </w:numPr>
         <w:ind w:left="709"/>
       </w:pPr>
@@ -5456,10 +4916,7 @@
         <w:t>Mensaje de datos.</w:t>
       </w:r>
       <w:r>
-        <w:t xml:space="preserve">  Es la información que se gen</w:t>
-      </w:r>
-      <w:r>
-        <w:t>era, envía, recibe o almacena a través de medios electrónicos u ópticos (como correos electrónicos o plataformas institucionales).</w:t>
+        <w:t xml:space="preserve">  Es la información que se genera, envía, recibe o almacena a través de medios electrónicos u ópticos (como correos electrónicos o plataformas institucionales).</w:t>
       </w:r>
     </w:p>
     <w:p>
@@ -5472,18 +4929,12 @@
         <w:pStyle w:val="Ttulo3"/>
       </w:pPr>
       <w:r>
-        <w:t>Ciclo de v</w:t>
-      </w:r>
-      <w:r>
-        <w:t>ida del documento</w:t>
-      </w:r>
-    </w:p>
-    <w:p>
-      <w:r>
-        <w:t>L</w:t>
-      </w:r>
-      <w:r>
-        <w:t>os documentos siguen una secuencia organizada desde su creación hasta su disposición final, con el fin de garantizar trazabilidad, conservación y acceso. El ciclo documental se desarrolla mediante las siguientes etapas:</w:t>
+        <w:t>Ciclo de vida del documento</w:t>
+      </w:r>
+    </w:p>
+    <w:p>
+      <w:r>
+        <w:t>Los documentos siguen una secuencia organizada desde su creación hasta su disposición final, con el fin de garantizar trazabilidad, conservación y acceso. El ciclo documental se desarrolla mediante las siguientes etapas:</w:t>
       </w:r>
     </w:p>
     <w:p>
@@ -5491,9 +4942,8 @@
         <w:pStyle w:val="Listaconvietas"/>
         <w:numPr>
           <w:ilvl w:val="0"/>
-          <w:numId w:val="19"/>
+          <w:numId w:val="39"/>
         </w:numPr>
-        <w:ind w:left="993"/>
       </w:pPr>
       <w:r>
         <w:rPr>
@@ -5502,10 +4952,7 @@
         <w:t>Planeación.</w:t>
       </w:r>
       <w:r>
-        <w:t xml:space="preserve"> Creac</w:t>
-      </w:r>
-      <w:r>
-        <w:t>ión de planes técnicos para gestionar el documento durante todo su ciclo, garantizando el cumplimiento normativo.</w:t>
+        <w:t xml:space="preserve"> Creación de planes técnicos para gestionar el documento durante todo su ciclo, garantizando el cumplimiento normativo.</w:t>
       </w:r>
     </w:p>
     <w:p>
@@ -5513,9 +4960,8 @@
         <w:pStyle w:val="Listaconvietas"/>
         <w:numPr>
           <w:ilvl w:val="0"/>
-          <w:numId w:val="19"/>
+          <w:numId w:val="39"/>
         </w:numPr>
-        <w:ind w:left="993"/>
       </w:pPr>
       <w:r>
         <w:rPr>
@@ -5525,10 +4971,7 @@
         <w:t>Producción documental.</w:t>
       </w:r>
       <w:r>
-        <w:t xml:space="preserve"> Generación del documento aplicando formatos normalizados, evaluando si debe nacer como documento físico o electrónico y</w:t>
-      </w:r>
-      <w:r>
-        <w:t xml:space="preserve"> registrándolo en el sistema.</w:t>
+        <w:t xml:space="preserve"> Generación del documento aplicando formatos normalizados, evaluando si debe nacer como documento físico o electrónico y registrándolo en el sistema.</w:t>
       </w:r>
     </w:p>
     <w:p>
@@ -5536,9 +4979,8 @@
         <w:pStyle w:val="Listaconvietas"/>
         <w:numPr>
           <w:ilvl w:val="0"/>
-          <w:numId w:val="19"/>
+          <w:numId w:val="39"/>
         </w:numPr>
-        <w:ind w:left="993"/>
       </w:pPr>
       <w:r>
         <w:rPr>
@@ -5555,9 +4997,8 @@
         <w:pStyle w:val="Listaconvietas"/>
         <w:numPr>
           <w:ilvl w:val="0"/>
-          <w:numId w:val="19"/>
+          <w:numId w:val="39"/>
         </w:numPr>
-        <w:ind w:left="993"/>
       </w:pPr>
       <w:r>
         <w:rPr>
@@ -5566,10 +5007,7 @@
         <w:t>Organización (clasificación y ordenación).</w:t>
       </w:r>
       <w:r>
-        <w:t xml:space="preserve"> Fase donde se declara el documento en el </w:t>
-      </w:r>
-      <w:r>
-        <w:t>sistema, conformando expedientes íntegros y auténticos de acuerdo con los procedimientos establecidos.</w:t>
+        <w:t xml:space="preserve"> Fase donde se declara el documento en el sistema, conformando expedientes íntegros y auténticos de acuerdo con los procedimientos establecidos.</w:t>
       </w:r>
     </w:p>
     <w:p>
@@ -5577,9 +5015,8 @@
         <w:pStyle w:val="Listaconvietas"/>
         <w:numPr>
           <w:ilvl w:val="0"/>
-          <w:numId w:val="19"/>
+          <w:numId w:val="39"/>
         </w:numPr>
-        <w:ind w:left="993"/>
       </w:pPr>
       <w:r>
         <w:rPr>
@@ -5588,10 +5025,7 @@
         <w:t>Transferencias documentales.</w:t>
       </w:r>
       <w:r>
-        <w:t xml:space="preserve"> El proceso controlado en el que un documento pasa de un archivo de gestión al archivo central o histórico cuando ya no se co</w:t>
-      </w:r>
-      <w:r>
-        <w:t>nsulta frecuentemente.</w:t>
+        <w:t xml:space="preserve"> El proceso controlado en el que un documento pasa de un archivo de gestión al archivo central o histórico cuando ya no se consulta frecuentemente.</w:t>
       </w:r>
     </w:p>
     <w:p>
@@ -5599,9 +5033,8 @@
         <w:pStyle w:val="Listaconvietas"/>
         <w:numPr>
           <w:ilvl w:val="0"/>
-          <w:numId w:val="19"/>
+          <w:numId w:val="39"/>
         </w:numPr>
-        <w:ind w:left="993"/>
       </w:pPr>
       <w:r>
         <w:rPr>
@@ -5621,10 +5054,7 @@
     </w:p>
     <w:p>
       <w:r>
-        <w:t>El cumplimiento de estas etapas garantiza que los docum</w:t>
-      </w:r>
-      <w:r>
-        <w:t>entos permanezcan organizados, disponibles y protegidos durante el tiempo requerido.</w:t>
+        <w:t>El cumplimiento de estas etapas garantiza que los documentos permanezcan organizados, disponibles y protegidos durante el tiempo requerido.</w:t>
       </w:r>
     </w:p>
     <w:p>
@@ -5637,31 +5067,18 @@
     </w:p>
     <w:p>
       <w:r>
-        <w:t>L</w:t>
-      </w:r>
-      <w:r>
-        <w:t>a gestión de documentos electrónicos requiere sistemas especializados que garanticen su almacenamiento, conservació</w:t>
-      </w:r>
-      <w:r>
-        <w:t>n, consulta y disposición final. Los principales elementos de esta gestión se desarrollan a continuación:</w:t>
-      </w:r>
-    </w:p>
-    <w:p>
-      <w:pPr>
-        <w:ind w:firstLine="0"/>
-      </w:pPr>
-    </w:p>
-    <w:p>
-      <w:pPr>
-        <w:ind w:firstLine="0"/>
-      </w:pPr>
-    </w:p>
+        <w:t>La gestión de documentos electrónicos requiere sistemas especializados que garanticen su almacenamiento, conservación, consulta y disposición final. Los principales elementos de esta gestión se desarrollan a continuación:</w:t>
+      </w:r>
+    </w:p>
+    <w:p/>
+    <w:p/>
+    <w:p/>
     <w:p>
       <w:pPr>
         <w:pStyle w:val="Prrafodelista"/>
         <w:numPr>
           <w:ilvl w:val="0"/>
-          <w:numId w:val="48"/>
+          <w:numId w:val="33"/>
         </w:numPr>
         <w:ind w:left="709"/>
       </w:pPr>
@@ -5675,13 +5092,7 @@
     </w:p>
     <w:p>
       <w:r>
-        <w:t>E</w:t>
-      </w:r>
-      <w:r>
-        <w:t>l Sistema de Gestión de Documentos Electrónicos de Archivo (SGDEA) permite conformar</w:t>
-      </w:r>
-      <w:r>
-        <w:t>, administrar y preservar el patrimonio documental digital de la organización. Este facilita:</w:t>
+        <w:t>El Sistema de Gestión de Documentos Electrónicos de Archivo (SGDEA) permite conformar, administrar y preservar el patrimonio documental digital de la organización. Este facilita:</w:t>
       </w:r>
     </w:p>
     <w:p>
@@ -5689,9 +5100,8 @@
         <w:pStyle w:val="Prrafodelista"/>
         <w:numPr>
           <w:ilvl w:val="0"/>
-          <w:numId w:val="20"/>
+          <w:numId w:val="40"/>
         </w:numPr>
-        <w:ind w:left="993"/>
       </w:pPr>
       <w:r>
         <w:t>Producción documental</w:t>
@@ -5702,9 +5112,8 @@
         <w:pStyle w:val="Prrafodelista"/>
         <w:numPr>
           <w:ilvl w:val="0"/>
-          <w:numId w:val="20"/>
+          <w:numId w:val="40"/>
         </w:numPr>
-        <w:ind w:left="993"/>
       </w:pPr>
       <w:r>
         <w:t>Distribución</w:t>
@@ -5718,9 +5127,8 @@
         <w:pStyle w:val="Prrafodelista"/>
         <w:numPr>
           <w:ilvl w:val="0"/>
-          <w:numId w:val="20"/>
+          <w:numId w:val="40"/>
         </w:numPr>
-        <w:ind w:left="993"/>
       </w:pPr>
       <w:r>
         <w:t>Consulta</w:t>
@@ -5734,9 +5142,8 @@
         <w:pStyle w:val="Prrafodelista"/>
         <w:numPr>
           <w:ilvl w:val="0"/>
-          <w:numId w:val="20"/>
+          <w:numId w:val="40"/>
         </w:numPr>
-        <w:ind w:left="993"/>
       </w:pPr>
       <w:r>
         <w:t>Retención</w:t>
@@ -5750,9 +5157,8 @@
         <w:pStyle w:val="Prrafodelista"/>
         <w:numPr>
           <w:ilvl w:val="0"/>
-          <w:numId w:val="20"/>
+          <w:numId w:val="40"/>
         </w:numPr>
-        <w:ind w:left="993"/>
       </w:pPr>
       <w:r>
         <w:t>Almacenamiento</w:t>
@@ -5766,9 +5172,8 @@
         <w:pStyle w:val="Prrafodelista"/>
         <w:numPr>
           <w:ilvl w:val="0"/>
-          <w:numId w:val="20"/>
+          <w:numId w:val="40"/>
         </w:numPr>
-        <w:ind w:left="993"/>
       </w:pPr>
       <w:r>
         <w:t>Preservación</w:t>
@@ -5782,9 +5187,8 @@
         <w:pStyle w:val="Prrafodelista"/>
         <w:numPr>
           <w:ilvl w:val="0"/>
-          <w:numId w:val="20"/>
+          <w:numId w:val="40"/>
         </w:numPr>
-        <w:ind w:left="993"/>
       </w:pPr>
       <w:r>
         <w:t>Disposición final</w:t>
@@ -5818,10 +5222,7 @@
     </w:p>
     <w:p>
       <w:r>
-        <w:t>La conservación asegura que la información institucional permanezc</w:t>
-      </w:r>
-      <w:r>
-        <w:t>a disponible, protegida y recuperable durante el tiempo definido por la organización.</w:t>
+        <w:t>La conservación asegura que la información institucional permanezca disponible, protegida y recuperable durante el tiempo definido por la organización.</w:t>
       </w:r>
     </w:p>
     <w:p>
@@ -5872,13 +5273,7 @@
     </w:p>
     <w:p>
       <w:r>
-        <w:t>L</w:t>
-      </w:r>
-      <w:r>
-        <w:t>a empresa Centrat Ferretera, cuyo objetivo es el desarrollo de un portal de comerc</w:t>
-      </w:r>
-      <w:r>
-        <w:t xml:space="preserve">io electrónico. Tras la decisión de la gerencia de no utilizar arquitecturas a la medida basadas en JavaScript puro desde cero, </w:t>
+        <w:t xml:space="preserve">La empresa Centrat Ferretera, cuyo objetivo es el desarrollo de un portal de comercio electrónico. Tras la decisión de la gerencia de no utilizar arquitecturas a la medida basadas en JavaScript puro desde cero, </w:t>
       </w:r>
       <w:r>
         <w:t xml:space="preserve">sino apoyarse exclusivamente en el ecosistema </w:t>
@@ -5903,10 +5298,7 @@
       </w:r>
       <w:proofErr w:type="spellEnd"/>
       <w:r>
-        <w:t xml:space="preserve">, el equipo de inteligencia ejecutó sus búsquedas. </w:t>
-      </w:r>
-      <w:r>
-        <w:t>Ahora, deben procesar, validar y almacenar los hallazgos.</w:t>
+        <w:t>, el equipo de inteligencia ejecutó sus búsquedas. Ahora, deben procesar, validar y almacenar los hallazgos.</w:t>
       </w:r>
     </w:p>
     <w:p>
@@ -5919,7 +5311,7 @@
         <w:pStyle w:val="Listaconvietas"/>
         <w:numPr>
           <w:ilvl w:val="0"/>
-          <w:numId w:val="21"/>
+          <w:numId w:val="14"/>
         </w:numPr>
         <w:ind w:left="1134"/>
       </w:pPr>
@@ -5947,7 +5339,7 @@
         <w:pStyle w:val="Listaconvietas"/>
         <w:numPr>
           <w:ilvl w:val="0"/>
-          <w:numId w:val="21"/>
+          <w:numId w:val="14"/>
         </w:numPr>
         <w:ind w:left="1134"/>
       </w:pPr>
@@ -5958,10 +5350,7 @@
         <w:t>Contextualización y validación experta.</w:t>
       </w:r>
       <w:r>
-        <w:t xml:space="preserve"> El director de T</w:t>
-      </w:r>
-      <w:r>
-        <w:t xml:space="preserve">ecnología valida las herramientas de optimización para WooCommerce según el inventario de más de 10.000 referencias. Descarta las que consumen demasiada memoria RAM y selecciona </w:t>
+        <w:t xml:space="preserve"> El director de Tecnología valida las herramientas de optimización para WooCommerce según el inventario de más de 10.000 referencias. Descarta las que consumen demasiada memoria RAM y selecciona </w:t>
       </w:r>
       <w:r>
         <w:t>soluciones adecuadas para entornos empresariales de gran escala</w:t>
@@ -5975,7 +5364,7 @@
         <w:pStyle w:val="Listaconvietas"/>
         <w:numPr>
           <w:ilvl w:val="0"/>
-          <w:numId w:val="21"/>
+          <w:numId w:val="14"/>
         </w:numPr>
         <w:ind w:left="1134"/>
       </w:pPr>
@@ -6007,10 +5396,7 @@
       <w:bookmarkStart w:id="11" w:name="_Toc239080424"/>
       <w:r>
         <w:lastRenderedPageBreak/>
-        <w:t xml:space="preserve">Análisis, gestión del conocimiento y toma de </w:t>
-      </w:r>
-      <w:r>
-        <w:t>decisiones</w:t>
+        <w:t>Análisis, gestión del conocimiento y toma de decisiones</w:t>
       </w:r>
       <w:bookmarkEnd w:id="11"/>
     </w:p>
@@ -6025,19 +5411,13 @@
       </w:pPr>
       <w:bookmarkStart w:id="12" w:name="_Toc239080425"/>
       <w:r>
-        <w:t>Transformación de res</w:t>
-      </w:r>
-      <w:r>
-        <w:t>ultados técnicos en información estratégica</w:t>
+        <w:t>Transformación de resultados técnicos en información estratégica</w:t>
       </w:r>
       <w:bookmarkEnd w:id="12"/>
     </w:p>
     <w:p>
       <w:r>
-        <w:t>La transformación estratégica integra los análisis cuantitativo y cualitativo para interpretar la información validada y establecer sus implicaciones organizacionales. Ambos enfoques se desarrollan en la siguient</w:t>
-      </w:r>
-      <w:r>
-        <w:t>e sección.</w:t>
+        <w:t>La transformación estratégica integra los análisis cuantitativo y cualitativo para interpretar la información validada y establecer sus implicaciones organizacionales. Ambos enfoques se desarrollan en la siguiente sección.</w:t>
       </w:r>
     </w:p>
     <w:p>
@@ -6050,13 +5430,7 @@
     </w:p>
     <w:p>
       <w:r>
-        <w:t>E</w:t>
-      </w:r>
-      <w:r>
-        <w:t>l análisis cuantitativo se fundamenta en la medición estadística, la minería de datos y la proyección de tendencias para determinar la magnitud y evolución de los fenómenos estudiados. En vigilancia tecnológica, este análi</w:t>
-      </w:r>
-      <w:r>
-        <w:t>sis se desarrolla mediante los siguientes elementos:</w:t>
+        <w:t>El análisis cuantitativo se fundamenta en la medición estadística, la minería de datos y la proyección de tendencias para determinar la magnitud y evolución de los fenómenos estudiados. En vigilancia tecnológica, este análisis se desarrolla mediante los siguientes elementos:</w:t>
       </w:r>
     </w:p>
     <w:p>
@@ -6064,9 +5438,8 @@
         <w:pStyle w:val="Listaconvietas"/>
         <w:numPr>
           <w:ilvl w:val="0"/>
-          <w:numId w:val="22"/>
+          <w:numId w:val="41"/>
         </w:numPr>
-        <w:ind w:left="993"/>
       </w:pPr>
       <w:r>
         <w:rPr>
@@ -6083,9 +5456,8 @@
         <w:pStyle w:val="Listaconvietas"/>
         <w:numPr>
           <w:ilvl w:val="0"/>
-          <w:numId w:val="22"/>
+          <w:numId w:val="41"/>
         </w:numPr>
-        <w:ind w:left="993"/>
       </w:pPr>
       <w:r>
         <w:rPr>
@@ -6094,10 +5466,7 @@
         <w:t>Minería de datos.</w:t>
       </w:r>
       <w:r>
-        <w:t xml:space="preserve"> Facilita la identificación de patrones, rel</w:t>
-      </w:r>
-      <w:r>
-        <w:t>aciones y tendencias en grandes volúmenes de información científica, tecnológica o comercial.</w:t>
+        <w:t xml:space="preserve"> Facilita la identificación de patrones, relaciones y tendencias en grandes volúmenes de información científica, tecnológica o comercial.</w:t>
       </w:r>
     </w:p>
     <w:p>
@@ -6105,9 +5474,8 @@
         <w:pStyle w:val="Listaconvietas"/>
         <w:numPr>
           <w:ilvl w:val="0"/>
-          <w:numId w:val="22"/>
+          <w:numId w:val="41"/>
         </w:numPr>
-        <w:ind w:left="993"/>
       </w:pPr>
       <w:r>
         <w:rPr>
@@ -6124,22 +5492,15 @@
         <w:pStyle w:val="Listaconvietas"/>
         <w:numPr>
           <w:ilvl w:val="0"/>
-          <w:numId w:val="22"/>
+          <w:numId w:val="41"/>
         </w:numPr>
-        <w:ind w:left="993"/>
       </w:pPr>
       <w:r>
         <w:rPr>
           <w:b/>
         </w:rPr>
         <w:lastRenderedPageBreak/>
-        <w:t>Ind</w:t>
-      </w:r>
-      <w:r>
-        <w:rPr>
-          <w:b/>
-        </w:rPr>
-        <w:t>icadores cienciométricos.</w:t>
+        <w:t>Indicadores cienciométricos.</w:t>
       </w:r>
       <w:r>
         <w:t xml:space="preserve"> Permiten estudiar la evolución de campos científicos y tecnológicos, así como reconocer áreas emergentes, consolidadas o en disminución.</w:t>
@@ -6150,9 +5511,8 @@
         <w:pStyle w:val="Listaconvietas"/>
         <w:numPr>
           <w:ilvl w:val="0"/>
-          <w:numId w:val="22"/>
+          <w:numId w:val="41"/>
         </w:numPr>
-        <w:ind w:left="993"/>
       </w:pPr>
       <w:r>
         <w:rPr>
@@ -6166,10 +5526,7 @@
     </w:p>
     <w:p>
       <w:r>
-        <w:t xml:space="preserve">La evolución de los registros tecnológicos permite identificar señales de crecimiento, madurez u obsolescencia. A continuación, </w:t>
-      </w:r>
-      <w:r>
-        <w:t>se presenta un ejemplo:</w:t>
+        <w:t>La evolución de los registros tecnológicos permite identificar señales de crecimiento, madurez u obsolescencia. A continuación, se presenta un ejemplo:</w:t>
       </w:r>
     </w:p>
     <w:p>
@@ -6180,18 +5537,12 @@
         <w:t>Ejemplo:</w:t>
       </w:r>
       <w:r>
-        <w:t xml:space="preserve"> Una disminución sostenida del 40 % en el registro de patentes durante varios años puede indicar que una tecnología se encuentra en una fase de obsolescencia o madurez avanzada. Esta evidencia permite advertir que una nueva </w:t>
-      </w:r>
-      <w:r>
-        <w:t>inversión podría representar un riesgo financiero para la organización (OMPI, 2022).</w:t>
-      </w:r>
-    </w:p>
-    <w:p>
-      <w:r>
-        <w:t>El análisis cuantitativo aporta evidencias medibles sobre la evolución de una tecnología, un mercado o una tendencia, pero requiere interpretación contextual para explicar</w:t>
-      </w:r>
-      <w:r>
-        <w:t xml:space="preserve"> sus causas y consecuencias.</w:t>
+        <w:t xml:space="preserve"> Una disminución sostenida del 40 % en el registro de patentes durante varios años puede indicar que una tecnología se encuentra en una fase de obsolescencia o madurez avanzada. Esta evidencia permite advertir que una nueva inversión podría representar un riesgo financiero para la organización (OMPI, 2022).</w:t>
+      </w:r>
+    </w:p>
+    <w:p>
+      <w:r>
+        <w:t>El análisis cuantitativo aporta evidencias medibles sobre la evolución de una tecnología, un mercado o una tendencia, pero requiere interpretación contextual para explicar sus causas y consecuencias.</w:t>
       </w:r>
     </w:p>
     <w:p>
@@ -6204,13 +5555,7 @@
     </w:p>
     <w:p>
       <w:r>
-        <w:t>E</w:t>
-      </w:r>
-      <w:r>
-        <w:t xml:space="preserve">l análisis cualitativo interpreta el contexto, las causas y las consecuencias de los cambios identificados, considerando su posible impacto en la organización y el entorno. Para interpretar los hallazgos, </w:t>
-      </w:r>
-      <w:r>
-        <w:t>este enfoque considera las siguientes dimensiones de análisis:</w:t>
+        <w:t>El análisis cualitativo interpreta el contexto, las causas y las consecuencias de los cambios identificados, considerando su posible impacto en la organización y el entorno. Para interpretar los hallazgos, este enfoque considera las siguientes dimensiones de análisis:</w:t>
       </w:r>
     </w:p>
     <w:p>
@@ -6218,9 +5563,8 @@
         <w:pStyle w:val="Listaconvietas"/>
         <w:numPr>
           <w:ilvl w:val="0"/>
-          <w:numId w:val="23"/>
+          <w:numId w:val="42"/>
         </w:numPr>
-        <w:ind w:left="1134"/>
       </w:pPr>
       <w:r>
         <w:rPr>
@@ -6237,22 +5581,15 @@
         <w:pStyle w:val="Listaconvietas"/>
         <w:numPr>
           <w:ilvl w:val="0"/>
-          <w:numId w:val="23"/>
+          <w:numId w:val="42"/>
         </w:numPr>
-        <w:ind w:left="1134"/>
       </w:pPr>
       <w:r>
         <w:rPr>
           <w:b/>
         </w:rPr>
         <w:lastRenderedPageBreak/>
-        <w:t>Dinámica comp</w:t>
-      </w:r>
-      <w:r>
-        <w:rPr>
-          <w:b/>
-        </w:rPr>
-        <w:t>etitiva.</w:t>
+        <w:t>Dinámica competitiva.</w:t>
       </w:r>
       <w:r>
         <w:t xml:space="preserve"> Analiza el comportamiento de los competidores, sus capacidades, decisiones y respuestas frente a los cambios del mercado.</w:t>
@@ -6263,9 +5600,8 @@
         <w:pStyle w:val="Listaconvietas"/>
         <w:numPr>
           <w:ilvl w:val="0"/>
-          <w:numId w:val="23"/>
+          <w:numId w:val="42"/>
         </w:numPr>
-        <w:ind w:left="1134"/>
       </w:pPr>
       <w:r>
         <w:rPr>
@@ -6274,10 +5610,7 @@
         <w:t>Cambios normativos.</w:t>
       </w:r>
       <w:r>
-        <w:t xml:space="preserve"> Interpreta leyes, regulaciones y políticas públicas que pueden modificar la viabilidad de una alternativa</w:t>
-      </w:r>
-      <w:r>
-        <w:t xml:space="preserve"> estratégica.</w:t>
+        <w:t xml:space="preserve"> Interpreta leyes, regulaciones y políticas públicas que pueden modificar la viabilidad de una alternativa estratégica.</w:t>
       </w:r>
     </w:p>
     <w:p>
@@ -6285,9 +5618,8 @@
         <w:pStyle w:val="Listaconvietas"/>
         <w:numPr>
           <w:ilvl w:val="0"/>
-          <w:numId w:val="23"/>
+          <w:numId w:val="42"/>
         </w:numPr>
-        <w:ind w:left="1134"/>
       </w:pPr>
       <w:r>
         <w:rPr>
@@ -6304,9 +5636,8 @@
         <w:pStyle w:val="Listaconvietas"/>
         <w:numPr>
           <w:ilvl w:val="0"/>
-          <w:numId w:val="23"/>
+          <w:numId w:val="42"/>
         </w:numPr>
-        <w:ind w:left="1134"/>
       </w:pPr>
       <w:r>
         <w:rPr>
@@ -6315,10 +5646,7 @@
         <w:t>Escenarios futuros.</w:t>
       </w:r>
       <w:r>
-        <w:t xml:space="preserve"> Examina situaciones posibles y sus consecuencias para a</w:t>
-      </w:r>
-      <w:r>
-        <w:t>nticipar riesgos, oportunidades y alternativas de actuación.</w:t>
+        <w:t xml:space="preserve"> Examina situaciones posibles y sus consecuencias para anticipar riesgos, oportunidades y alternativas de actuación.</w:t>
       </w:r>
     </w:p>
     <w:p>
@@ -6331,7 +5659,7 @@
         <w:pStyle w:val="Prrafodelista"/>
         <w:numPr>
           <w:ilvl w:val="0"/>
-          <w:numId w:val="24"/>
+          <w:numId w:val="15"/>
         </w:numPr>
         <w:ind w:left="1134"/>
       </w:pPr>
@@ -6346,10 +5674,7 @@
         <w:t xml:space="preserve">. </w:t>
       </w:r>
       <w:r>
-        <w:t xml:space="preserve">Formula futuros posibles a partir </w:t>
-      </w:r>
-      <w:r>
-        <w:t>de variables críticas, incertidumbres y cambios del entorno.</w:t>
+        <w:t>Formula futuros posibles a partir de variables críticas, incertidumbres y cambios del entorno.</w:t>
       </w:r>
     </w:p>
     <w:p>
@@ -6357,7 +5682,7 @@
         <w:pStyle w:val="Prrafodelista"/>
         <w:numPr>
           <w:ilvl w:val="0"/>
-          <w:numId w:val="24"/>
+          <w:numId w:val="15"/>
         </w:numPr>
         <w:ind w:left="1134"/>
       </w:pPr>
@@ -6380,7 +5705,7 @@
         <w:pStyle w:val="Prrafodelista"/>
         <w:numPr>
           <w:ilvl w:val="0"/>
-          <w:numId w:val="24"/>
+          <w:numId w:val="15"/>
         </w:numPr>
         <w:ind w:left="1134"/>
       </w:pPr>
@@ -6395,10 +5720,7 @@
         <w:t xml:space="preserve">. </w:t>
       </w:r>
       <w:r>
-        <w:t>Reúnen conocimientos especializados</w:t>
-      </w:r>
-      <w:r>
-        <w:t xml:space="preserve"> para valorar la pertinencia, viabilidad y posible impacto de los hallazgos.</w:t>
+        <w:t>Reúnen conocimientos especializados para valorar la pertinencia, viabilidad y posible impacto de los hallazgos.</w:t>
       </w:r>
     </w:p>
     <w:p>
@@ -6406,7 +5728,7 @@
         <w:pStyle w:val="Prrafodelista"/>
         <w:numPr>
           <w:ilvl w:val="0"/>
-          <w:numId w:val="24"/>
+          <w:numId w:val="15"/>
         </w:numPr>
         <w:ind w:left="1134"/>
       </w:pPr>
@@ -6434,7 +5756,7 @@
         <w:pStyle w:val="Ttulo5"/>
         <w:numPr>
           <w:ilvl w:val="6"/>
-          <w:numId w:val="47"/>
+          <w:numId w:val="32"/>
         </w:numPr>
         <w:ind w:left="709"/>
       </w:pPr>
@@ -6444,10 +5766,7 @@
     </w:p>
     <w:p>
       <w:r>
-        <w:t>E</w:t>
-      </w:r>
-      <w:r>
-        <w:t>l análisis cualitativo permite responder interrogantes como:</w:t>
+        <w:t>El análisis cualitativo permite responder interrogantes como:</w:t>
       </w:r>
     </w:p>
     <w:p>
@@ -6455,9 +5774,8 @@
         <w:pStyle w:val="Listaconvietas"/>
         <w:numPr>
           <w:ilvl w:val="0"/>
-          <w:numId w:val="25"/>
+          <w:numId w:val="43"/>
         </w:numPr>
-        <w:ind w:left="1276"/>
       </w:pPr>
       <w:proofErr w:type="gramStart"/>
       <w:r>
@@ -6465,10 +5783,7 @@
         <w:t>¿</w:t>
       </w:r>
       <w:r>
-        <w:t xml:space="preserve"> </w:t>
-      </w:r>
-      <w:r>
-        <w:t>Cómo</w:t>
+        <w:t xml:space="preserve"> Cómo</w:t>
       </w:r>
       <w:proofErr w:type="gramEnd"/>
       <w:r>
@@ -6483,15 +5798,11 @@
         <w:pStyle w:val="Listaconvietas"/>
         <w:numPr>
           <w:ilvl w:val="0"/>
-          <w:numId w:val="25"/>
+          <w:numId w:val="43"/>
         </w:numPr>
-        <w:ind w:left="1276"/>
-      </w:pPr>
-      <w:r>
-        <w:t>¿Qué resistencia cultural puede presentarse ante la implem</w:t>
-      </w:r>
-      <w:r>
-        <w:t xml:space="preserve">entación de un nuevo programa informático? </w:t>
+      </w:pPr>
+      <w:r>
+        <w:t xml:space="preserve">¿Qué resistencia cultural puede presentarse ante la implementación de un nuevo programa informático? </w:t>
       </w:r>
     </w:p>
     <w:p>
@@ -6499,9 +5810,8 @@
         <w:pStyle w:val="Listaconvietas"/>
         <w:numPr>
           <w:ilvl w:val="0"/>
-          <w:numId w:val="25"/>
+          <w:numId w:val="43"/>
         </w:numPr>
-        <w:ind w:left="1276"/>
       </w:pPr>
       <w:r>
         <w:t>¿Qué condiciones internas podrían limitar la adopción de una tecnología?</w:t>
@@ -6509,10 +5819,7 @@
     </w:p>
     <w:p>
       <w:r>
-        <w:t xml:space="preserve">El análisis cualitativo permite comprender por qué ocurre un fenómeno, cómo se relaciona con el entorno y cuáles podrían ser sus </w:t>
-      </w:r>
-      <w:r>
-        <w:t>efectos para la organización.</w:t>
+        <w:t>El análisis cualitativo permite comprender por qué ocurre un fenómeno, cómo se relaciona con el entorno y cuáles podrían ser sus efectos para la organización.</w:t>
       </w:r>
     </w:p>
     <w:p>
@@ -6525,13 +5832,7 @@
     </w:p>
     <w:p>
       <w:r>
-        <w:t>L</w:t>
-      </w:r>
-      <w:r>
-        <w:t xml:space="preserve">a articulación de los análisis cuantitativo y cualitativo transforma los resultados técnicos en inteligencia accionable, entendida como conocimiento específico, oportuno y </w:t>
-      </w:r>
-      <w:r>
-        <w:t>analíticamente sólido para fundamentar acciones corporativas inmediatas (Naciones Unidas, 2021).</w:t>
+        <w:t>La articulación de los análisis cuantitativo y cualitativo transforma los resultados técnicos en inteligencia accionable, entendida como conocimiento específico, oportuno y analíticamente sólido para fundamentar acciones corporativas inmediatas (Naciones Unidas, 2021).</w:t>
       </w:r>
     </w:p>
     <w:p>
@@ -6546,13 +5847,7 @@
     </w:p>
     <w:p>
       <w:r>
-        <w:t>La gestión del conocimiento permite identificar, capturar, almacenar y c</w:t>
-      </w:r>
-      <w:r>
-        <w:t>ompartir los aprendizajes generados durante los procesos y proyectos organizacionales, evitando que permanezcan únicamente en la experiencia individual (Cubillo, 1999). De esta manera, conserva la experiencia institucional y facilita su aprovechamiento med</w:t>
-      </w:r>
-      <w:r>
-        <w:t>iante los siguientes elementos:</w:t>
+        <w:t>La gestión del conocimiento permite identificar, capturar, almacenar y compartir los aprendizajes generados durante los procesos y proyectos organizacionales, evitando que permanezcan únicamente en la experiencia individual (Cubillo, 1999). De esta manera, conserva la experiencia institucional y facilita su aprovechamiento mediante los siguientes elementos:</w:t>
       </w:r>
     </w:p>
     <w:p>
@@ -6566,19 +5861,13 @@
     </w:p>
     <w:p>
       <w:r>
-        <w:t>C</w:t>
-      </w:r>
-      <w:r>
-        <w:t>omprende los procesos institucionales orientados a conservar y distribuir el capital intelectual generado durante el desarrollo de las funciones y los proyectos organizacionales.</w:t>
+        <w:t>Comprende los procesos institucionales orientados a conservar y distribuir el capital intelectual generado durante el desarrollo de las funciones y los proyectos organizacionales.</w:t>
       </w:r>
     </w:p>
     <w:p>
       <w:r>
         <w:lastRenderedPageBreak/>
-        <w:t>Cuando este conocim</w:t>
-      </w:r>
-      <w:r>
-        <w:t xml:space="preserve">iento permanece únicamente en la mente del analista o del experto técnico, la organización puede enfrentar </w:t>
+        <w:t xml:space="preserve">Cuando este conocimiento permanece únicamente en la mente del analista o del experto técnico, la organización puede enfrentar </w:t>
       </w:r>
       <w:r>
         <w:t>pérdida de conocimiento organizacional ante la rotación del personal</w:t>
@@ -6606,14 +5895,11 @@
         <w:pStyle w:val="Prrafodelista"/>
         <w:numPr>
           <w:ilvl w:val="0"/>
-          <w:numId w:val="26"/>
+          <w:numId w:val="44"/>
         </w:numPr>
       </w:pPr>
       <w:r>
-        <w:t>Las estrategias que fu</w:t>
-      </w:r>
-      <w:r>
-        <w:t>ncionaron.</w:t>
+        <w:t>Las estrategias que funcionaron.</w:t>
       </w:r>
     </w:p>
     <w:p>
@@ -6621,7 +5907,7 @@
         <w:pStyle w:val="Prrafodelista"/>
         <w:numPr>
           <w:ilvl w:val="0"/>
-          <w:numId w:val="26"/>
+          <w:numId w:val="44"/>
         </w:numPr>
       </w:pPr>
       <w:r>
@@ -6633,7 +5919,7 @@
         <w:pStyle w:val="Prrafodelista"/>
         <w:numPr>
           <w:ilvl w:val="0"/>
-          <w:numId w:val="26"/>
+          <w:numId w:val="44"/>
         </w:numPr>
       </w:pPr>
       <w:r>
@@ -6645,7 +5931,7 @@
         <w:pStyle w:val="Prrafodelista"/>
         <w:numPr>
           <w:ilvl w:val="0"/>
-          <w:numId w:val="26"/>
+          <w:numId w:val="44"/>
         </w:numPr>
       </w:pPr>
       <w:r>
@@ -6657,7 +5943,7 @@
         <w:pStyle w:val="Prrafodelista"/>
         <w:numPr>
           <w:ilvl w:val="0"/>
-          <w:numId w:val="26"/>
+          <w:numId w:val="44"/>
         </w:numPr>
       </w:pPr>
       <w:r>
@@ -6666,10 +5952,7 @@
     </w:p>
     <w:p>
       <w:r>
-        <w:t>Por ejemplo, documentar la incompatibilidad de una herramienta con los se</w:t>
-      </w:r>
-      <w:r>
-        <w:t>rvidores institucionales convierte la experiencia en conocimiento explícito útil para futuros equipos.</w:t>
+        <w:t>Por ejemplo, documentar la incompatibilidad de una herramienta con los servidores institucionales convierte la experiencia en conocimiento explícito útil para futuros equipos.</w:t>
       </w:r>
     </w:p>
     <w:p>
@@ -6677,7 +5960,7 @@
         <w:pStyle w:val="Prrafodelista"/>
         <w:numPr>
           <w:ilvl w:val="6"/>
-          <w:numId w:val="47"/>
+          <w:numId w:val="32"/>
         </w:numPr>
         <w:ind w:left="709"/>
       </w:pPr>
@@ -6690,18 +5973,12 @@
     </w:p>
     <w:p>
       <w:r>
-        <w:t>E</w:t>
-      </w:r>
-      <w:r>
-        <w:t>l conocimiento validado debe distribuirse mediante productos adaptados al perfil y a las necesidades de sus destinatarios.</w:t>
-      </w:r>
-    </w:p>
-    <w:p>
-      <w:r>
-        <w:t>Los pr</w:t>
-      </w:r>
-      <w:r>
-        <w:t>incipales productos son:</w:t>
+        <w:t>El conocimiento validado debe distribuirse mediante productos adaptados al perfil y a las necesidades de sus destinatarios.</w:t>
+      </w:r>
+    </w:p>
+    <w:p>
+      <w:r>
+        <w:t>Los principales productos son:</w:t>
       </w:r>
     </w:p>
     <w:p>
@@ -6709,9 +5986,8 @@
         <w:pStyle w:val="Prrafodelista"/>
         <w:numPr>
           <w:ilvl w:val="0"/>
-          <w:numId w:val="27"/>
+          <w:numId w:val="45"/>
         </w:numPr>
-        <w:ind w:left="993"/>
       </w:pPr>
       <w:r>
         <w:t xml:space="preserve">Boletines de inteligencia: resúmenes periódicos con tendencias, alertas y movimientos de la competencia. </w:t>
@@ -6722,9 +5998,8 @@
         <w:pStyle w:val="Prrafodelista"/>
         <w:numPr>
           <w:ilvl w:val="0"/>
-          <w:numId w:val="27"/>
+          <w:numId w:val="45"/>
         </w:numPr>
-        <w:ind w:left="993"/>
       </w:pPr>
       <w:r>
         <w:t xml:space="preserve">Cuadros de mando: indicadores y métricas actualizadas para apoyar el seguimiento de variables estratégicas. </w:t>
@@ -6735,24 +6010,17 @@
         <w:pStyle w:val="Prrafodelista"/>
         <w:numPr>
           <w:ilvl w:val="0"/>
-          <w:numId w:val="27"/>
+          <w:numId w:val="45"/>
         </w:numPr>
-        <w:ind w:left="993"/>
       </w:pPr>
       <w:r>
         <w:lastRenderedPageBreak/>
-        <w:t>Informes estraté</w:t>
-      </w:r>
-      <w:r>
-        <w:t>gicos de vigilancia: documentos de mayor profundidad dirigidos a la dirección.</w:t>
-      </w:r>
-    </w:p>
-    <w:p>
-      <w:r>
-        <w:t>El siguiente pódcast aborda las lecciones aprendidas, la memoria corporativa y la difusión de resultados. Se propone su reproducción para identificar cómo se conserva el conocim</w:t>
-      </w:r>
-      <w:r>
-        <w:t>iento y relacionar cada producto de inteligencia con sus destinatarios.</w:t>
+        <w:t>Informes estratégicos de vigilancia: documentos de mayor profundidad dirigidos a la dirección.</w:t>
+      </w:r>
+    </w:p>
+    <w:p>
+      <w:r>
+        <w:t>El siguiente pódcast aborda las lecciones aprendidas, la memoria corporativa y la difusión de resultados. Se propone su reproducción para identificar cómo se conserva el conocimiento y relacionar cada producto de inteligencia con sus destinatarios.</w:t>
       </w:r>
     </w:p>
     <w:tbl>
@@ -6794,11 +6062,14 @@
           </w:tcPr>
           <w:p>
             <w:r>
+              <w:t>Mujer:</w:t>
+            </w:r>
+            <w:r>
               <w:rPr>
                 <w:b/>
                 <w:bCs/>
               </w:rPr>
-              <w:t xml:space="preserve">Mujer: </w:t>
+              <w:t xml:space="preserve"> </w:t>
             </w:r>
             <w:r>
               <w:rPr>
@@ -6813,58 +6084,93 @@
           </w:p>
           <w:p>
             <w:r>
+              <w:t>Hombre:</w:t>
+            </w:r>
+            <w:r>
+              <w:t xml:space="preserve"> </w:t>
+            </w:r>
+            <w:r>
+              <w:t xml:space="preserve">y </w:t>
+            </w:r>
+            <w:r>
+              <w:t>lo peor es que, cuando llega una persona nueva, la organización vuelve a invertir tiempo y dinero en recorrer un camino que ya había recorrido, simplemente porque nadie dejó registro de ese aprendizaje.</w:t>
+            </w:r>
+          </w:p>
+          <w:p>
+            <w:r>
+              <w:t>Mujer:</w:t>
+            </w:r>
+            <w:r>
               <w:rPr>
                 <w:b/>
                 <w:bCs/>
               </w:rPr>
-              <w:t>Hombre:</w:t>
-            </w:r>
-            <w:r>
               <w:t xml:space="preserve"> </w:t>
             </w:r>
             <w:r>
-              <w:t xml:space="preserve">y </w:t>
-            </w:r>
-            <w:r>
-              <w:t>lo peor es que, cuando llega una persona nueva, la organización vuelve a invertir tiempo y dinero en recorrer un camino que ya había recorrido, simplemente porque nadie dejó registro de ese aprendizaje.</w:t>
+              <w:t>e</w:t>
+            </w:r>
+            <w:r>
+              <w:t>so es amnesia corporativa: la empresa olvida lo que ya aprendió solo porque el conocimiento se quedó guardado en la memoria del empleado o en archivos personales perdidos.</w:t>
             </w:r>
           </w:p>
           <w:p>
             <w:r>
+              <w:t>Hombre:</w:t>
+            </w:r>
+            <w:r>
               <w:rPr>
                 <w:b/>
                 <w:bCs/>
               </w:rPr>
-              <w:t xml:space="preserve">Mujer: </w:t>
-            </w:r>
-            <w:r>
-              <w:t>e</w:t>
-            </w:r>
-            <w:r>
-              <w:t>so es amnesia corporativa: la empresa olvida lo que ya aprendió solo porque el conocimiento se quedó guardado en la memoria del empleado o en archivos personales perdidos.</w:t>
+              <w:t xml:space="preserve"> </w:t>
+            </w:r>
+            <w:r>
+              <w:t>p</w:t>
+            </w:r>
+            <w:r>
+              <w:t>ara evitar que eso pase existe la gestión del conocimiento, cuyo propósito es convertir lo que pasa todos los días en memoria institucional.</w:t>
             </w:r>
           </w:p>
           <w:p>
             <w:r>
+              <w:t>Mujer:</w:t>
+            </w:r>
+            <w:r>
               <w:rPr>
                 <w:b/>
                 <w:bCs/>
               </w:rPr>
-              <w:t xml:space="preserve">Hombre: </w:t>
-            </w:r>
-            <w:r>
-              <w:t>p</w:t>
-            </w:r>
-            <w:r>
-              <w:t>ara evitar que eso pase existe la gestión del conocimiento, cuyo propósito es convertir lo que pasa todos los días en memoria institucional.</w:t>
+              <w:t xml:space="preserve"> </w:t>
+            </w:r>
+            <w:r>
+              <w:t xml:space="preserve">y </w:t>
+            </w:r>
+            <w:r>
+              <w:t>ese trabajo empieza por algo tan sencillo como dejar registradas las lecciones que va dejando cada proceso.</w:t>
             </w:r>
           </w:p>
           <w:p>
             <w:r>
+              <w:lastRenderedPageBreak/>
+              <w:t>Hombre:</w:t>
+            </w:r>
+            <w:r>
               <w:rPr>
                 <w:b/>
                 <w:bCs/>
               </w:rPr>
+              <w:t xml:space="preserve"> </w:t>
+            </w:r>
+            <w:r>
+              <w:t>p</w:t>
+            </w:r>
+            <w:r>
+              <w:t>ero una lección aprendida no consiste en llenar un informe diciendo que el proceso salió mal. Hay que explicar con pelos y señales qué pasó, por qué no funcionó, qué consecuencias dejó... y qué se debería hacer si vuelve a pasar.</w:t>
+            </w:r>
+          </w:p>
+          <w:p>
+            <w:r>
               <w:t>Mujer:</w:t>
             </w:r>
             <w:r>
@@ -6875,126 +6181,122 @@
               <w:t xml:space="preserve"> </w:t>
             </w:r>
             <w:r>
-              <w:t xml:space="preserve">y </w:t>
-            </w:r>
-            <w:r>
-              <w:t>ese trabajo empieza por algo tan sencillo como dejar registradas las lecciones que va dejando cada proceso.</w:t>
+              <w:t>s</w:t>
+            </w:r>
+            <w:r>
+              <w:t>e trata de transformar ese conocimiento tácito, el que se adquiere con la experiencia, en conocimiento explícito, claro y disponible para que cualquiera lo pueda consultar.</w:t>
             </w:r>
           </w:p>
           <w:p>
             <w:r>
+              <w:t>Hombre:</w:t>
+            </w:r>
+            <w:r>
               <w:rPr>
                 <w:b/>
                 <w:bCs/>
               </w:rPr>
-              <w:lastRenderedPageBreak/>
-              <w:t xml:space="preserve">Hombre: </w:t>
-            </w:r>
-            <w:r>
-              <w:t>p</w:t>
-            </w:r>
-            <w:r>
-              <w:t>ero una lección aprendida no consiste en llenar un informe diciendo que el proceso salió mal. Hay que explicar con pelos y señales qué pasó, por qué no funcionó, qué consecuencias dejó... y qué se debería hacer si vuelve a pasar.</w:t>
+              <w:t xml:space="preserve"> </w:t>
+            </w:r>
+            <w:r>
+              <w:t>c</w:t>
+            </w:r>
+            <w:r>
+              <w:t xml:space="preserve">omo cuando un equipo prueba un </w:t>
+            </w:r>
+            <w:r>
+              <w:rPr>
+                <w:rStyle w:val="Extranjerismo"/>
+              </w:rPr>
+              <w:t>software</w:t>
+            </w:r>
+            <w:r>
+              <w:t xml:space="preserve"> nuevo que no es compatible con los servidores de la empresa: si eso se documenta bien, el próximo grupo ni lo intenta y se ahorra un dolor de cabeza.</w:t>
             </w:r>
           </w:p>
           <w:p>
             <w:r>
+              <w:t>Mujer:</w:t>
+            </w:r>
+            <w:r>
               <w:rPr>
                 <w:b/>
                 <w:bCs/>
               </w:rPr>
-              <w:t xml:space="preserve">Mujer: </w:t>
-            </w:r>
-            <w:r>
-              <w:t>s</w:t>
-            </w:r>
-            <w:r>
-              <w:t>e trata de transformar ese conocimiento tácito, el que se adquiere con la experiencia, en conocimiento explícito, claro y disponible para que cualquiera lo pueda consultar.</w:t>
+              <w:t xml:space="preserve"> </w:t>
+            </w:r>
+            <w:r>
+              <w:t>p</w:t>
+            </w:r>
+            <w:r>
+              <w:t>ero de poco sirve guardar toda esa información si nadie sabe dónde encontrarla o cómo aprovecharla. La clave está en hacerla llegar a las personas que realmente la necesitan.</w:t>
             </w:r>
           </w:p>
           <w:p>
             <w:r>
+              <w:t>Hombre:</w:t>
+            </w:r>
+            <w:r>
               <w:rPr>
                 <w:b/>
                 <w:bCs/>
               </w:rPr>
-              <w:t xml:space="preserve">Hombre: </w:t>
-            </w:r>
-            <w:r>
-              <w:t>c</w:t>
-            </w:r>
-            <w:r>
-              <w:t>omo cuando un equipo prueba un software nuevo que no es compatible con los servidores de la empresa: si eso se documenta bien, el próximo grupo ni lo intenta y se ahorra un dolor de cabeza.</w:t>
+              <w:t xml:space="preserve"> </w:t>
+            </w:r>
+            <w:r>
+              <w:t>l</w:t>
+            </w:r>
+            <w:r>
+              <w:t>os equipos operativos reciben boletines con alertas y tendencias. Los equipos técnicos trabajan con tableros de control para hacer seguimiento a los indicadores. Y la alta dirección dispone de informes estratégicos que respaldan las decisiones de mayor alcance.</w:t>
             </w:r>
           </w:p>
           <w:p>
             <w:r>
+              <w:t>Mujer:</w:t>
+            </w:r>
+            <w:r>
               <w:rPr>
                 <w:b/>
                 <w:bCs/>
               </w:rPr>
-              <w:t xml:space="preserve">Mujer: </w:t>
-            </w:r>
-            <w:r>
-              <w:t>p</w:t>
-            </w:r>
-            <w:r>
-              <w:t>ero de poco sirve guardar toda esa información si nadie sabe dónde encontrarla o cómo aprovecharla. La clave está en hacerla llegar a las personas que realmente la necesitan.</w:t>
+              <w:t xml:space="preserve"> </w:t>
+            </w:r>
+            <w:r>
+              <w:t>c</w:t>
+            </w:r>
+            <w:r>
+              <w:t>ada uno cumple una función diferente: el boletín informa, el tablero mide y el informe estratégico respalda las decisiones de mayor alcance.</w:t>
             </w:r>
           </w:p>
           <w:p>
             <w:r>
+              <w:t>Hombre:</w:t>
+            </w:r>
+            <w:r>
               <w:rPr>
                 <w:b/>
                 <w:bCs/>
               </w:rPr>
-              <w:t xml:space="preserve">Hombre: </w:t>
-            </w:r>
-            <w:r>
-              <w:t>l</w:t>
-            </w:r>
-            <w:r>
-              <w:t>os equipos operativos reciben boletines con alertas y tendencias. Los equipos técnicos trabajan con tableros de control para hacer seguimiento a los indicadores. Y la alta dirección dispone de informes estratégicos que respaldan las decisiones de mayor alcance.</w:t>
+              <w:t xml:space="preserve"> </w:t>
+            </w:r>
+            <w:r>
+              <w:t>e</w:t>
+            </w:r>
+            <w:r>
+              <w:t>s que al final del día, el valor de una organización no está en cuántos datos acumula, sino en su capacidad para rescatar esa memoria y aprovecharla para tomar mejores decisiones.</w:t>
             </w:r>
           </w:p>
           <w:p>
             <w:r>
+              <w:lastRenderedPageBreak/>
+              <w:t>Mujer:</w:t>
+            </w:r>
+            <w:r>
               <w:rPr>
                 <w:b/>
                 <w:bCs/>
               </w:rPr>
-              <w:t xml:space="preserve">Mujer: </w:t>
-            </w:r>
-            <w:r>
-              <w:t>c</w:t>
-            </w:r>
-            <w:r>
-              <w:t>ada uno cumple una función diferente: el boletín informa, el tablero mide y el informe estratégico respalda las decisiones de mayor alcance.</w:t>
-            </w:r>
-          </w:p>
-          <w:p>
-            <w:r>
-              <w:rPr>
-                <w:b/>
-                <w:bCs/>
-              </w:rPr>
-              <w:t xml:space="preserve">Hombre: </w:t>
-            </w:r>
-            <w:r>
-              <w:t>e</w:t>
-            </w:r>
-            <w:r>
-              <w:t>s que al final del día, el valor de una organización no está en cuántos datos acumula, sino en su capacidad para rescatar esa memoria y aprovecharla para tomar mejores decisiones.</w:t>
-            </w:r>
-          </w:p>
-          <w:p>
-            <w:r>
-              <w:rPr>
-                <w:b/>
-                <w:bCs/>
-              </w:rPr>
-              <w:lastRenderedPageBreak/>
-              <w:t xml:space="preserve">Mujer: </w:t>
+              <w:t xml:space="preserve"> </w:t>
             </w:r>
             <w:r>
               <w:t>p</w:t>
@@ -7025,10 +6327,7 @@
     </w:p>
     <w:p>
       <w:r>
-        <w:t xml:space="preserve">Las recomendaciones estratégicas transforman los hallazgos en </w:t>
-      </w:r>
-      <w:r>
-        <w:t>acciones viables y sustentadas para fortalecer la toma de decisiones. Su formulación aplica el modelo de identificación de brechas y propuesta de valor, compuesto por tres elementos:</w:t>
+        <w:t>Las recomendaciones estratégicas transforman los hallazgos en acciones viables y sustentadas para fortalecer la toma de decisiones. Su formulación aplica el modelo de identificación de brechas y propuesta de valor, compuesto por tres elementos:</w:t>
       </w:r>
     </w:p>
     <w:p>
@@ -7036,7 +6335,7 @@
         <w:pStyle w:val="Listaconvietas"/>
         <w:numPr>
           <w:ilvl w:val="0"/>
-          <w:numId w:val="28"/>
+          <w:numId w:val="16"/>
         </w:numPr>
         <w:ind w:left="1134"/>
       </w:pPr>
@@ -7055,7 +6354,7 @@
         <w:pStyle w:val="Listaconvietas"/>
         <w:numPr>
           <w:ilvl w:val="0"/>
-          <w:numId w:val="28"/>
+          <w:numId w:val="16"/>
         </w:numPr>
         <w:ind w:left="1134"/>
       </w:pPr>
@@ -7063,13 +6362,7 @@
         <w:rPr>
           <w:b/>
         </w:rPr>
-        <w:t>Proponer una acción es</w:t>
-      </w:r>
-      <w:r>
-        <w:rPr>
-          <w:b/>
-        </w:rPr>
-        <w:t>tructurada.</w:t>
+        <w:t>Proponer una acción estructurada.</w:t>
       </w:r>
       <w:r>
         <w:t xml:space="preserve"> La recomendación debe indicar de manera clara qué acción debe ejecutar la organización. Debe ser:</w:t>
@@ -7080,9 +6373,8 @@
         <w:pStyle w:val="Listaconvietas"/>
         <w:numPr>
           <w:ilvl w:val="0"/>
-          <w:numId w:val="29"/>
+          <w:numId w:val="46"/>
         </w:numPr>
-        <w:ind w:left="1843"/>
       </w:pPr>
       <w:r>
         <w:t>Específica</w:t>
@@ -7096,9 +6388,8 @@
         <w:pStyle w:val="Listaconvietas"/>
         <w:numPr>
           <w:ilvl w:val="0"/>
-          <w:numId w:val="29"/>
+          <w:numId w:val="46"/>
         </w:numPr>
-        <w:ind w:left="1843"/>
       </w:pPr>
       <w:r>
         <w:t>Técnicamente viable</w:t>
@@ -7112,9 +6403,8 @@
         <w:pStyle w:val="Listaconvietas"/>
         <w:numPr>
           <w:ilvl w:val="0"/>
-          <w:numId w:val="29"/>
+          <w:numId w:val="46"/>
         </w:numPr>
-        <w:ind w:left="1843"/>
       </w:pPr>
       <w:r>
         <w:t>Coherente con la capacidad financiera</w:t>
@@ -7128,9 +6418,8 @@
         <w:pStyle w:val="Listaconvietas"/>
         <w:numPr>
           <w:ilvl w:val="0"/>
-          <w:numId w:val="29"/>
+          <w:numId w:val="46"/>
         </w:numPr>
-        <w:ind w:left="1843"/>
       </w:pPr>
       <w:r>
         <w:t>Compatible con el talento humano disponible</w:t>
@@ -7144,15 +6433,11 @@
         <w:pStyle w:val="Listaconvietas"/>
         <w:numPr>
           <w:ilvl w:val="0"/>
-          <w:numId w:val="29"/>
+          <w:numId w:val="46"/>
         </w:numPr>
-        <w:ind w:left="1843"/>
-      </w:pPr>
-      <w:r>
-        <w:t>Alineada con los parámetros d</w:t>
-      </w:r>
-      <w:r>
-        <w:t>efinidos durante la planeación.</w:t>
+      </w:pPr>
+      <w:r>
+        <w:t>Alineada con los parámetros definidos durante la planeación.</w:t>
       </w:r>
     </w:p>
     <w:p>
@@ -7160,7 +6445,7 @@
         <w:pStyle w:val="Listaconvietas"/>
         <w:numPr>
           <w:ilvl w:val="0"/>
-          <w:numId w:val="28"/>
+          <w:numId w:val="16"/>
         </w:numPr>
         <w:ind w:left="1134"/>
       </w:pPr>
@@ -7179,9 +6464,8 @@
         <w:pStyle w:val="Listaconvietas"/>
         <w:numPr>
           <w:ilvl w:val="0"/>
-          <w:numId w:val="30"/>
+          <w:numId w:val="47"/>
         </w:numPr>
-        <w:ind w:left="1701"/>
       </w:pPr>
       <w:r>
         <w:lastRenderedPageBreak/>
@@ -7196,9 +6480,8 @@
         <w:pStyle w:val="Listaconvietas"/>
         <w:numPr>
           <w:ilvl w:val="0"/>
-          <w:numId w:val="30"/>
+          <w:numId w:val="47"/>
         </w:numPr>
-        <w:ind w:left="1701"/>
       </w:pPr>
       <w:r>
         <w:t>Reducción de costos</w:t>
@@ -7212,15 +6495,11 @@
         <w:pStyle w:val="Listaconvietas"/>
         <w:numPr>
           <w:ilvl w:val="0"/>
-          <w:numId w:val="30"/>
+          <w:numId w:val="47"/>
         </w:numPr>
-        <w:ind w:left="1701"/>
-      </w:pPr>
-      <w:r>
-        <w:t>Optimizaci</w:t>
-      </w:r>
-      <w:r>
-        <w:t>ón de procesos</w:t>
+      </w:pPr>
+      <w:r>
+        <w:t>Optimización de procesos</w:t>
       </w:r>
       <w:r>
         <w:t>.</w:t>
@@ -7231,9 +6510,8 @@
         <w:pStyle w:val="Listaconvietas"/>
         <w:numPr>
           <w:ilvl w:val="0"/>
-          <w:numId w:val="30"/>
+          <w:numId w:val="47"/>
         </w:numPr>
-        <w:ind w:left="1701"/>
       </w:pPr>
       <w:r>
         <w:t>Mitigación de riesgos</w:t>
@@ -7247,9 +6525,8 @@
         <w:pStyle w:val="Listaconvietas"/>
         <w:numPr>
           <w:ilvl w:val="0"/>
-          <w:numId w:val="30"/>
+          <w:numId w:val="47"/>
         </w:numPr>
-        <w:ind w:left="1701"/>
       </w:pPr>
       <w:r>
         <w:t>Cumplimiento normativo</w:t>
@@ -7263,9 +6540,8 @@
         <w:pStyle w:val="Listaconvietas"/>
         <w:numPr>
           <w:ilvl w:val="0"/>
-          <w:numId w:val="30"/>
+          <w:numId w:val="47"/>
         </w:numPr>
-        <w:ind w:left="1701"/>
       </w:pPr>
       <w:r>
         <w:t>Retorno de la Inversión (ROI)</w:t>
@@ -7276,10 +6552,7 @@
     </w:p>
     <w:p>
       <w:r>
-        <w:t>La recomendación estratégica debe superar la descripción del problema y plantear una acción sustentada en evidencias, capacidades organizacionales y beneficios ver</w:t>
-      </w:r>
-      <w:r>
-        <w:t>ificables.</w:t>
+        <w:t>La recomendación estratégica debe superar la descripción del problema y plantear una acción sustentada en evidencias, capacidades organizacionales y beneficios verificables.</w:t>
       </w:r>
     </w:p>
     <w:p>
@@ -7292,10 +6565,7 @@
     </w:p>
     <w:p>
       <w:r>
-        <w:t>E</w:t>
-      </w:r>
-      <w:r>
-        <w:t>l entregable final aplica la técnica de la pirámide invertida, que organiza la información desde los aspectos más relevantes hasta los elementos complementarios. Su estructura comprende los siguientes pasos:</w:t>
+        <w:t>El entregable final aplica la técnica de la pirámide invertida, que organiza la información desde los aspectos más relevantes hasta los elementos complementarios. Su estructura comprende los siguientes pasos:</w:t>
       </w:r>
     </w:p>
     <w:p>
@@ -7303,7 +6573,7 @@
         <w:pStyle w:val="Listaconvietas"/>
         <w:numPr>
           <w:ilvl w:val="0"/>
-          <w:numId w:val="31"/>
+          <w:numId w:val="17"/>
         </w:numPr>
         <w:ind w:left="1276"/>
       </w:pPr>
@@ -7311,13 +6581,7 @@
         <w:rPr>
           <w:b/>
         </w:rPr>
-        <w:t>R</w:t>
-      </w:r>
-      <w:r>
-        <w:rPr>
-          <w:b/>
-        </w:rPr>
-        <w:t>ecomendación central.</w:t>
+        <w:t>Recomendación central.</w:t>
       </w:r>
       <w:r>
         <w:t xml:space="preserve"> Presenta de manera inmediata qué acción debe ejecutar la organización. Facilita a la gerencia decisiones y agilidad.</w:t>
@@ -7328,7 +6592,7 @@
         <w:pStyle w:val="Listaconvietas"/>
         <w:numPr>
           <w:ilvl w:val="0"/>
-          <w:numId w:val="31"/>
+          <w:numId w:val="17"/>
         </w:numPr>
         <w:ind w:left="1276"/>
       </w:pPr>
@@ -7350,7 +6614,7 @@
         <w:pStyle w:val="Listaconvietas"/>
         <w:numPr>
           <w:ilvl w:val="0"/>
-          <w:numId w:val="31"/>
+          <w:numId w:val="17"/>
         </w:numPr>
         <w:ind w:left="1276"/>
       </w:pPr>
@@ -7369,7 +6633,7 @@
         <w:pStyle w:val="Listaconvietas"/>
         <w:numPr>
           <w:ilvl w:val="0"/>
-          <w:numId w:val="31"/>
+          <w:numId w:val="17"/>
         </w:numPr>
         <w:ind w:left="1276"/>
       </w:pPr>
@@ -7380,10 +6644,7 @@
         <w:t>Siguientes pasos.</w:t>
       </w:r>
       <w:r>
-        <w:t xml:space="preserve"> Define las acciones requeridas para implementar, controlar y evaluar la recomendación. Es el llamado a la acción</w:t>
-      </w:r>
-      <w:r>
-        <w:t>.</w:t>
+        <w:t xml:space="preserve"> Define las acciones requeridas para implementar, controlar y evaluar la recomendación. Es el llamado a la acción.</w:t>
       </w:r>
     </w:p>
     <w:p>
@@ -7468,16 +6729,7 @@
     </w:p>
     <w:p>
       <w:r>
-        <w:t xml:space="preserve">Para anclar estos </w:t>
-      </w:r>
-      <w:r>
-        <w:t>saberes en un entorno productivo real, se presenta la etapa conclusiva del proyecto de Central Ferretera. Recordemos que la empresa se encuentra desarrollando una plataforma de comercio electrónico bajo la arquitectura WordPress y WooCommerce. En las unida</w:t>
-      </w:r>
-      <w:r>
-        <w:t>des previas, el equipo ejecutó ecuaciones de búsqueda especializadas y validó, mediante el cruce de datos, múltiples herramientas de optimización, seguridad y pasarelas de pago. Ahora, el aprendiz a cargo debe transformar esos datos en decisiones estratégi</w:t>
-      </w:r>
-      <w:r>
-        <w:t>cas.</w:t>
+        <w:t>Para anclar estos saberes en un entorno productivo real, se presenta la etapa conclusiva del proyecto de Central Ferretera. Recordemos que la empresa se encuentra desarrollando una plataforma de comercio electrónico bajo la arquitectura WordPress y WooCommerce. En las unidades previas, el equipo ejecutó ecuaciones de búsqueda especializadas y validó, mediante el cruce de datos, múltiples herramientas de optimización, seguridad y pasarelas de pago. Ahora, el aprendiz a cargo debe transformar esos datos en decisiones estratégicas.</w:t>
       </w:r>
     </w:p>
     <w:p>
@@ -7490,7 +6742,7 @@
         <w:pStyle w:val="Listaconvietas"/>
         <w:numPr>
           <w:ilvl w:val="0"/>
-          <w:numId w:val="32"/>
+          <w:numId w:val="18"/>
         </w:numPr>
         <w:ind w:left="709"/>
       </w:pPr>
@@ -7501,10 +6753,7 @@
         <w:t>Transformación de resultados (análisis).</w:t>
       </w:r>
       <w:r>
-        <w:t xml:space="preserve"> El equipo somete las fichas de caracterización al análisis final. A nivel cuantitativo, revisan las métricas de car</w:t>
-      </w:r>
-      <w:r>
-        <w:t xml:space="preserve">ga (rendimiento) extraídas de estudios técnicos sobre servidores. Descubren que los sitios web de ferreterías que </w:t>
+        <w:t xml:space="preserve"> El equipo somete las fichas de caracterización al análisis final. A nivel cuantitativo, revisan las métricas de carga (rendimiento) extraídas de estudios técnicos sobre servidores. Descubren que los sitios web de ferreterías que </w:t>
       </w:r>
       <w:r>
         <w:t xml:space="preserve">presentan una disminución significativa en las </w:t>
@@ -7514,10 +6763,7 @@
         <w:t>conversiones móviles</w:t>
       </w:r>
       <w:r>
-        <w:t xml:space="preserve">. A nivel cualitativo, analizan la normativa de la DIAN respecto a la </w:t>
-      </w:r>
-      <w:r>
-        <w:t>facturación electrónica y las políticas de retención de datos en Colombia, concluyendo que la seguridad de los datos financieros de los clientes es el riesgo reputacional más crítico del proyecto.</w:t>
+        <w:t>. A nivel cualitativo, analizan la normativa de la DIAN respecto a la facturación electrónica y las políticas de retención de datos en Colombia, concluyendo que la seguridad de los datos financieros de los clientes es el riesgo reputacional más crítico del proyecto.</w:t>
       </w:r>
     </w:p>
     <w:p>
@@ -7525,7 +6771,7 @@
         <w:pStyle w:val="Listaconvietas"/>
         <w:numPr>
           <w:ilvl w:val="0"/>
-          <w:numId w:val="32"/>
+          <w:numId w:val="18"/>
         </w:numPr>
         <w:ind w:left="709"/>
       </w:pPr>
@@ -7536,10 +6782,7 @@
         <w:t>Gestión del conocimiento.</w:t>
       </w:r>
       <w:r>
-        <w:t xml:space="preserve"> Para evitar la amnesia corporativ</w:t>
-      </w:r>
-      <w:r>
-        <w:t xml:space="preserve">a, el equipo redacta un documento de </w:t>
+        <w:t xml:space="preserve"> Para evitar la amnesia corporativa, el equipo redacta un documento de </w:t>
       </w:r>
       <w:r>
         <w:t>l</w:t>
@@ -7560,10 +6803,7 @@
         <w:t>plugins</w:t>
       </w:r>
       <w:r>
-        <w:t>' de WooCommerce que no hayan recibido</w:t>
-      </w:r>
-      <w:r>
-        <w:t xml:space="preserve"> actualizaciones de seguridad en los últimos 6 meses, independientemente de su popularidad". Esta directriz asegura que cualquier futuro desarrollador contratado mantenga la integridad del código fuente.</w:t>
+        <w:t>' de WooCommerce que no hayan recibido actualizaciones de seguridad en los últimos 6 meses, independientemente de su popularidad". Esta directriz asegura que cualquier futuro desarrollador contratado mantenga la integridad del código fuente.</w:t>
       </w:r>
     </w:p>
     <w:p>
@@ -7571,7 +6811,7 @@
         <w:pStyle w:val="Listaconvietas"/>
         <w:numPr>
           <w:ilvl w:val="0"/>
-          <w:numId w:val="32"/>
+          <w:numId w:val="18"/>
         </w:numPr>
         <w:ind w:left="709"/>
       </w:pPr>
@@ -7582,10 +6822,7 @@
         <w:t>Recomendaciones y toma de decisiones.</w:t>
       </w:r>
       <w:r>
-        <w:t xml:space="preserve"> El rol de anal</w:t>
-      </w:r>
-      <w:r>
-        <w:t xml:space="preserve">ista de inteligencia, redacta el </w:t>
+        <w:t xml:space="preserve"> El rol de analista de inteligencia, redacta el </w:t>
       </w:r>
       <w:r>
         <w:t>i</w:t>
@@ -7600,6 +6837,13 @@
       </w:r>
     </w:p>
     <w:p>
+      <w:pPr>
+        <w:pStyle w:val="Prrafodelista"/>
+        <w:numPr>
+          <w:ilvl w:val="0"/>
+          <w:numId w:val="48"/>
+        </w:numPr>
+      </w:pPr>
       <w:r>
         <w:rPr>
           <w:b/>
@@ -7608,10 +6852,7 @@
         <w:t>Recomendación estratégica</w:t>
       </w:r>
       <w:r>
-        <w:t xml:space="preserve">: "Con base en el </w:t>
-      </w:r>
-      <w:r>
-        <w:t>análisis del entorno digital y la normativa tributaria vigente, se recomienda autorizar el despliegue de la tienda virtual Central Ferretera bajo el ecosistema WooCommerce, condicionado a dos factores críticos:</w:t>
+        <w:t>: "Con base en el análisis del entorno digital y la normativa tributaria vigente, se recomienda autorizar el despliegue de la tienda virtual Central Ferretera bajo el ecosistema WooCommerce, condicionado a dos factores críticos:</w:t>
       </w:r>
     </w:p>
     <w:p>
@@ -7619,15 +6860,11 @@
         <w:pStyle w:val="Listaconvietas"/>
         <w:numPr>
           <w:ilvl w:val="0"/>
-          <w:numId w:val="33"/>
+          <w:numId w:val="49"/>
         </w:numPr>
-        <w:ind w:left="709"/>
-      </w:pPr>
-      <w:r>
-        <w:t>La contratación de un servidor de tipo VPS (V</w:t>
-      </w:r>
-      <w:r>
-        <w:t>irtual Private Server) con configuración de caché a nivel de servidor (Redis), para garantizar tiempos de carga inferiores a 2.5 segundos, mitigando la tasa de abandono de carritos.</w:t>
+      </w:pPr>
+      <w:r>
+        <w:t>La contratación de un servidor de tipo VPS (Virtual Private Server) con configuración de caché a nivel de servidor (Redis), para garantizar tiempos de carga inferiores a 2.5 segundos, mitigando la tasa de abandono de carritos.</w:t>
       </w:r>
     </w:p>
     <w:p>
@@ -7635,24 +6872,20 @@
         <w:pStyle w:val="Listaconvietas"/>
         <w:numPr>
           <w:ilvl w:val="0"/>
-          <w:numId w:val="33"/>
+          <w:numId w:val="49"/>
         </w:numPr>
-        <w:ind w:left="709"/>
-      </w:pPr>
-      <w:r>
-        <w:t xml:space="preserve">La integración exclusiva de la pasarela de pagos nacional evaluada, ya que es la única que certifica la generación automática del XML para la DIAN. La ejecución </w:t>
+      </w:pPr>
+      <w:r>
+        <w:t xml:space="preserve">La integración exclusiva de la pasarela de pagos nacional evaluada, ya que es la única que certifica la generación automática del XML para la DIAN. La </w:t>
       </w:r>
       <w:r>
         <w:lastRenderedPageBreak/>
-        <w:t>de esta arquitectura se estima que incrementará el costo inicial de infraestructura en un 12 %, pero podría contribuir a reducir el riesgo de sanciones fiscales y se proyecta una recuperación de la inversión (ROI) durante los primeros 8 meses de operación ininterrumpida.</w:t>
-      </w:r>
-    </w:p>
-    <w:p>
-      <w:r>
-        <w:t>Respaldada por un proceso riguroso de vigilancia e inteligencia organizacional, la gerencia aprueba el proyecto. El caso evidencia cómo los hallazgos técnicos se convierten en recomendaciones sustentada</w:t>
-      </w:r>
-      <w:r>
-        <w:t>s que reducen la incertidumbre y favorecen una ventaja competitiva sostenible y rentable.</w:t>
+        <w:t>ejecución de esta arquitectura se estima que incrementará el costo inicial de infraestructura en un 12 %, pero podría contribuir a reducir el riesgo de sanciones fiscales y se proyecta una recuperación de la inversión (ROI) durante los primeros 8 meses de operación ininterrumpida.</w:t>
+      </w:r>
+    </w:p>
+    <w:p>
+      <w:r>
+        <w:t>Respaldada por un proceso riguroso de vigilancia e inteligencia organizacional, la gerencia aprueba el proyecto. El caso evidencia cómo los hallazgos técnicos se convierten en recomendaciones sustentadas que reducen la incertidumbre y favorecen una ventaja competitiva sostenible y rentable.</w:t>
       </w:r>
     </w:p>
     <w:p>
@@ -7759,10 +6992,7 @@
         <w:t xml:space="preserve">Análisis cualitativo: </w:t>
       </w:r>
       <w:r>
-        <w:t>enfoque centrado en interpretar el porqué y el cómo de los cambios, utilizando herramien</w:t>
-      </w:r>
-      <w:r>
-        <w:t>tas de prospectiva como el Análisis de Escenarios o el Método Delphi.</w:t>
+        <w:t>enfoque centrado en interpretar el porqué y el cómo de los cambios, utilizando herramientas de prospectiva como el Análisis de Escenarios o el Método Delphi.</w:t>
       </w:r>
     </w:p>
     <w:p>
@@ -7773,10 +7003,7 @@
         <w:t xml:space="preserve">Análisis cuantitativo: </w:t>
       </w:r>
       <w:r>
-        <w:t>método basado en la medición estadística y minería de datos que permite, por ejemplo, calcular la tasa de crecimiento de una tecnología mediante indicadores biblio</w:t>
-      </w:r>
-      <w:r>
-        <w:t>métricos.</w:t>
+        <w:t>método basado en la medición estadística y minería de datos que permite, por ejemplo, calcular la tasa de crecimiento de una tecnología mediante indicadores bibliométricos.</w:t>
       </w:r>
     </w:p>
     <w:p>
@@ -7804,10 +7031,7 @@
         <w:t xml:space="preserve">Ecuación de búsqueda: </w:t>
       </w:r>
       <w:r>
-        <w:t>cadena lógica de caracteres q</w:t>
-      </w:r>
-      <w:r>
-        <w:t>ue instruye a una base de datos sobre exactamente qué términos buscar, en qué campos y bajo qué relación jerárquica.</w:t>
+        <w:t>cadena lógica de caracteres que instruye a una base de datos sobre exactamente qué términos buscar, en qué campos y bajo qué relación jerárquica.</w:t>
       </w:r>
     </w:p>
     <w:p>
@@ -7818,10 +7042,7 @@
         <w:t xml:space="preserve">Falsos positivos: </w:t>
       </w:r>
       <w:r>
-        <w:t>resultados irrelevantes que arroja una búsqueda cuando se realiza de manera generalista (ej. en todo el texto completo) e</w:t>
-      </w:r>
-      <w:r>
-        <w:t>n lugar de usar campos específicos como título o resumen.</w:t>
+        <w:t>resultados irrelevantes que arroja una búsqueda cuando se realiza de manera generalista (ej. en todo el texto completo) en lugar de usar campos específicos como título o resumen.</w:t>
       </w:r>
     </w:p>
     <w:p>
@@ -7832,13 +7053,7 @@
         <w:t xml:space="preserve">Ficha de caracterización: </w:t>
       </w:r>
       <w:r>
-        <w:t xml:space="preserve">instrumento metodológico que registra el </w:t>
-      </w:r>
-      <w:r>
-        <w:t>qué</w:t>
-      </w:r>
-      <w:r>
-        <w:t xml:space="preserve"> se encontró, extrayendo metadatos críticos de cada hallazgo para su posterior normalización.</w:t>
+        <w:t>instrumento metodológico que registra el qué se encontró, extrayendo metadatos críticos de cada hallazgo para su posterior normalización.</w:t>
       </w:r>
     </w:p>
     <w:p>
@@ -7861,10 +7076,7 @@
         <w:t xml:space="preserve">Inteligencia accionable: </w:t>
       </w:r>
       <w:r>
-        <w:t xml:space="preserve">conocimiento analíticamente sólido, específico </w:t>
-      </w:r>
-      <w:r>
-        <w:t>y pertinente que permite fundamentar una acción corporativa inmediata.</w:t>
+        <w:t>conocimiento analíticamente sólido, específico y pertinente que permite fundamentar una acción corporativa inmediata.</w:t>
       </w:r>
     </w:p>
     <w:p>
@@ -7886,10 +7098,7 @@
         <w:t xml:space="preserve">Metadatos: </w:t>
       </w:r>
       <w:r>
-        <w:t>datos estructu</w:t>
-      </w:r>
-      <w:r>
-        <w:t>rados que describen el contenido de un documento (como TI - Título o AB - Resumen) y facilitan su filtrado y recuperación.</w:t>
+        <w:t>datos estructurados que describen el contenido de un documento (como TI - Título o AB - Resumen) y facilitan su filtrado y recuperación.</w:t>
       </w:r>
     </w:p>
     <w:p>
@@ -7900,10 +7109,7 @@
         <w:t xml:space="preserve">Operadores booleanos: </w:t>
       </w:r>
       <w:r>
-        <w:t>conectores lógicos (AND, OR, NOT) que permiten reducir, ampliar o excluir términos en una búsqueda basándose en</w:t>
-      </w:r>
-      <w:r>
-        <w:t xml:space="preserve"> la teoría de conjuntos.</w:t>
+        <w:t>conectores lógicos (AND, OR, NOT) que permiten reducir, ampliar o excluir términos en una búsqueda basándose en la teoría de conjuntos.</w:t>
       </w:r>
     </w:p>
     <w:p>
@@ -7957,10 +7163,7 @@
         <w:t>Technology Readiness Level</w:t>
       </w:r>
       <w:r>
-        <w:t>)</w:t>
-      </w:r>
-      <w:r>
-        <w:t xml:space="preserve"> que señala si un hallazgo técnico es una idea conceptual, un prototipo o una tecnología lista para el mercado.</w:t>
+        <w:t>) que señala si un hallazgo técnico es una idea conceptual, un prototipo o una tecnología lista para el mercado.</w:t>
       </w:r>
     </w:p>
     <w:p>
@@ -7971,10 +7174,7 @@
         <w:t xml:space="preserve">Truncamiento (o comodines): </w:t>
       </w:r>
       <w:r>
-        <w:t>comandos de sintaxis (como * o ?) que permiten recuperar todas las variaciones y terminaciones posibles de la raíz d</w:t>
-      </w:r>
-      <w:r>
-        <w:t>e una palabra.</w:t>
+        <w:t>comandos de sintaxis (como * o ?) que permiten recuperar todas las variaciones y terminaciones posibles de la raíz de una palabra.</w:t>
       </w:r>
     </w:p>
     <w:p>
@@ -8012,18 +7212,12 @@
     </w:p>
     <w:p>
       <w:r>
-        <w:t xml:space="preserve">Malaver Rodríguez, F., &amp; Vargas Pérez, M. (2007). Vigilancia tecnológica y competitividad sectorial: lecciones y resultados de cinco estudios. Bogotá: Pontificia Universidad Javeriana. </w:t>
-      </w:r>
-      <w:r>
-        <w:t xml:space="preserve">ISBN: 978-958-44-1156-3  </w:t>
-      </w:r>
-    </w:p>
-    <w:p>
-      <w:r>
-        <w:t>Naciones Unidas. (2021). Repositorio digi</w:t>
-      </w:r>
-      <w:r>
-        <w:t xml:space="preserve">tal CEPAL. (t. y. Repositorio Digital: Innovación, Editor) Obtenido de omisión Económica para América Latina y el Caribe [CEPAL].:  </w:t>
+        <w:t xml:space="preserve">Malaver Rodríguez, F., &amp; Vargas Pérez, M. (2007). Vigilancia tecnológica y competitividad sectorial: lecciones y resultados de cinco estudios. Bogotá: Pontificia Universidad Javeriana. ISBN: 978-958-44-1156-3  </w:t>
+      </w:r>
+    </w:p>
+    <w:p>
+      <w:r>
+        <w:t xml:space="preserve">Naciones Unidas. (2021). Repositorio digital CEPAL. (t. y. Repositorio Digital: Innovación, Editor) Obtenido de omisión Económica para América Latina y el Caribe [CEPAL].:  </w:t>
       </w:r>
       <w:hyperlink r:id="rId20">
         <w:r>
@@ -8036,10 +7230,7 @@
     </w:p>
     <w:p>
       <w:r>
-        <w:t>OMPI. (2022). Organización Mundial de la Prop</w:t>
-      </w:r>
-      <w:r>
-        <w:t xml:space="preserve">iedad Intelectual [OMPI]. Obtenido de PATENTSCOPE y la búsqueda de información tecnológica para el análisis cuantitativo.:  </w:t>
+        <w:t xml:space="preserve">OMPI. (2022). Organización Mundial de la Propiedad Intelectual [OMPI]. Obtenido de PATENTSCOPE y la búsqueda de información tecnológica para el análisis cuantitativo.:  </w:t>
       </w:r>
       <w:hyperlink r:id="rId21">
         <w:r>
@@ -8052,23 +7243,14 @@
     </w:p>
     <w:p>
       <w:r>
-        <w:t>Relacion entre teoria de conjuntos logi</w:t>
-      </w:r>
-      <w:r>
-        <w:t xml:space="preserve">ca matematica y algebra booleana. (2005). Obtenido de Diaonia.com:  </w:t>
+        <w:t xml:space="preserve">Relacion entre teoria de conjuntos logica matematica y algebra booleana. (2005). Obtenido de Diaonia.com:  </w:t>
       </w:r>
       <w:hyperlink r:id="rId22">
         <w:r>
           <w:rPr>
             <w:rStyle w:val="Hipervnculo"/>
           </w:rPr>
-          <w:t>https://diaonia.com/relacion-entre-teoria-de-conjuntos-logica-matematica-y-a</w:t>
-        </w:r>
-        <w:r>
-          <w:rPr>
-            <w:rStyle w:val="Hipervnculo"/>
-          </w:rPr>
-          <w:t>lgebra-booleana/</w:t>
+          <w:t>https://diaonia.com/relacion-entre-teoria-de-conjuntos-logica-matematica-y-algebra-booleana/</w:t>
         </w:r>
       </w:hyperlink>
     </w:p>
@@ -9618,232 +8800,6 @@
     </w:lvl>
   </w:abstractNum>
   <w:abstractNum w:abstractNumId="1" w15:restartNumberingAfterBreak="0">
-    <w:nsid w:val="02CD1DF1"/>
-    <w:multiLevelType w:val="hybridMultilevel"/>
-    <w:tmpl w:val="B11029F6"/>
-    <w:lvl w:ilvl="0" w:tplc="0C0A0001">
-      <w:start w:val="1"/>
-      <w:numFmt w:val="bullet"/>
-      <w:lvlText w:val=""/>
-      <w:lvlJc w:val="left"/>
-      <w:pPr>
-        <w:ind w:left="1854" w:hanging="360"/>
-      </w:pPr>
-      <w:rPr>
-        <w:rFonts w:ascii="Symbol" w:hAnsi="Symbol" w:hint="default"/>
-      </w:rPr>
-    </w:lvl>
-    <w:lvl w:ilvl="1" w:tplc="0C0A0003" w:tentative="1">
-      <w:start w:val="1"/>
-      <w:numFmt w:val="bullet"/>
-      <w:lvlText w:val="o"/>
-      <w:lvlJc w:val="left"/>
-      <w:pPr>
-        <w:ind w:left="2574" w:hanging="360"/>
-      </w:pPr>
-      <w:rPr>
-        <w:rFonts w:ascii="Courier New" w:hAnsi="Courier New" w:cs="Courier New" w:hint="default"/>
-      </w:rPr>
-    </w:lvl>
-    <w:lvl w:ilvl="2" w:tplc="0C0A0005" w:tentative="1">
-      <w:start w:val="1"/>
-      <w:numFmt w:val="bullet"/>
-      <w:lvlText w:val=""/>
-      <w:lvlJc w:val="left"/>
-      <w:pPr>
-        <w:ind w:left="3294" w:hanging="360"/>
-      </w:pPr>
-      <w:rPr>
-        <w:rFonts w:ascii="Wingdings" w:hAnsi="Wingdings" w:hint="default"/>
-      </w:rPr>
-    </w:lvl>
-    <w:lvl w:ilvl="3" w:tplc="0C0A0001" w:tentative="1">
-      <w:start w:val="1"/>
-      <w:numFmt w:val="bullet"/>
-      <w:lvlText w:val=""/>
-      <w:lvlJc w:val="left"/>
-      <w:pPr>
-        <w:ind w:left="4014" w:hanging="360"/>
-      </w:pPr>
-      <w:rPr>
-        <w:rFonts w:ascii="Symbol" w:hAnsi="Symbol" w:hint="default"/>
-      </w:rPr>
-    </w:lvl>
-    <w:lvl w:ilvl="4" w:tplc="0C0A0003" w:tentative="1">
-      <w:start w:val="1"/>
-      <w:numFmt w:val="bullet"/>
-      <w:lvlText w:val="o"/>
-      <w:lvlJc w:val="left"/>
-      <w:pPr>
-        <w:ind w:left="4734" w:hanging="360"/>
-      </w:pPr>
-      <w:rPr>
-        <w:rFonts w:ascii="Courier New" w:hAnsi="Courier New" w:cs="Courier New" w:hint="default"/>
-      </w:rPr>
-    </w:lvl>
-    <w:lvl w:ilvl="5" w:tplc="0C0A0005" w:tentative="1">
-      <w:start w:val="1"/>
-      <w:numFmt w:val="bullet"/>
-      <w:lvlText w:val=""/>
-      <w:lvlJc w:val="left"/>
-      <w:pPr>
-        <w:ind w:left="5454" w:hanging="360"/>
-      </w:pPr>
-      <w:rPr>
-        <w:rFonts w:ascii="Wingdings" w:hAnsi="Wingdings" w:hint="default"/>
-      </w:rPr>
-    </w:lvl>
-    <w:lvl w:ilvl="6" w:tplc="0C0A0001" w:tentative="1">
-      <w:start w:val="1"/>
-      <w:numFmt w:val="bullet"/>
-      <w:lvlText w:val=""/>
-      <w:lvlJc w:val="left"/>
-      <w:pPr>
-        <w:ind w:left="6174" w:hanging="360"/>
-      </w:pPr>
-      <w:rPr>
-        <w:rFonts w:ascii="Symbol" w:hAnsi="Symbol" w:hint="default"/>
-      </w:rPr>
-    </w:lvl>
-    <w:lvl w:ilvl="7" w:tplc="0C0A0003" w:tentative="1">
-      <w:start w:val="1"/>
-      <w:numFmt w:val="bullet"/>
-      <w:lvlText w:val="o"/>
-      <w:lvlJc w:val="left"/>
-      <w:pPr>
-        <w:ind w:left="6894" w:hanging="360"/>
-      </w:pPr>
-      <w:rPr>
-        <w:rFonts w:ascii="Courier New" w:hAnsi="Courier New" w:cs="Courier New" w:hint="default"/>
-      </w:rPr>
-    </w:lvl>
-    <w:lvl w:ilvl="8" w:tplc="0C0A0005" w:tentative="1">
-      <w:start w:val="1"/>
-      <w:numFmt w:val="bullet"/>
-      <w:lvlText w:val=""/>
-      <w:lvlJc w:val="left"/>
-      <w:pPr>
-        <w:ind w:left="7614" w:hanging="360"/>
-      </w:pPr>
-      <w:rPr>
-        <w:rFonts w:ascii="Wingdings" w:hAnsi="Wingdings" w:hint="default"/>
-      </w:rPr>
-    </w:lvl>
-  </w:abstractNum>
-  <w:abstractNum w:abstractNumId="2" w15:restartNumberingAfterBreak="0">
-    <w:nsid w:val="05134909"/>
-    <w:multiLevelType w:val="hybridMultilevel"/>
-    <w:tmpl w:val="676ADF58"/>
-    <w:lvl w:ilvl="0" w:tplc="0C0A0001">
-      <w:start w:val="1"/>
-      <w:numFmt w:val="bullet"/>
-      <w:lvlText w:val=""/>
-      <w:lvlJc w:val="left"/>
-      <w:pPr>
-        <w:ind w:left="1579" w:hanging="360"/>
-      </w:pPr>
-      <w:rPr>
-        <w:rFonts w:ascii="Symbol" w:hAnsi="Symbol" w:hint="default"/>
-      </w:rPr>
-    </w:lvl>
-    <w:lvl w:ilvl="1" w:tplc="0C0A0003" w:tentative="1">
-      <w:start w:val="1"/>
-      <w:numFmt w:val="bullet"/>
-      <w:lvlText w:val="o"/>
-      <w:lvlJc w:val="left"/>
-      <w:pPr>
-        <w:ind w:left="2299" w:hanging="360"/>
-      </w:pPr>
-      <w:rPr>
-        <w:rFonts w:ascii="Courier New" w:hAnsi="Courier New" w:cs="Courier New" w:hint="default"/>
-      </w:rPr>
-    </w:lvl>
-    <w:lvl w:ilvl="2" w:tplc="0C0A0005" w:tentative="1">
-      <w:start w:val="1"/>
-      <w:numFmt w:val="bullet"/>
-      <w:lvlText w:val=""/>
-      <w:lvlJc w:val="left"/>
-      <w:pPr>
-        <w:ind w:left="3019" w:hanging="360"/>
-      </w:pPr>
-      <w:rPr>
-        <w:rFonts w:ascii="Wingdings" w:hAnsi="Wingdings" w:hint="default"/>
-      </w:rPr>
-    </w:lvl>
-    <w:lvl w:ilvl="3" w:tplc="0C0A0001" w:tentative="1">
-      <w:start w:val="1"/>
-      <w:numFmt w:val="bullet"/>
-      <w:lvlText w:val=""/>
-      <w:lvlJc w:val="left"/>
-      <w:pPr>
-        <w:ind w:left="3739" w:hanging="360"/>
-      </w:pPr>
-      <w:rPr>
-        <w:rFonts w:ascii="Symbol" w:hAnsi="Symbol" w:hint="default"/>
-      </w:rPr>
-    </w:lvl>
-    <w:lvl w:ilvl="4" w:tplc="0C0A0003" w:tentative="1">
-      <w:start w:val="1"/>
-      <w:numFmt w:val="bullet"/>
-      <w:lvlText w:val="o"/>
-      <w:lvlJc w:val="left"/>
-      <w:pPr>
-        <w:ind w:left="4459" w:hanging="360"/>
-      </w:pPr>
-      <w:rPr>
-        <w:rFonts w:ascii="Courier New" w:hAnsi="Courier New" w:cs="Courier New" w:hint="default"/>
-      </w:rPr>
-    </w:lvl>
-    <w:lvl w:ilvl="5" w:tplc="0C0A0005" w:tentative="1">
-      <w:start w:val="1"/>
-      <w:numFmt w:val="bullet"/>
-      <w:lvlText w:val=""/>
-      <w:lvlJc w:val="left"/>
-      <w:pPr>
-        <w:ind w:left="5179" w:hanging="360"/>
-      </w:pPr>
-      <w:rPr>
-        <w:rFonts w:ascii="Wingdings" w:hAnsi="Wingdings" w:hint="default"/>
-      </w:rPr>
-    </w:lvl>
-    <w:lvl w:ilvl="6" w:tplc="0C0A0001" w:tentative="1">
-      <w:start w:val="1"/>
-      <w:numFmt w:val="bullet"/>
-      <w:lvlText w:val=""/>
-      <w:lvlJc w:val="left"/>
-      <w:pPr>
-        <w:ind w:left="5899" w:hanging="360"/>
-      </w:pPr>
-      <w:rPr>
-        <w:rFonts w:ascii="Symbol" w:hAnsi="Symbol" w:hint="default"/>
-      </w:rPr>
-    </w:lvl>
-    <w:lvl w:ilvl="7" w:tplc="0C0A0003" w:tentative="1">
-      <w:start w:val="1"/>
-      <w:numFmt w:val="bullet"/>
-      <w:lvlText w:val="o"/>
-      <w:lvlJc w:val="left"/>
-      <w:pPr>
-        <w:ind w:left="6619" w:hanging="360"/>
-      </w:pPr>
-      <w:rPr>
-        <w:rFonts w:ascii="Courier New" w:hAnsi="Courier New" w:cs="Courier New" w:hint="default"/>
-      </w:rPr>
-    </w:lvl>
-    <w:lvl w:ilvl="8" w:tplc="0C0A0005" w:tentative="1">
-      <w:start w:val="1"/>
-      <w:numFmt w:val="bullet"/>
-      <w:lvlText w:val=""/>
-      <w:lvlJc w:val="left"/>
-      <w:pPr>
-        <w:ind w:left="7339" w:hanging="360"/>
-      </w:pPr>
-      <w:rPr>
-        <w:rFonts w:ascii="Wingdings" w:hAnsi="Wingdings" w:hint="default"/>
-      </w:rPr>
-    </w:lvl>
-  </w:abstractNum>
-  <w:abstractNum w:abstractNumId="3" w15:restartNumberingAfterBreak="0">
     <w:nsid w:val="057637F0"/>
     <w:multiLevelType w:val="hybridMultilevel"/>
     <w:tmpl w:val="B5109806"/>
@@ -9899,6 +8855,7 @@
     <w:lvl w:ilvl="4" w:tplc="240A0003">
       <w:start w:val="1"/>
       <w:numFmt w:val="bullet"/>
+      <w:pStyle w:val="Ttulo5"/>
       <w:lvlText w:val="o"/>
       <w:lvlJc w:val="left"/>
       <w:pPr>
@@ -9957,120 +8914,7 @@
       </w:rPr>
     </w:lvl>
   </w:abstractNum>
-  <w:abstractNum w:abstractNumId="4" w15:restartNumberingAfterBreak="0">
-    <w:nsid w:val="09E96230"/>
-    <w:multiLevelType w:val="hybridMultilevel"/>
-    <w:tmpl w:val="1F3CB08C"/>
-    <w:lvl w:ilvl="0" w:tplc="0C0A0001">
-      <w:start w:val="1"/>
-      <w:numFmt w:val="bullet"/>
-      <w:lvlText w:val=""/>
-      <w:lvlJc w:val="left"/>
-      <w:pPr>
-        <w:ind w:left="1854" w:hanging="360"/>
-      </w:pPr>
-      <w:rPr>
-        <w:rFonts w:ascii="Symbol" w:hAnsi="Symbol" w:hint="default"/>
-      </w:rPr>
-    </w:lvl>
-    <w:lvl w:ilvl="1" w:tplc="0C0A0003" w:tentative="1">
-      <w:start w:val="1"/>
-      <w:numFmt w:val="bullet"/>
-      <w:lvlText w:val="o"/>
-      <w:lvlJc w:val="left"/>
-      <w:pPr>
-        <w:ind w:left="2574" w:hanging="360"/>
-      </w:pPr>
-      <w:rPr>
-        <w:rFonts w:ascii="Courier New" w:hAnsi="Courier New" w:cs="Courier New" w:hint="default"/>
-      </w:rPr>
-    </w:lvl>
-    <w:lvl w:ilvl="2" w:tplc="0C0A0005" w:tentative="1">
-      <w:start w:val="1"/>
-      <w:numFmt w:val="bullet"/>
-      <w:lvlText w:val=""/>
-      <w:lvlJc w:val="left"/>
-      <w:pPr>
-        <w:ind w:left="3294" w:hanging="360"/>
-      </w:pPr>
-      <w:rPr>
-        <w:rFonts w:ascii="Wingdings" w:hAnsi="Wingdings" w:hint="default"/>
-      </w:rPr>
-    </w:lvl>
-    <w:lvl w:ilvl="3" w:tplc="0C0A0001" w:tentative="1">
-      <w:start w:val="1"/>
-      <w:numFmt w:val="bullet"/>
-      <w:lvlText w:val=""/>
-      <w:lvlJc w:val="left"/>
-      <w:pPr>
-        <w:ind w:left="4014" w:hanging="360"/>
-      </w:pPr>
-      <w:rPr>
-        <w:rFonts w:ascii="Symbol" w:hAnsi="Symbol" w:hint="default"/>
-      </w:rPr>
-    </w:lvl>
-    <w:lvl w:ilvl="4" w:tplc="0C0A0003" w:tentative="1">
-      <w:start w:val="1"/>
-      <w:numFmt w:val="bullet"/>
-      <w:lvlText w:val="o"/>
-      <w:lvlJc w:val="left"/>
-      <w:pPr>
-        <w:ind w:left="4734" w:hanging="360"/>
-      </w:pPr>
-      <w:rPr>
-        <w:rFonts w:ascii="Courier New" w:hAnsi="Courier New" w:cs="Courier New" w:hint="default"/>
-      </w:rPr>
-    </w:lvl>
-    <w:lvl w:ilvl="5" w:tplc="0C0A0005" w:tentative="1">
-      <w:start w:val="1"/>
-      <w:numFmt w:val="bullet"/>
-      <w:lvlText w:val=""/>
-      <w:lvlJc w:val="left"/>
-      <w:pPr>
-        <w:ind w:left="5454" w:hanging="360"/>
-      </w:pPr>
-      <w:rPr>
-        <w:rFonts w:ascii="Wingdings" w:hAnsi="Wingdings" w:hint="default"/>
-      </w:rPr>
-    </w:lvl>
-    <w:lvl w:ilvl="6" w:tplc="0C0A0001" w:tentative="1">
-      <w:start w:val="1"/>
-      <w:numFmt w:val="bullet"/>
-      <w:lvlText w:val=""/>
-      <w:lvlJc w:val="left"/>
-      <w:pPr>
-        <w:ind w:left="6174" w:hanging="360"/>
-      </w:pPr>
-      <w:rPr>
-        <w:rFonts w:ascii="Symbol" w:hAnsi="Symbol" w:hint="default"/>
-      </w:rPr>
-    </w:lvl>
-    <w:lvl w:ilvl="7" w:tplc="0C0A0003" w:tentative="1">
-      <w:start w:val="1"/>
-      <w:numFmt w:val="bullet"/>
-      <w:lvlText w:val="o"/>
-      <w:lvlJc w:val="left"/>
-      <w:pPr>
-        <w:ind w:left="6894" w:hanging="360"/>
-      </w:pPr>
-      <w:rPr>
-        <w:rFonts w:ascii="Courier New" w:hAnsi="Courier New" w:cs="Courier New" w:hint="default"/>
-      </w:rPr>
-    </w:lvl>
-    <w:lvl w:ilvl="8" w:tplc="0C0A0005" w:tentative="1">
-      <w:start w:val="1"/>
-      <w:numFmt w:val="bullet"/>
-      <w:lvlText w:val=""/>
-      <w:lvlJc w:val="left"/>
-      <w:pPr>
-        <w:ind w:left="7614" w:hanging="360"/>
-      </w:pPr>
-      <w:rPr>
-        <w:rFonts w:ascii="Wingdings" w:hAnsi="Wingdings" w:hint="default"/>
-      </w:rPr>
-    </w:lvl>
-  </w:abstractNum>
-  <w:abstractNum w:abstractNumId="5" w15:restartNumberingAfterBreak="0">
+  <w:abstractNum w:abstractNumId="2" w15:restartNumberingAfterBreak="0">
     <w:nsid w:val="0AB5755A"/>
     <w:multiLevelType w:val="hybridMultilevel"/>
     <w:tmpl w:val="99F4C3F2"/>
@@ -10183,7 +9027,120 @@
       </w:rPr>
     </w:lvl>
   </w:abstractNum>
-  <w:abstractNum w:abstractNumId="6" w15:restartNumberingAfterBreak="0">
+  <w:abstractNum w:abstractNumId="3" w15:restartNumberingAfterBreak="0">
+    <w:nsid w:val="0C2D3A55"/>
+    <w:multiLevelType w:val="hybridMultilevel"/>
+    <w:tmpl w:val="424E2906"/>
+    <w:lvl w:ilvl="0" w:tplc="240A0003">
+      <w:start w:val="1"/>
+      <w:numFmt w:val="bullet"/>
+      <w:lvlText w:val="o"/>
+      <w:lvlJc w:val="left"/>
+      <w:pPr>
+        <w:ind w:left="1069" w:hanging="360"/>
+      </w:pPr>
+      <w:rPr>
+        <w:rFonts w:ascii="Courier New" w:hAnsi="Courier New" w:cs="Courier New" w:hint="default"/>
+      </w:rPr>
+    </w:lvl>
+    <w:lvl w:ilvl="1" w:tplc="0C0A0003" w:tentative="1">
+      <w:start w:val="1"/>
+      <w:numFmt w:val="bullet"/>
+      <w:lvlText w:val="o"/>
+      <w:lvlJc w:val="left"/>
+      <w:pPr>
+        <w:ind w:left="1789" w:hanging="360"/>
+      </w:pPr>
+      <w:rPr>
+        <w:rFonts w:ascii="Courier New" w:hAnsi="Courier New" w:cs="Courier New" w:hint="default"/>
+      </w:rPr>
+    </w:lvl>
+    <w:lvl w:ilvl="2" w:tplc="0C0A0005" w:tentative="1">
+      <w:start w:val="1"/>
+      <w:numFmt w:val="bullet"/>
+      <w:lvlText w:val=""/>
+      <w:lvlJc w:val="left"/>
+      <w:pPr>
+        <w:ind w:left="2509" w:hanging="360"/>
+      </w:pPr>
+      <w:rPr>
+        <w:rFonts w:ascii="Wingdings" w:hAnsi="Wingdings" w:hint="default"/>
+      </w:rPr>
+    </w:lvl>
+    <w:lvl w:ilvl="3" w:tplc="0C0A0001" w:tentative="1">
+      <w:start w:val="1"/>
+      <w:numFmt w:val="bullet"/>
+      <w:lvlText w:val=""/>
+      <w:lvlJc w:val="left"/>
+      <w:pPr>
+        <w:ind w:left="3229" w:hanging="360"/>
+      </w:pPr>
+      <w:rPr>
+        <w:rFonts w:ascii="Symbol" w:hAnsi="Symbol" w:hint="default"/>
+      </w:rPr>
+    </w:lvl>
+    <w:lvl w:ilvl="4" w:tplc="0C0A0003" w:tentative="1">
+      <w:start w:val="1"/>
+      <w:numFmt w:val="bullet"/>
+      <w:lvlText w:val="o"/>
+      <w:lvlJc w:val="left"/>
+      <w:pPr>
+        <w:ind w:left="3949" w:hanging="360"/>
+      </w:pPr>
+      <w:rPr>
+        <w:rFonts w:ascii="Courier New" w:hAnsi="Courier New" w:cs="Courier New" w:hint="default"/>
+      </w:rPr>
+    </w:lvl>
+    <w:lvl w:ilvl="5" w:tplc="0C0A0005" w:tentative="1">
+      <w:start w:val="1"/>
+      <w:numFmt w:val="bullet"/>
+      <w:lvlText w:val=""/>
+      <w:lvlJc w:val="left"/>
+      <w:pPr>
+        <w:ind w:left="4669" w:hanging="360"/>
+      </w:pPr>
+      <w:rPr>
+        <w:rFonts w:ascii="Wingdings" w:hAnsi="Wingdings" w:hint="default"/>
+      </w:rPr>
+    </w:lvl>
+    <w:lvl w:ilvl="6" w:tplc="0C0A0001" w:tentative="1">
+      <w:start w:val="1"/>
+      <w:numFmt w:val="bullet"/>
+      <w:lvlText w:val=""/>
+      <w:lvlJc w:val="left"/>
+      <w:pPr>
+        <w:ind w:left="5389" w:hanging="360"/>
+      </w:pPr>
+      <w:rPr>
+        <w:rFonts w:ascii="Symbol" w:hAnsi="Symbol" w:hint="default"/>
+      </w:rPr>
+    </w:lvl>
+    <w:lvl w:ilvl="7" w:tplc="0C0A0003" w:tentative="1">
+      <w:start w:val="1"/>
+      <w:numFmt w:val="bullet"/>
+      <w:lvlText w:val="o"/>
+      <w:lvlJc w:val="left"/>
+      <w:pPr>
+        <w:ind w:left="6109" w:hanging="360"/>
+      </w:pPr>
+      <w:rPr>
+        <w:rFonts w:ascii="Courier New" w:hAnsi="Courier New" w:cs="Courier New" w:hint="default"/>
+      </w:rPr>
+    </w:lvl>
+    <w:lvl w:ilvl="8" w:tplc="0C0A0005" w:tentative="1">
+      <w:start w:val="1"/>
+      <w:numFmt w:val="bullet"/>
+      <w:lvlText w:val=""/>
+      <w:lvlJc w:val="left"/>
+      <w:pPr>
+        <w:ind w:left="6829" w:hanging="360"/>
+      </w:pPr>
+      <w:rPr>
+        <w:rFonts w:ascii="Wingdings" w:hAnsi="Wingdings" w:hint="default"/>
+      </w:rPr>
+    </w:lvl>
+  </w:abstractNum>
+  <w:abstractNum w:abstractNumId="4" w15:restartNumberingAfterBreak="0">
     <w:nsid w:val="0C3F726D"/>
     <w:multiLevelType w:val="hybridMultilevel"/>
     <w:tmpl w:val="3692E732"/>
@@ -10296,7 +9253,120 @@
       </w:rPr>
     </w:lvl>
   </w:abstractNum>
-  <w:abstractNum w:abstractNumId="7" w15:restartNumberingAfterBreak="0">
+  <w:abstractNum w:abstractNumId="5" w15:restartNumberingAfterBreak="0">
+    <w:nsid w:val="0CFD6F73"/>
+    <w:multiLevelType w:val="hybridMultilevel"/>
+    <w:tmpl w:val="929AC826"/>
+    <w:lvl w:ilvl="0" w:tplc="240A0001">
+      <w:start w:val="1"/>
+      <w:numFmt w:val="bullet"/>
+      <w:lvlText w:val=""/>
+      <w:lvlJc w:val="left"/>
+      <w:pPr>
+        <w:ind w:left="709" w:hanging="360"/>
+      </w:pPr>
+      <w:rPr>
+        <w:rFonts w:ascii="Symbol" w:hAnsi="Symbol" w:hint="default"/>
+      </w:rPr>
+    </w:lvl>
+    <w:lvl w:ilvl="1" w:tplc="240A0003" w:tentative="1">
+      <w:start w:val="1"/>
+      <w:numFmt w:val="bullet"/>
+      <w:lvlText w:val="o"/>
+      <w:lvlJc w:val="left"/>
+      <w:pPr>
+        <w:ind w:left="1429" w:hanging="360"/>
+      </w:pPr>
+      <w:rPr>
+        <w:rFonts w:ascii="Courier New" w:hAnsi="Courier New" w:cs="Courier New" w:hint="default"/>
+      </w:rPr>
+    </w:lvl>
+    <w:lvl w:ilvl="2" w:tplc="240A0005" w:tentative="1">
+      <w:start w:val="1"/>
+      <w:numFmt w:val="bullet"/>
+      <w:lvlText w:val=""/>
+      <w:lvlJc w:val="left"/>
+      <w:pPr>
+        <w:ind w:left="2149" w:hanging="360"/>
+      </w:pPr>
+      <w:rPr>
+        <w:rFonts w:ascii="Wingdings" w:hAnsi="Wingdings" w:hint="default"/>
+      </w:rPr>
+    </w:lvl>
+    <w:lvl w:ilvl="3" w:tplc="240A0001" w:tentative="1">
+      <w:start w:val="1"/>
+      <w:numFmt w:val="bullet"/>
+      <w:lvlText w:val=""/>
+      <w:lvlJc w:val="left"/>
+      <w:pPr>
+        <w:ind w:left="2869" w:hanging="360"/>
+      </w:pPr>
+      <w:rPr>
+        <w:rFonts w:ascii="Symbol" w:hAnsi="Symbol" w:hint="default"/>
+      </w:rPr>
+    </w:lvl>
+    <w:lvl w:ilvl="4" w:tplc="240A0003" w:tentative="1">
+      <w:start w:val="1"/>
+      <w:numFmt w:val="bullet"/>
+      <w:lvlText w:val="o"/>
+      <w:lvlJc w:val="left"/>
+      <w:pPr>
+        <w:ind w:left="3589" w:hanging="360"/>
+      </w:pPr>
+      <w:rPr>
+        <w:rFonts w:ascii="Courier New" w:hAnsi="Courier New" w:cs="Courier New" w:hint="default"/>
+      </w:rPr>
+    </w:lvl>
+    <w:lvl w:ilvl="5" w:tplc="240A0005" w:tentative="1">
+      <w:start w:val="1"/>
+      <w:numFmt w:val="bullet"/>
+      <w:lvlText w:val=""/>
+      <w:lvlJc w:val="left"/>
+      <w:pPr>
+        <w:ind w:left="4309" w:hanging="360"/>
+      </w:pPr>
+      <w:rPr>
+        <w:rFonts w:ascii="Wingdings" w:hAnsi="Wingdings" w:hint="default"/>
+      </w:rPr>
+    </w:lvl>
+    <w:lvl w:ilvl="6" w:tplc="240A0001" w:tentative="1">
+      <w:start w:val="1"/>
+      <w:numFmt w:val="bullet"/>
+      <w:lvlText w:val=""/>
+      <w:lvlJc w:val="left"/>
+      <w:pPr>
+        <w:ind w:left="5029" w:hanging="360"/>
+      </w:pPr>
+      <w:rPr>
+        <w:rFonts w:ascii="Symbol" w:hAnsi="Symbol" w:hint="default"/>
+      </w:rPr>
+    </w:lvl>
+    <w:lvl w:ilvl="7" w:tplc="240A0003" w:tentative="1">
+      <w:start w:val="1"/>
+      <w:numFmt w:val="bullet"/>
+      <w:lvlText w:val="o"/>
+      <w:lvlJc w:val="left"/>
+      <w:pPr>
+        <w:ind w:left="5749" w:hanging="360"/>
+      </w:pPr>
+      <w:rPr>
+        <w:rFonts w:ascii="Courier New" w:hAnsi="Courier New" w:cs="Courier New" w:hint="default"/>
+      </w:rPr>
+    </w:lvl>
+    <w:lvl w:ilvl="8" w:tplc="240A0005" w:tentative="1">
+      <w:start w:val="1"/>
+      <w:numFmt w:val="bullet"/>
+      <w:lvlText w:val=""/>
+      <w:lvlJc w:val="left"/>
+      <w:pPr>
+        <w:ind w:left="6469" w:hanging="360"/>
+      </w:pPr>
+      <w:rPr>
+        <w:rFonts w:ascii="Wingdings" w:hAnsi="Wingdings" w:hint="default"/>
+      </w:rPr>
+    </w:lvl>
+  </w:abstractNum>
+  <w:abstractNum w:abstractNumId="6" w15:restartNumberingAfterBreak="0">
     <w:nsid w:val="0E033C3C"/>
     <w:multiLevelType w:val="hybridMultilevel"/>
     <w:tmpl w:val="027EE482"/>
@@ -10386,7 +9456,7 @@
       </w:pPr>
     </w:lvl>
   </w:abstractNum>
-  <w:abstractNum w:abstractNumId="8" w15:restartNumberingAfterBreak="0">
+  <w:abstractNum w:abstractNumId="7" w15:restartNumberingAfterBreak="0">
     <w:nsid w:val="0E6616B5"/>
     <w:multiLevelType w:val="multilevel"/>
     <w:tmpl w:val="883E3F32"/>
@@ -10434,7 +9504,6 @@
     <w:lvl w:ilvl="3">
       <w:start w:val="1"/>
       <w:numFmt w:val="none"/>
-      <w:pStyle w:val="Ttulo4"/>
       <w:lvlText w:val=""/>
       <w:lvlJc w:val="left"/>
       <w:pPr>
@@ -10447,7 +9516,6 @@
     <w:lvl w:ilvl="4">
       <w:start w:val="1"/>
       <w:numFmt w:val="none"/>
-      <w:pStyle w:val="Ttulo5"/>
       <w:lvlText w:val=""/>
       <w:lvlJc w:val="left"/>
       <w:pPr>
@@ -10506,7 +9574,7 @@
       </w:rPr>
     </w:lvl>
   </w:abstractNum>
-  <w:abstractNum w:abstractNumId="9" w15:restartNumberingAfterBreak="0">
+  <w:abstractNum w:abstractNumId="8" w15:restartNumberingAfterBreak="0">
     <w:nsid w:val="0EE05D3F"/>
     <w:multiLevelType w:val="hybridMultilevel"/>
     <w:tmpl w:val="2CECBE52"/>
@@ -10619,346 +9687,120 @@
       </w:rPr>
     </w:lvl>
   </w:abstractNum>
+  <w:abstractNum w:abstractNumId="9" w15:restartNumberingAfterBreak="0">
+    <w:nsid w:val="18C26E29"/>
+    <w:multiLevelType w:val="hybridMultilevel"/>
+    <w:tmpl w:val="DCCAE406"/>
+    <w:lvl w:ilvl="0" w:tplc="240A0003">
+      <w:start w:val="1"/>
+      <w:numFmt w:val="bullet"/>
+      <w:lvlText w:val="o"/>
+      <w:lvlJc w:val="left"/>
+      <w:pPr>
+        <w:ind w:left="1069" w:hanging="360"/>
+      </w:pPr>
+      <w:rPr>
+        <w:rFonts w:ascii="Courier New" w:hAnsi="Courier New" w:cs="Courier New" w:hint="default"/>
+      </w:rPr>
+    </w:lvl>
+    <w:lvl w:ilvl="1" w:tplc="0C0A0003" w:tentative="1">
+      <w:start w:val="1"/>
+      <w:numFmt w:val="bullet"/>
+      <w:lvlText w:val="o"/>
+      <w:lvlJc w:val="left"/>
+      <w:pPr>
+        <w:ind w:left="1789" w:hanging="360"/>
+      </w:pPr>
+      <w:rPr>
+        <w:rFonts w:ascii="Courier New" w:hAnsi="Courier New" w:cs="Courier New" w:hint="default"/>
+      </w:rPr>
+    </w:lvl>
+    <w:lvl w:ilvl="2" w:tplc="0C0A0005" w:tentative="1">
+      <w:start w:val="1"/>
+      <w:numFmt w:val="bullet"/>
+      <w:lvlText w:val=""/>
+      <w:lvlJc w:val="left"/>
+      <w:pPr>
+        <w:ind w:left="2509" w:hanging="360"/>
+      </w:pPr>
+      <w:rPr>
+        <w:rFonts w:ascii="Wingdings" w:hAnsi="Wingdings" w:hint="default"/>
+      </w:rPr>
+    </w:lvl>
+    <w:lvl w:ilvl="3" w:tplc="0C0A0001" w:tentative="1">
+      <w:start w:val="1"/>
+      <w:numFmt w:val="bullet"/>
+      <w:lvlText w:val=""/>
+      <w:lvlJc w:val="left"/>
+      <w:pPr>
+        <w:ind w:left="3229" w:hanging="360"/>
+      </w:pPr>
+      <w:rPr>
+        <w:rFonts w:ascii="Symbol" w:hAnsi="Symbol" w:hint="default"/>
+      </w:rPr>
+    </w:lvl>
+    <w:lvl w:ilvl="4" w:tplc="0C0A0003" w:tentative="1">
+      <w:start w:val="1"/>
+      <w:numFmt w:val="bullet"/>
+      <w:lvlText w:val="o"/>
+      <w:lvlJc w:val="left"/>
+      <w:pPr>
+        <w:ind w:left="3949" w:hanging="360"/>
+      </w:pPr>
+      <w:rPr>
+        <w:rFonts w:ascii="Courier New" w:hAnsi="Courier New" w:cs="Courier New" w:hint="default"/>
+      </w:rPr>
+    </w:lvl>
+    <w:lvl w:ilvl="5" w:tplc="0C0A0005" w:tentative="1">
+      <w:start w:val="1"/>
+      <w:numFmt w:val="bullet"/>
+      <w:lvlText w:val=""/>
+      <w:lvlJc w:val="left"/>
+      <w:pPr>
+        <w:ind w:left="4669" w:hanging="360"/>
+      </w:pPr>
+      <w:rPr>
+        <w:rFonts w:ascii="Wingdings" w:hAnsi="Wingdings" w:hint="default"/>
+      </w:rPr>
+    </w:lvl>
+    <w:lvl w:ilvl="6" w:tplc="0C0A0001" w:tentative="1">
+      <w:start w:val="1"/>
+      <w:numFmt w:val="bullet"/>
+      <w:lvlText w:val=""/>
+      <w:lvlJc w:val="left"/>
+      <w:pPr>
+        <w:ind w:left="5389" w:hanging="360"/>
+      </w:pPr>
+      <w:rPr>
+        <w:rFonts w:ascii="Symbol" w:hAnsi="Symbol" w:hint="default"/>
+      </w:rPr>
+    </w:lvl>
+    <w:lvl w:ilvl="7" w:tplc="0C0A0003" w:tentative="1">
+      <w:start w:val="1"/>
+      <w:numFmt w:val="bullet"/>
+      <w:lvlText w:val="o"/>
+      <w:lvlJc w:val="left"/>
+      <w:pPr>
+        <w:ind w:left="6109" w:hanging="360"/>
+      </w:pPr>
+      <w:rPr>
+        <w:rFonts w:ascii="Courier New" w:hAnsi="Courier New" w:cs="Courier New" w:hint="default"/>
+      </w:rPr>
+    </w:lvl>
+    <w:lvl w:ilvl="8" w:tplc="0C0A0005" w:tentative="1">
+      <w:start w:val="1"/>
+      <w:numFmt w:val="bullet"/>
+      <w:lvlText w:val=""/>
+      <w:lvlJc w:val="left"/>
+      <w:pPr>
+        <w:ind w:left="6829" w:hanging="360"/>
+      </w:pPr>
+      <w:rPr>
+        <w:rFonts w:ascii="Wingdings" w:hAnsi="Wingdings" w:hint="default"/>
+      </w:rPr>
+    </w:lvl>
+  </w:abstractNum>
   <w:abstractNum w:abstractNumId="10" w15:restartNumberingAfterBreak="0">
-    <w:nsid w:val="0EE47DE6"/>
-    <w:multiLevelType w:val="hybridMultilevel"/>
-    <w:tmpl w:val="87400C78"/>
-    <w:lvl w:ilvl="0" w:tplc="0C0A0001">
-      <w:start w:val="1"/>
-      <w:numFmt w:val="bullet"/>
-      <w:lvlText w:val=""/>
-      <w:lvlJc w:val="left"/>
-      <w:pPr>
-        <w:ind w:left="1854" w:hanging="360"/>
-      </w:pPr>
-      <w:rPr>
-        <w:rFonts w:ascii="Symbol" w:hAnsi="Symbol" w:hint="default"/>
-      </w:rPr>
-    </w:lvl>
-    <w:lvl w:ilvl="1" w:tplc="0C0A0003" w:tentative="1">
-      <w:start w:val="1"/>
-      <w:numFmt w:val="bullet"/>
-      <w:lvlText w:val="o"/>
-      <w:lvlJc w:val="left"/>
-      <w:pPr>
-        <w:ind w:left="2574" w:hanging="360"/>
-      </w:pPr>
-      <w:rPr>
-        <w:rFonts w:ascii="Courier New" w:hAnsi="Courier New" w:cs="Courier New" w:hint="default"/>
-      </w:rPr>
-    </w:lvl>
-    <w:lvl w:ilvl="2" w:tplc="0C0A0005" w:tentative="1">
-      <w:start w:val="1"/>
-      <w:numFmt w:val="bullet"/>
-      <w:lvlText w:val=""/>
-      <w:lvlJc w:val="left"/>
-      <w:pPr>
-        <w:ind w:left="3294" w:hanging="360"/>
-      </w:pPr>
-      <w:rPr>
-        <w:rFonts w:ascii="Wingdings" w:hAnsi="Wingdings" w:hint="default"/>
-      </w:rPr>
-    </w:lvl>
-    <w:lvl w:ilvl="3" w:tplc="0C0A0001" w:tentative="1">
-      <w:start w:val="1"/>
-      <w:numFmt w:val="bullet"/>
-      <w:lvlText w:val=""/>
-      <w:lvlJc w:val="left"/>
-      <w:pPr>
-        <w:ind w:left="4014" w:hanging="360"/>
-      </w:pPr>
-      <w:rPr>
-        <w:rFonts w:ascii="Symbol" w:hAnsi="Symbol" w:hint="default"/>
-      </w:rPr>
-    </w:lvl>
-    <w:lvl w:ilvl="4" w:tplc="0C0A0003" w:tentative="1">
-      <w:start w:val="1"/>
-      <w:numFmt w:val="bullet"/>
-      <w:lvlText w:val="o"/>
-      <w:lvlJc w:val="left"/>
-      <w:pPr>
-        <w:ind w:left="4734" w:hanging="360"/>
-      </w:pPr>
-      <w:rPr>
-        <w:rFonts w:ascii="Courier New" w:hAnsi="Courier New" w:cs="Courier New" w:hint="default"/>
-      </w:rPr>
-    </w:lvl>
-    <w:lvl w:ilvl="5" w:tplc="0C0A0005" w:tentative="1">
-      <w:start w:val="1"/>
-      <w:numFmt w:val="bullet"/>
-      <w:lvlText w:val=""/>
-      <w:lvlJc w:val="left"/>
-      <w:pPr>
-        <w:ind w:left="5454" w:hanging="360"/>
-      </w:pPr>
-      <w:rPr>
-        <w:rFonts w:ascii="Wingdings" w:hAnsi="Wingdings" w:hint="default"/>
-      </w:rPr>
-    </w:lvl>
-    <w:lvl w:ilvl="6" w:tplc="0C0A0001" w:tentative="1">
-      <w:start w:val="1"/>
-      <w:numFmt w:val="bullet"/>
-      <w:lvlText w:val=""/>
-      <w:lvlJc w:val="left"/>
-      <w:pPr>
-        <w:ind w:left="6174" w:hanging="360"/>
-      </w:pPr>
-      <w:rPr>
-        <w:rFonts w:ascii="Symbol" w:hAnsi="Symbol" w:hint="default"/>
-      </w:rPr>
-    </w:lvl>
-    <w:lvl w:ilvl="7" w:tplc="0C0A0003" w:tentative="1">
-      <w:start w:val="1"/>
-      <w:numFmt w:val="bullet"/>
-      <w:lvlText w:val="o"/>
-      <w:lvlJc w:val="left"/>
-      <w:pPr>
-        <w:ind w:left="6894" w:hanging="360"/>
-      </w:pPr>
-      <w:rPr>
-        <w:rFonts w:ascii="Courier New" w:hAnsi="Courier New" w:cs="Courier New" w:hint="default"/>
-      </w:rPr>
-    </w:lvl>
-    <w:lvl w:ilvl="8" w:tplc="0C0A0005" w:tentative="1">
-      <w:start w:val="1"/>
-      <w:numFmt w:val="bullet"/>
-      <w:lvlText w:val=""/>
-      <w:lvlJc w:val="left"/>
-      <w:pPr>
-        <w:ind w:left="7614" w:hanging="360"/>
-      </w:pPr>
-      <w:rPr>
-        <w:rFonts w:ascii="Wingdings" w:hAnsi="Wingdings" w:hint="default"/>
-      </w:rPr>
-    </w:lvl>
-  </w:abstractNum>
-  <w:abstractNum w:abstractNumId="11" w15:restartNumberingAfterBreak="0">
-    <w:nsid w:val="11910DE2"/>
-    <w:multiLevelType w:val="hybridMultilevel"/>
-    <w:tmpl w:val="B75831CA"/>
-    <w:lvl w:ilvl="0" w:tplc="0C0A0001">
-      <w:start w:val="1"/>
-      <w:numFmt w:val="bullet"/>
-      <w:lvlText w:val=""/>
-      <w:lvlJc w:val="left"/>
-      <w:pPr>
-        <w:ind w:left="1854" w:hanging="360"/>
-      </w:pPr>
-      <w:rPr>
-        <w:rFonts w:ascii="Symbol" w:hAnsi="Symbol" w:hint="default"/>
-      </w:rPr>
-    </w:lvl>
-    <w:lvl w:ilvl="1" w:tplc="0C0A0003" w:tentative="1">
-      <w:start w:val="1"/>
-      <w:numFmt w:val="bullet"/>
-      <w:lvlText w:val="o"/>
-      <w:lvlJc w:val="left"/>
-      <w:pPr>
-        <w:ind w:left="2574" w:hanging="360"/>
-      </w:pPr>
-      <w:rPr>
-        <w:rFonts w:ascii="Courier New" w:hAnsi="Courier New" w:cs="Courier New" w:hint="default"/>
-      </w:rPr>
-    </w:lvl>
-    <w:lvl w:ilvl="2" w:tplc="0C0A0005" w:tentative="1">
-      <w:start w:val="1"/>
-      <w:numFmt w:val="bullet"/>
-      <w:lvlText w:val=""/>
-      <w:lvlJc w:val="left"/>
-      <w:pPr>
-        <w:ind w:left="3294" w:hanging="360"/>
-      </w:pPr>
-      <w:rPr>
-        <w:rFonts w:ascii="Wingdings" w:hAnsi="Wingdings" w:hint="default"/>
-      </w:rPr>
-    </w:lvl>
-    <w:lvl w:ilvl="3" w:tplc="0C0A0001" w:tentative="1">
-      <w:start w:val="1"/>
-      <w:numFmt w:val="bullet"/>
-      <w:lvlText w:val=""/>
-      <w:lvlJc w:val="left"/>
-      <w:pPr>
-        <w:ind w:left="4014" w:hanging="360"/>
-      </w:pPr>
-      <w:rPr>
-        <w:rFonts w:ascii="Symbol" w:hAnsi="Symbol" w:hint="default"/>
-      </w:rPr>
-    </w:lvl>
-    <w:lvl w:ilvl="4" w:tplc="0C0A0003" w:tentative="1">
-      <w:start w:val="1"/>
-      <w:numFmt w:val="bullet"/>
-      <w:lvlText w:val="o"/>
-      <w:lvlJc w:val="left"/>
-      <w:pPr>
-        <w:ind w:left="4734" w:hanging="360"/>
-      </w:pPr>
-      <w:rPr>
-        <w:rFonts w:ascii="Courier New" w:hAnsi="Courier New" w:cs="Courier New" w:hint="default"/>
-      </w:rPr>
-    </w:lvl>
-    <w:lvl w:ilvl="5" w:tplc="0C0A0005" w:tentative="1">
-      <w:start w:val="1"/>
-      <w:numFmt w:val="bullet"/>
-      <w:lvlText w:val=""/>
-      <w:lvlJc w:val="left"/>
-      <w:pPr>
-        <w:ind w:left="5454" w:hanging="360"/>
-      </w:pPr>
-      <w:rPr>
-        <w:rFonts w:ascii="Wingdings" w:hAnsi="Wingdings" w:hint="default"/>
-      </w:rPr>
-    </w:lvl>
-    <w:lvl w:ilvl="6" w:tplc="0C0A0001" w:tentative="1">
-      <w:start w:val="1"/>
-      <w:numFmt w:val="bullet"/>
-      <w:lvlText w:val=""/>
-      <w:lvlJc w:val="left"/>
-      <w:pPr>
-        <w:ind w:left="6174" w:hanging="360"/>
-      </w:pPr>
-      <w:rPr>
-        <w:rFonts w:ascii="Symbol" w:hAnsi="Symbol" w:hint="default"/>
-      </w:rPr>
-    </w:lvl>
-    <w:lvl w:ilvl="7" w:tplc="0C0A0003" w:tentative="1">
-      <w:start w:val="1"/>
-      <w:numFmt w:val="bullet"/>
-      <w:lvlText w:val="o"/>
-      <w:lvlJc w:val="left"/>
-      <w:pPr>
-        <w:ind w:left="6894" w:hanging="360"/>
-      </w:pPr>
-      <w:rPr>
-        <w:rFonts w:ascii="Courier New" w:hAnsi="Courier New" w:cs="Courier New" w:hint="default"/>
-      </w:rPr>
-    </w:lvl>
-    <w:lvl w:ilvl="8" w:tplc="0C0A0005" w:tentative="1">
-      <w:start w:val="1"/>
-      <w:numFmt w:val="bullet"/>
-      <w:lvlText w:val=""/>
-      <w:lvlJc w:val="left"/>
-      <w:pPr>
-        <w:ind w:left="7614" w:hanging="360"/>
-      </w:pPr>
-      <w:rPr>
-        <w:rFonts w:ascii="Wingdings" w:hAnsi="Wingdings" w:hint="default"/>
-      </w:rPr>
-    </w:lvl>
-  </w:abstractNum>
-  <w:abstractNum w:abstractNumId="12" w15:restartNumberingAfterBreak="0">
-    <w:nsid w:val="190F7F15"/>
-    <w:multiLevelType w:val="hybridMultilevel"/>
-    <w:tmpl w:val="2F36B96C"/>
-    <w:lvl w:ilvl="0" w:tplc="0C0A0001">
-      <w:start w:val="1"/>
-      <w:numFmt w:val="bullet"/>
-      <w:lvlText w:val=""/>
-      <w:lvlJc w:val="left"/>
-      <w:pPr>
-        <w:ind w:left="1854" w:hanging="360"/>
-      </w:pPr>
-      <w:rPr>
-        <w:rFonts w:ascii="Symbol" w:hAnsi="Symbol" w:hint="default"/>
-      </w:rPr>
-    </w:lvl>
-    <w:lvl w:ilvl="1" w:tplc="0C0A0003" w:tentative="1">
-      <w:start w:val="1"/>
-      <w:numFmt w:val="bullet"/>
-      <w:lvlText w:val="o"/>
-      <w:lvlJc w:val="left"/>
-      <w:pPr>
-        <w:ind w:left="2574" w:hanging="360"/>
-      </w:pPr>
-      <w:rPr>
-        <w:rFonts w:ascii="Courier New" w:hAnsi="Courier New" w:cs="Courier New" w:hint="default"/>
-      </w:rPr>
-    </w:lvl>
-    <w:lvl w:ilvl="2" w:tplc="0C0A0005" w:tentative="1">
-      <w:start w:val="1"/>
-      <w:numFmt w:val="bullet"/>
-      <w:lvlText w:val=""/>
-      <w:lvlJc w:val="left"/>
-      <w:pPr>
-        <w:ind w:left="3294" w:hanging="360"/>
-      </w:pPr>
-      <w:rPr>
-        <w:rFonts w:ascii="Wingdings" w:hAnsi="Wingdings" w:hint="default"/>
-      </w:rPr>
-    </w:lvl>
-    <w:lvl w:ilvl="3" w:tplc="0C0A0001" w:tentative="1">
-      <w:start w:val="1"/>
-      <w:numFmt w:val="bullet"/>
-      <w:lvlText w:val=""/>
-      <w:lvlJc w:val="left"/>
-      <w:pPr>
-        <w:ind w:left="4014" w:hanging="360"/>
-      </w:pPr>
-      <w:rPr>
-        <w:rFonts w:ascii="Symbol" w:hAnsi="Symbol" w:hint="default"/>
-      </w:rPr>
-    </w:lvl>
-    <w:lvl w:ilvl="4" w:tplc="0C0A0003" w:tentative="1">
-      <w:start w:val="1"/>
-      <w:numFmt w:val="bullet"/>
-      <w:lvlText w:val="o"/>
-      <w:lvlJc w:val="left"/>
-      <w:pPr>
-        <w:ind w:left="4734" w:hanging="360"/>
-      </w:pPr>
-      <w:rPr>
-        <w:rFonts w:ascii="Courier New" w:hAnsi="Courier New" w:cs="Courier New" w:hint="default"/>
-      </w:rPr>
-    </w:lvl>
-    <w:lvl w:ilvl="5" w:tplc="0C0A0005" w:tentative="1">
-      <w:start w:val="1"/>
-      <w:numFmt w:val="bullet"/>
-      <w:lvlText w:val=""/>
-      <w:lvlJc w:val="left"/>
-      <w:pPr>
-        <w:ind w:left="5454" w:hanging="360"/>
-      </w:pPr>
-      <w:rPr>
-        <w:rFonts w:ascii="Wingdings" w:hAnsi="Wingdings" w:hint="default"/>
-      </w:rPr>
-    </w:lvl>
-    <w:lvl w:ilvl="6" w:tplc="0C0A0001" w:tentative="1">
-      <w:start w:val="1"/>
-      <w:numFmt w:val="bullet"/>
-      <w:lvlText w:val=""/>
-      <w:lvlJc w:val="left"/>
-      <w:pPr>
-        <w:ind w:left="6174" w:hanging="360"/>
-      </w:pPr>
-      <w:rPr>
-        <w:rFonts w:ascii="Symbol" w:hAnsi="Symbol" w:hint="default"/>
-      </w:rPr>
-    </w:lvl>
-    <w:lvl w:ilvl="7" w:tplc="0C0A0003" w:tentative="1">
-      <w:start w:val="1"/>
-      <w:numFmt w:val="bullet"/>
-      <w:lvlText w:val="o"/>
-      <w:lvlJc w:val="left"/>
-      <w:pPr>
-        <w:ind w:left="6894" w:hanging="360"/>
-      </w:pPr>
-      <w:rPr>
-        <w:rFonts w:ascii="Courier New" w:hAnsi="Courier New" w:cs="Courier New" w:hint="default"/>
-      </w:rPr>
-    </w:lvl>
-    <w:lvl w:ilvl="8" w:tplc="0C0A0005" w:tentative="1">
-      <w:start w:val="1"/>
-      <w:numFmt w:val="bullet"/>
-      <w:lvlText w:val=""/>
-      <w:lvlJc w:val="left"/>
-      <w:pPr>
-        <w:ind w:left="7614" w:hanging="360"/>
-      </w:pPr>
-      <w:rPr>
-        <w:rFonts w:ascii="Wingdings" w:hAnsi="Wingdings" w:hint="default"/>
-      </w:rPr>
-    </w:lvl>
-  </w:abstractNum>
-  <w:abstractNum w:abstractNumId="13" w15:restartNumberingAfterBreak="0">
     <w:nsid w:val="19AD36FD"/>
     <w:multiLevelType w:val="hybridMultilevel"/>
     <w:tmpl w:val="67383A76"/>
@@ -11071,120 +9913,120 @@
       </w:rPr>
     </w:lvl>
   </w:abstractNum>
-  <w:abstractNum w:abstractNumId="14" w15:restartNumberingAfterBreak="0">
-    <w:nsid w:val="1BB34EF1"/>
+  <w:abstractNum w:abstractNumId="11" w15:restartNumberingAfterBreak="0">
+    <w:nsid w:val="1BDE46D3"/>
     <w:multiLevelType w:val="hybridMultilevel"/>
-    <w:tmpl w:val="8BB076EA"/>
-    <w:lvl w:ilvl="0" w:tplc="0C0A0001">
+    <w:tmpl w:val="88303636"/>
+    <w:lvl w:ilvl="0" w:tplc="240A0003">
+      <w:start w:val="1"/>
+      <w:numFmt w:val="bullet"/>
+      <w:lvlText w:val="o"/>
+      <w:lvlJc w:val="left"/>
+      <w:pPr>
+        <w:ind w:left="1134" w:hanging="360"/>
+      </w:pPr>
+      <w:rPr>
+        <w:rFonts w:ascii="Courier New" w:hAnsi="Courier New" w:cs="Courier New" w:hint="default"/>
+      </w:rPr>
+    </w:lvl>
+    <w:lvl w:ilvl="1" w:tplc="0C0A0003" w:tentative="1">
+      <w:start w:val="1"/>
+      <w:numFmt w:val="bullet"/>
+      <w:lvlText w:val="o"/>
+      <w:lvlJc w:val="left"/>
+      <w:pPr>
+        <w:ind w:left="1854" w:hanging="360"/>
+      </w:pPr>
+      <w:rPr>
+        <w:rFonts w:ascii="Courier New" w:hAnsi="Courier New" w:cs="Courier New" w:hint="default"/>
+      </w:rPr>
+    </w:lvl>
+    <w:lvl w:ilvl="2" w:tplc="0C0A0005" w:tentative="1">
+      <w:start w:val="1"/>
+      <w:numFmt w:val="bullet"/>
+      <w:lvlText w:val=""/>
+      <w:lvlJc w:val="left"/>
+      <w:pPr>
+        <w:ind w:left="2574" w:hanging="360"/>
+      </w:pPr>
+      <w:rPr>
+        <w:rFonts w:ascii="Wingdings" w:hAnsi="Wingdings" w:hint="default"/>
+      </w:rPr>
+    </w:lvl>
+    <w:lvl w:ilvl="3" w:tplc="0C0A0001" w:tentative="1">
       <w:start w:val="1"/>
       <w:numFmt w:val="bullet"/>
       <w:lvlText w:val=""/>
       <w:lvlJc w:val="left"/>
       <w:pPr>
-        <w:ind w:left="1854" w:hanging="360"/>
+        <w:ind w:left="3294" w:hanging="360"/>
       </w:pPr>
       <w:rPr>
         <w:rFonts w:ascii="Symbol" w:hAnsi="Symbol" w:hint="default"/>
       </w:rPr>
     </w:lvl>
-    <w:lvl w:ilvl="1" w:tplc="0C0A0003" w:tentative="1">
+    <w:lvl w:ilvl="4" w:tplc="0C0A0003" w:tentative="1">
       <w:start w:val="1"/>
       <w:numFmt w:val="bullet"/>
       <w:lvlText w:val="o"/>
       <w:lvlJc w:val="left"/>
       <w:pPr>
-        <w:ind w:left="2574" w:hanging="360"/>
+        <w:ind w:left="4014" w:hanging="360"/>
       </w:pPr>
       <w:rPr>
         <w:rFonts w:ascii="Courier New" w:hAnsi="Courier New" w:cs="Courier New" w:hint="default"/>
       </w:rPr>
     </w:lvl>
-    <w:lvl w:ilvl="2" w:tplc="0C0A0005" w:tentative="1">
+    <w:lvl w:ilvl="5" w:tplc="0C0A0005" w:tentative="1">
       <w:start w:val="1"/>
       <w:numFmt w:val="bullet"/>
       <w:lvlText w:val=""/>
       <w:lvlJc w:val="left"/>
       <w:pPr>
-        <w:ind w:left="3294" w:hanging="360"/>
+        <w:ind w:left="4734" w:hanging="360"/>
       </w:pPr>
       <w:rPr>
         <w:rFonts w:ascii="Wingdings" w:hAnsi="Wingdings" w:hint="default"/>
       </w:rPr>
     </w:lvl>
-    <w:lvl w:ilvl="3" w:tplc="0C0A0001" w:tentative="1">
+    <w:lvl w:ilvl="6" w:tplc="0C0A0001" w:tentative="1">
       <w:start w:val="1"/>
       <w:numFmt w:val="bullet"/>
       <w:lvlText w:val=""/>
       <w:lvlJc w:val="left"/>
       <w:pPr>
-        <w:ind w:left="4014" w:hanging="360"/>
+        <w:ind w:left="5454" w:hanging="360"/>
       </w:pPr>
       <w:rPr>
         <w:rFonts w:ascii="Symbol" w:hAnsi="Symbol" w:hint="default"/>
       </w:rPr>
     </w:lvl>
-    <w:lvl w:ilvl="4" w:tplc="0C0A0003" w:tentative="1">
+    <w:lvl w:ilvl="7" w:tplc="0C0A0003" w:tentative="1">
       <w:start w:val="1"/>
       <w:numFmt w:val="bullet"/>
       <w:lvlText w:val="o"/>
       <w:lvlJc w:val="left"/>
       <w:pPr>
-        <w:ind w:left="4734" w:hanging="360"/>
+        <w:ind w:left="6174" w:hanging="360"/>
       </w:pPr>
       <w:rPr>
         <w:rFonts w:ascii="Courier New" w:hAnsi="Courier New" w:cs="Courier New" w:hint="default"/>
       </w:rPr>
     </w:lvl>
-    <w:lvl w:ilvl="5" w:tplc="0C0A0005" w:tentative="1">
+    <w:lvl w:ilvl="8" w:tplc="0C0A0005" w:tentative="1">
       <w:start w:val="1"/>
       <w:numFmt w:val="bullet"/>
       <w:lvlText w:val=""/>
       <w:lvlJc w:val="left"/>
       <w:pPr>
-        <w:ind w:left="5454" w:hanging="360"/>
+        <w:ind w:left="6894" w:hanging="360"/>
       </w:pPr>
       <w:rPr>
         <w:rFonts w:ascii="Wingdings" w:hAnsi="Wingdings" w:hint="default"/>
       </w:rPr>
     </w:lvl>
-    <w:lvl w:ilvl="6" w:tplc="0C0A0001" w:tentative="1">
-      <w:start w:val="1"/>
-      <w:numFmt w:val="bullet"/>
-      <w:lvlText w:val=""/>
-      <w:lvlJc w:val="left"/>
-      <w:pPr>
-        <w:ind w:left="6174" w:hanging="360"/>
-      </w:pPr>
-      <w:rPr>
-        <w:rFonts w:ascii="Symbol" w:hAnsi="Symbol" w:hint="default"/>
-      </w:rPr>
-    </w:lvl>
-    <w:lvl w:ilvl="7" w:tplc="0C0A0003" w:tentative="1">
-      <w:start w:val="1"/>
-      <w:numFmt w:val="bullet"/>
-      <w:lvlText w:val="o"/>
-      <w:lvlJc w:val="left"/>
-      <w:pPr>
-        <w:ind w:left="6894" w:hanging="360"/>
-      </w:pPr>
-      <w:rPr>
-        <w:rFonts w:ascii="Courier New" w:hAnsi="Courier New" w:cs="Courier New" w:hint="default"/>
-      </w:rPr>
-    </w:lvl>
-    <w:lvl w:ilvl="8" w:tplc="0C0A0005" w:tentative="1">
-      <w:start w:val="1"/>
-      <w:numFmt w:val="bullet"/>
-      <w:lvlText w:val=""/>
-      <w:lvlJc w:val="left"/>
-      <w:pPr>
-        <w:ind w:left="7614" w:hanging="360"/>
-      </w:pPr>
-      <w:rPr>
-        <w:rFonts w:ascii="Wingdings" w:hAnsi="Wingdings" w:hint="default"/>
-      </w:rPr>
-    </w:lvl>
   </w:abstractNum>
-  <w:abstractNum w:abstractNumId="15" w15:restartNumberingAfterBreak="0">
+  <w:abstractNum w:abstractNumId="12" w15:restartNumberingAfterBreak="0">
     <w:nsid w:val="1FED7A7A"/>
     <w:multiLevelType w:val="hybridMultilevel"/>
     <w:tmpl w:val="BE287CCC"/>
@@ -11297,7 +10139,7 @@
       </w:rPr>
     </w:lvl>
   </w:abstractNum>
-  <w:abstractNum w:abstractNumId="16" w15:restartNumberingAfterBreak="0">
+  <w:abstractNum w:abstractNumId="13" w15:restartNumberingAfterBreak="0">
     <w:nsid w:val="27412B07"/>
     <w:multiLevelType w:val="hybridMultilevel"/>
     <w:tmpl w:val="DE40D30A"/>
@@ -11388,113 +10230,452 @@
       </w:pPr>
     </w:lvl>
   </w:abstractNum>
+  <w:abstractNum w:abstractNumId="14" w15:restartNumberingAfterBreak="0">
+    <w:nsid w:val="2FCF546C"/>
+    <w:multiLevelType w:val="hybridMultilevel"/>
+    <w:tmpl w:val="D6E493D0"/>
+    <w:lvl w:ilvl="0" w:tplc="240A0003">
+      <w:start w:val="1"/>
+      <w:numFmt w:val="bullet"/>
+      <w:lvlText w:val="o"/>
+      <w:lvlJc w:val="left"/>
+      <w:pPr>
+        <w:ind w:left="1069" w:hanging="360"/>
+      </w:pPr>
+      <w:rPr>
+        <w:rFonts w:ascii="Courier New" w:hAnsi="Courier New" w:cs="Courier New" w:hint="default"/>
+      </w:rPr>
+    </w:lvl>
+    <w:lvl w:ilvl="1" w:tplc="0C0A0003" w:tentative="1">
+      <w:start w:val="1"/>
+      <w:numFmt w:val="bullet"/>
+      <w:lvlText w:val="o"/>
+      <w:lvlJc w:val="left"/>
+      <w:pPr>
+        <w:ind w:left="1789" w:hanging="360"/>
+      </w:pPr>
+      <w:rPr>
+        <w:rFonts w:ascii="Courier New" w:hAnsi="Courier New" w:cs="Courier New" w:hint="default"/>
+      </w:rPr>
+    </w:lvl>
+    <w:lvl w:ilvl="2" w:tplc="0C0A0005" w:tentative="1">
+      <w:start w:val="1"/>
+      <w:numFmt w:val="bullet"/>
+      <w:lvlText w:val=""/>
+      <w:lvlJc w:val="left"/>
+      <w:pPr>
+        <w:ind w:left="2509" w:hanging="360"/>
+      </w:pPr>
+      <w:rPr>
+        <w:rFonts w:ascii="Wingdings" w:hAnsi="Wingdings" w:hint="default"/>
+      </w:rPr>
+    </w:lvl>
+    <w:lvl w:ilvl="3" w:tplc="0C0A0001" w:tentative="1">
+      <w:start w:val="1"/>
+      <w:numFmt w:val="bullet"/>
+      <w:lvlText w:val=""/>
+      <w:lvlJc w:val="left"/>
+      <w:pPr>
+        <w:ind w:left="3229" w:hanging="360"/>
+      </w:pPr>
+      <w:rPr>
+        <w:rFonts w:ascii="Symbol" w:hAnsi="Symbol" w:hint="default"/>
+      </w:rPr>
+    </w:lvl>
+    <w:lvl w:ilvl="4" w:tplc="0C0A0003" w:tentative="1">
+      <w:start w:val="1"/>
+      <w:numFmt w:val="bullet"/>
+      <w:lvlText w:val="o"/>
+      <w:lvlJc w:val="left"/>
+      <w:pPr>
+        <w:ind w:left="3949" w:hanging="360"/>
+      </w:pPr>
+      <w:rPr>
+        <w:rFonts w:ascii="Courier New" w:hAnsi="Courier New" w:cs="Courier New" w:hint="default"/>
+      </w:rPr>
+    </w:lvl>
+    <w:lvl w:ilvl="5" w:tplc="0C0A0005" w:tentative="1">
+      <w:start w:val="1"/>
+      <w:numFmt w:val="bullet"/>
+      <w:lvlText w:val=""/>
+      <w:lvlJc w:val="left"/>
+      <w:pPr>
+        <w:ind w:left="4669" w:hanging="360"/>
+      </w:pPr>
+      <w:rPr>
+        <w:rFonts w:ascii="Wingdings" w:hAnsi="Wingdings" w:hint="default"/>
+      </w:rPr>
+    </w:lvl>
+    <w:lvl w:ilvl="6" w:tplc="0C0A0001" w:tentative="1">
+      <w:start w:val="1"/>
+      <w:numFmt w:val="bullet"/>
+      <w:lvlText w:val=""/>
+      <w:lvlJc w:val="left"/>
+      <w:pPr>
+        <w:ind w:left="5389" w:hanging="360"/>
+      </w:pPr>
+      <w:rPr>
+        <w:rFonts w:ascii="Symbol" w:hAnsi="Symbol" w:hint="default"/>
+      </w:rPr>
+    </w:lvl>
+    <w:lvl w:ilvl="7" w:tplc="0C0A0003" w:tentative="1">
+      <w:start w:val="1"/>
+      <w:numFmt w:val="bullet"/>
+      <w:lvlText w:val="o"/>
+      <w:lvlJc w:val="left"/>
+      <w:pPr>
+        <w:ind w:left="6109" w:hanging="360"/>
+      </w:pPr>
+      <w:rPr>
+        <w:rFonts w:ascii="Courier New" w:hAnsi="Courier New" w:cs="Courier New" w:hint="default"/>
+      </w:rPr>
+    </w:lvl>
+    <w:lvl w:ilvl="8" w:tplc="0C0A0005" w:tentative="1">
+      <w:start w:val="1"/>
+      <w:numFmt w:val="bullet"/>
+      <w:lvlText w:val=""/>
+      <w:lvlJc w:val="left"/>
+      <w:pPr>
+        <w:ind w:left="6829" w:hanging="360"/>
+      </w:pPr>
+      <w:rPr>
+        <w:rFonts w:ascii="Wingdings" w:hAnsi="Wingdings" w:hint="default"/>
+      </w:rPr>
+    </w:lvl>
+  </w:abstractNum>
+  <w:abstractNum w:abstractNumId="15" w15:restartNumberingAfterBreak="0">
+    <w:nsid w:val="31472685"/>
+    <w:multiLevelType w:val="hybridMultilevel"/>
+    <w:tmpl w:val="0B807340"/>
+    <w:lvl w:ilvl="0" w:tplc="240A0003">
+      <w:start w:val="1"/>
+      <w:numFmt w:val="bullet"/>
+      <w:lvlText w:val="o"/>
+      <w:lvlJc w:val="left"/>
+      <w:pPr>
+        <w:ind w:left="1069" w:hanging="360"/>
+      </w:pPr>
+      <w:rPr>
+        <w:rFonts w:ascii="Courier New" w:hAnsi="Courier New" w:cs="Courier New" w:hint="default"/>
+      </w:rPr>
+    </w:lvl>
+    <w:lvl w:ilvl="1" w:tplc="0C0A0003" w:tentative="1">
+      <w:start w:val="1"/>
+      <w:numFmt w:val="bullet"/>
+      <w:lvlText w:val="o"/>
+      <w:lvlJc w:val="left"/>
+      <w:pPr>
+        <w:ind w:left="1789" w:hanging="360"/>
+      </w:pPr>
+      <w:rPr>
+        <w:rFonts w:ascii="Courier New" w:hAnsi="Courier New" w:cs="Courier New" w:hint="default"/>
+      </w:rPr>
+    </w:lvl>
+    <w:lvl w:ilvl="2" w:tplc="0C0A0005" w:tentative="1">
+      <w:start w:val="1"/>
+      <w:numFmt w:val="bullet"/>
+      <w:lvlText w:val=""/>
+      <w:lvlJc w:val="left"/>
+      <w:pPr>
+        <w:ind w:left="2509" w:hanging="360"/>
+      </w:pPr>
+      <w:rPr>
+        <w:rFonts w:ascii="Wingdings" w:hAnsi="Wingdings" w:hint="default"/>
+      </w:rPr>
+    </w:lvl>
+    <w:lvl w:ilvl="3" w:tplc="0C0A0001" w:tentative="1">
+      <w:start w:val="1"/>
+      <w:numFmt w:val="bullet"/>
+      <w:lvlText w:val=""/>
+      <w:lvlJc w:val="left"/>
+      <w:pPr>
+        <w:ind w:left="3229" w:hanging="360"/>
+      </w:pPr>
+      <w:rPr>
+        <w:rFonts w:ascii="Symbol" w:hAnsi="Symbol" w:hint="default"/>
+      </w:rPr>
+    </w:lvl>
+    <w:lvl w:ilvl="4" w:tplc="0C0A0003" w:tentative="1">
+      <w:start w:val="1"/>
+      <w:numFmt w:val="bullet"/>
+      <w:lvlText w:val="o"/>
+      <w:lvlJc w:val="left"/>
+      <w:pPr>
+        <w:ind w:left="3949" w:hanging="360"/>
+      </w:pPr>
+      <w:rPr>
+        <w:rFonts w:ascii="Courier New" w:hAnsi="Courier New" w:cs="Courier New" w:hint="default"/>
+      </w:rPr>
+    </w:lvl>
+    <w:lvl w:ilvl="5" w:tplc="0C0A0005" w:tentative="1">
+      <w:start w:val="1"/>
+      <w:numFmt w:val="bullet"/>
+      <w:lvlText w:val=""/>
+      <w:lvlJc w:val="left"/>
+      <w:pPr>
+        <w:ind w:left="4669" w:hanging="360"/>
+      </w:pPr>
+      <w:rPr>
+        <w:rFonts w:ascii="Wingdings" w:hAnsi="Wingdings" w:hint="default"/>
+      </w:rPr>
+    </w:lvl>
+    <w:lvl w:ilvl="6" w:tplc="0C0A0001" w:tentative="1">
+      <w:start w:val="1"/>
+      <w:numFmt w:val="bullet"/>
+      <w:lvlText w:val=""/>
+      <w:lvlJc w:val="left"/>
+      <w:pPr>
+        <w:ind w:left="5389" w:hanging="360"/>
+      </w:pPr>
+      <w:rPr>
+        <w:rFonts w:ascii="Symbol" w:hAnsi="Symbol" w:hint="default"/>
+      </w:rPr>
+    </w:lvl>
+    <w:lvl w:ilvl="7" w:tplc="0C0A0003" w:tentative="1">
+      <w:start w:val="1"/>
+      <w:numFmt w:val="bullet"/>
+      <w:lvlText w:val="o"/>
+      <w:lvlJc w:val="left"/>
+      <w:pPr>
+        <w:ind w:left="6109" w:hanging="360"/>
+      </w:pPr>
+      <w:rPr>
+        <w:rFonts w:ascii="Courier New" w:hAnsi="Courier New" w:cs="Courier New" w:hint="default"/>
+      </w:rPr>
+    </w:lvl>
+    <w:lvl w:ilvl="8" w:tplc="0C0A0005" w:tentative="1">
+      <w:start w:val="1"/>
+      <w:numFmt w:val="bullet"/>
+      <w:lvlText w:val=""/>
+      <w:lvlJc w:val="left"/>
+      <w:pPr>
+        <w:ind w:left="6829" w:hanging="360"/>
+      </w:pPr>
+      <w:rPr>
+        <w:rFonts w:ascii="Wingdings" w:hAnsi="Wingdings" w:hint="default"/>
+      </w:rPr>
+    </w:lvl>
+  </w:abstractNum>
+  <w:abstractNum w:abstractNumId="16" w15:restartNumberingAfterBreak="0">
+    <w:nsid w:val="31BB098B"/>
+    <w:multiLevelType w:val="hybridMultilevel"/>
+    <w:tmpl w:val="A8FA2A34"/>
+    <w:lvl w:ilvl="0" w:tplc="240A0003">
+      <w:start w:val="1"/>
+      <w:numFmt w:val="bullet"/>
+      <w:lvlText w:val="o"/>
+      <w:lvlJc w:val="left"/>
+      <w:pPr>
+        <w:ind w:left="1069" w:hanging="360"/>
+      </w:pPr>
+      <w:rPr>
+        <w:rFonts w:ascii="Courier New" w:hAnsi="Courier New" w:cs="Courier New" w:hint="default"/>
+      </w:rPr>
+    </w:lvl>
+    <w:lvl w:ilvl="1" w:tplc="0C0A0003" w:tentative="1">
+      <w:start w:val="1"/>
+      <w:numFmt w:val="bullet"/>
+      <w:lvlText w:val="o"/>
+      <w:lvlJc w:val="left"/>
+      <w:pPr>
+        <w:ind w:left="1789" w:hanging="360"/>
+      </w:pPr>
+      <w:rPr>
+        <w:rFonts w:ascii="Courier New" w:hAnsi="Courier New" w:cs="Courier New" w:hint="default"/>
+      </w:rPr>
+    </w:lvl>
+    <w:lvl w:ilvl="2" w:tplc="0C0A0005" w:tentative="1">
+      <w:start w:val="1"/>
+      <w:numFmt w:val="bullet"/>
+      <w:lvlText w:val=""/>
+      <w:lvlJc w:val="left"/>
+      <w:pPr>
+        <w:ind w:left="2509" w:hanging="360"/>
+      </w:pPr>
+      <w:rPr>
+        <w:rFonts w:ascii="Wingdings" w:hAnsi="Wingdings" w:hint="default"/>
+      </w:rPr>
+    </w:lvl>
+    <w:lvl w:ilvl="3" w:tplc="0C0A0001" w:tentative="1">
+      <w:start w:val="1"/>
+      <w:numFmt w:val="bullet"/>
+      <w:lvlText w:val=""/>
+      <w:lvlJc w:val="left"/>
+      <w:pPr>
+        <w:ind w:left="3229" w:hanging="360"/>
+      </w:pPr>
+      <w:rPr>
+        <w:rFonts w:ascii="Symbol" w:hAnsi="Symbol" w:hint="default"/>
+      </w:rPr>
+    </w:lvl>
+    <w:lvl w:ilvl="4" w:tplc="0C0A0003" w:tentative="1">
+      <w:start w:val="1"/>
+      <w:numFmt w:val="bullet"/>
+      <w:lvlText w:val="o"/>
+      <w:lvlJc w:val="left"/>
+      <w:pPr>
+        <w:ind w:left="3949" w:hanging="360"/>
+      </w:pPr>
+      <w:rPr>
+        <w:rFonts w:ascii="Courier New" w:hAnsi="Courier New" w:cs="Courier New" w:hint="default"/>
+      </w:rPr>
+    </w:lvl>
+    <w:lvl w:ilvl="5" w:tplc="0C0A0005" w:tentative="1">
+      <w:start w:val="1"/>
+      <w:numFmt w:val="bullet"/>
+      <w:lvlText w:val=""/>
+      <w:lvlJc w:val="left"/>
+      <w:pPr>
+        <w:ind w:left="4669" w:hanging="360"/>
+      </w:pPr>
+      <w:rPr>
+        <w:rFonts w:ascii="Wingdings" w:hAnsi="Wingdings" w:hint="default"/>
+      </w:rPr>
+    </w:lvl>
+    <w:lvl w:ilvl="6" w:tplc="0C0A0001" w:tentative="1">
+      <w:start w:val="1"/>
+      <w:numFmt w:val="bullet"/>
+      <w:lvlText w:val=""/>
+      <w:lvlJc w:val="left"/>
+      <w:pPr>
+        <w:ind w:left="5389" w:hanging="360"/>
+      </w:pPr>
+      <w:rPr>
+        <w:rFonts w:ascii="Symbol" w:hAnsi="Symbol" w:hint="default"/>
+      </w:rPr>
+    </w:lvl>
+    <w:lvl w:ilvl="7" w:tplc="0C0A0003" w:tentative="1">
+      <w:start w:val="1"/>
+      <w:numFmt w:val="bullet"/>
+      <w:lvlText w:val="o"/>
+      <w:lvlJc w:val="left"/>
+      <w:pPr>
+        <w:ind w:left="6109" w:hanging="360"/>
+      </w:pPr>
+      <w:rPr>
+        <w:rFonts w:ascii="Courier New" w:hAnsi="Courier New" w:cs="Courier New" w:hint="default"/>
+      </w:rPr>
+    </w:lvl>
+    <w:lvl w:ilvl="8" w:tplc="0C0A0005" w:tentative="1">
+      <w:start w:val="1"/>
+      <w:numFmt w:val="bullet"/>
+      <w:lvlText w:val=""/>
+      <w:lvlJc w:val="left"/>
+      <w:pPr>
+        <w:ind w:left="6829" w:hanging="360"/>
+      </w:pPr>
+      <w:rPr>
+        <w:rFonts w:ascii="Wingdings" w:hAnsi="Wingdings" w:hint="default"/>
+      </w:rPr>
+    </w:lvl>
+  </w:abstractNum>
   <w:abstractNum w:abstractNumId="17" w15:restartNumberingAfterBreak="0">
-    <w:nsid w:val="28A04C73"/>
+    <w:nsid w:val="356777AF"/>
     <w:multiLevelType w:val="hybridMultilevel"/>
-    <w:tmpl w:val="48D44A5C"/>
-    <w:lvl w:ilvl="0" w:tplc="0C0A0001">
+    <w:tmpl w:val="8D28A534"/>
+    <w:lvl w:ilvl="0" w:tplc="240A0003">
+      <w:start w:val="1"/>
+      <w:numFmt w:val="bullet"/>
+      <w:lvlText w:val="o"/>
+      <w:lvlJc w:val="left"/>
+      <w:pPr>
+        <w:ind w:left="1069" w:hanging="360"/>
+      </w:pPr>
+      <w:rPr>
+        <w:rFonts w:ascii="Courier New" w:hAnsi="Courier New" w:cs="Courier New" w:hint="default"/>
+      </w:rPr>
+    </w:lvl>
+    <w:lvl w:ilvl="1" w:tplc="0C0A0003" w:tentative="1">
+      <w:start w:val="1"/>
+      <w:numFmt w:val="bullet"/>
+      <w:lvlText w:val="o"/>
+      <w:lvlJc w:val="left"/>
+      <w:pPr>
+        <w:ind w:left="1789" w:hanging="360"/>
+      </w:pPr>
+      <w:rPr>
+        <w:rFonts w:ascii="Courier New" w:hAnsi="Courier New" w:cs="Courier New" w:hint="default"/>
+      </w:rPr>
+    </w:lvl>
+    <w:lvl w:ilvl="2" w:tplc="0C0A0005" w:tentative="1">
+      <w:start w:val="1"/>
+      <w:numFmt w:val="bullet"/>
+      <w:lvlText w:val=""/>
+      <w:lvlJc w:val="left"/>
+      <w:pPr>
+        <w:ind w:left="2509" w:hanging="360"/>
+      </w:pPr>
+      <w:rPr>
+        <w:rFonts w:ascii="Wingdings" w:hAnsi="Wingdings" w:hint="default"/>
+      </w:rPr>
+    </w:lvl>
+    <w:lvl w:ilvl="3" w:tplc="0C0A0001" w:tentative="1">
       <w:start w:val="1"/>
       <w:numFmt w:val="bullet"/>
       <w:lvlText w:val=""/>
       <w:lvlJc w:val="left"/>
       <w:pPr>
-        <w:ind w:left="1854" w:hanging="360"/>
+        <w:ind w:left="3229" w:hanging="360"/>
       </w:pPr>
       <w:rPr>
         <w:rFonts w:ascii="Symbol" w:hAnsi="Symbol" w:hint="default"/>
       </w:rPr>
     </w:lvl>
-    <w:lvl w:ilvl="1" w:tplc="0C0A0003" w:tentative="1">
+    <w:lvl w:ilvl="4" w:tplc="0C0A0003" w:tentative="1">
       <w:start w:val="1"/>
       <w:numFmt w:val="bullet"/>
       <w:lvlText w:val="o"/>
       <w:lvlJc w:val="left"/>
       <w:pPr>
-        <w:ind w:left="2574" w:hanging="360"/>
+        <w:ind w:left="3949" w:hanging="360"/>
       </w:pPr>
       <w:rPr>
         <w:rFonts w:ascii="Courier New" w:hAnsi="Courier New" w:cs="Courier New" w:hint="default"/>
       </w:rPr>
     </w:lvl>
-    <w:lvl w:ilvl="2" w:tplc="0C0A0005" w:tentative="1">
+    <w:lvl w:ilvl="5" w:tplc="0C0A0005" w:tentative="1">
       <w:start w:val="1"/>
       <w:numFmt w:val="bullet"/>
       <w:lvlText w:val=""/>
       <w:lvlJc w:val="left"/>
       <w:pPr>
-        <w:ind w:left="3294" w:hanging="360"/>
+        <w:ind w:left="4669" w:hanging="360"/>
       </w:pPr>
       <w:rPr>
         <w:rFonts w:ascii="Wingdings" w:hAnsi="Wingdings" w:hint="default"/>
       </w:rPr>
     </w:lvl>
-    <w:lvl w:ilvl="3" w:tplc="0C0A0001" w:tentative="1">
+    <w:lvl w:ilvl="6" w:tplc="0C0A0001" w:tentative="1">
       <w:start w:val="1"/>
       <w:numFmt w:val="bullet"/>
       <w:lvlText w:val=""/>
       <w:lvlJc w:val="left"/>
       <w:pPr>
-        <w:ind w:left="4014" w:hanging="360"/>
+        <w:ind w:left="5389" w:hanging="360"/>
       </w:pPr>
       <w:rPr>
         <w:rFonts w:ascii="Symbol" w:hAnsi="Symbol" w:hint="default"/>
       </w:rPr>
     </w:lvl>
-    <w:lvl w:ilvl="4" w:tplc="0C0A0003" w:tentative="1">
+    <w:lvl w:ilvl="7" w:tplc="0C0A0003" w:tentative="1">
       <w:start w:val="1"/>
       <w:numFmt w:val="bullet"/>
       <w:lvlText w:val="o"/>
       <w:lvlJc w:val="left"/>
       <w:pPr>
-        <w:ind w:left="4734" w:hanging="360"/>
+        <w:ind w:left="6109" w:hanging="360"/>
       </w:pPr>
       <w:rPr>
         <w:rFonts w:ascii="Courier New" w:hAnsi="Courier New" w:cs="Courier New" w:hint="default"/>
       </w:rPr>
     </w:lvl>
-    <w:lvl w:ilvl="5" w:tplc="0C0A0005" w:tentative="1">
+    <w:lvl w:ilvl="8" w:tplc="0C0A0005" w:tentative="1">
       <w:start w:val="1"/>
       <w:numFmt w:val="bullet"/>
       <w:lvlText w:val=""/>
       <w:lvlJc w:val="left"/>
       <w:pPr>
-        <w:ind w:left="5454" w:hanging="360"/>
-      </w:pPr>
-      <w:rPr>
-        <w:rFonts w:ascii="Wingdings" w:hAnsi="Wingdings" w:hint="default"/>
-      </w:rPr>
-    </w:lvl>
-    <w:lvl w:ilvl="6" w:tplc="0C0A0001" w:tentative="1">
-      <w:start w:val="1"/>
-      <w:numFmt w:val="bullet"/>
-      <w:lvlText w:val=""/>
-      <w:lvlJc w:val="left"/>
-      <w:pPr>
-        <w:ind w:left="6174" w:hanging="360"/>
-      </w:pPr>
-      <w:rPr>
-        <w:rFonts w:ascii="Symbol" w:hAnsi="Symbol" w:hint="default"/>
-      </w:rPr>
-    </w:lvl>
-    <w:lvl w:ilvl="7" w:tplc="0C0A0003" w:tentative="1">
-      <w:start w:val="1"/>
-      <w:numFmt w:val="bullet"/>
-      <w:lvlText w:val="o"/>
-      <w:lvlJc w:val="left"/>
-      <w:pPr>
-        <w:ind w:left="6894" w:hanging="360"/>
-      </w:pPr>
-      <w:rPr>
-        <w:rFonts w:ascii="Courier New" w:hAnsi="Courier New" w:cs="Courier New" w:hint="default"/>
-      </w:rPr>
-    </w:lvl>
-    <w:lvl w:ilvl="8" w:tplc="0C0A0005" w:tentative="1">
-      <w:start w:val="1"/>
-      <w:numFmt w:val="bullet"/>
-      <w:lvlText w:val=""/>
-      <w:lvlJc w:val="left"/>
-      <w:pPr>
-        <w:ind w:left="7614" w:hanging="360"/>
+        <w:ind w:left="6829" w:hanging="360"/>
       </w:pPr>
       <w:rPr>
         <w:rFonts w:ascii="Wingdings" w:hAnsi="Wingdings" w:hint="default"/>
@@ -11502,232 +10683,6 @@
     </w:lvl>
   </w:abstractNum>
   <w:abstractNum w:abstractNumId="18" w15:restartNumberingAfterBreak="0">
-    <w:nsid w:val="2DCD43D7"/>
-    <w:multiLevelType w:val="hybridMultilevel"/>
-    <w:tmpl w:val="B302EAFC"/>
-    <w:lvl w:ilvl="0" w:tplc="0C0A0001">
-      <w:start w:val="1"/>
-      <w:numFmt w:val="bullet"/>
-      <w:lvlText w:val=""/>
-      <w:lvlJc w:val="left"/>
-      <w:pPr>
-        <w:ind w:left="1429" w:hanging="360"/>
-      </w:pPr>
-      <w:rPr>
-        <w:rFonts w:ascii="Symbol" w:hAnsi="Symbol" w:hint="default"/>
-      </w:rPr>
-    </w:lvl>
-    <w:lvl w:ilvl="1" w:tplc="0C0A0003" w:tentative="1">
-      <w:start w:val="1"/>
-      <w:numFmt w:val="bullet"/>
-      <w:lvlText w:val="o"/>
-      <w:lvlJc w:val="left"/>
-      <w:pPr>
-        <w:ind w:left="2149" w:hanging="360"/>
-      </w:pPr>
-      <w:rPr>
-        <w:rFonts w:ascii="Courier New" w:hAnsi="Courier New" w:cs="Courier New" w:hint="default"/>
-      </w:rPr>
-    </w:lvl>
-    <w:lvl w:ilvl="2" w:tplc="0C0A0005" w:tentative="1">
-      <w:start w:val="1"/>
-      <w:numFmt w:val="bullet"/>
-      <w:lvlText w:val=""/>
-      <w:lvlJc w:val="left"/>
-      <w:pPr>
-        <w:ind w:left="2869" w:hanging="360"/>
-      </w:pPr>
-      <w:rPr>
-        <w:rFonts w:ascii="Wingdings" w:hAnsi="Wingdings" w:hint="default"/>
-      </w:rPr>
-    </w:lvl>
-    <w:lvl w:ilvl="3" w:tplc="0C0A0001" w:tentative="1">
-      <w:start w:val="1"/>
-      <w:numFmt w:val="bullet"/>
-      <w:lvlText w:val=""/>
-      <w:lvlJc w:val="left"/>
-      <w:pPr>
-        <w:ind w:left="3589" w:hanging="360"/>
-      </w:pPr>
-      <w:rPr>
-        <w:rFonts w:ascii="Symbol" w:hAnsi="Symbol" w:hint="default"/>
-      </w:rPr>
-    </w:lvl>
-    <w:lvl w:ilvl="4" w:tplc="0C0A0003" w:tentative="1">
-      <w:start w:val="1"/>
-      <w:numFmt w:val="bullet"/>
-      <w:lvlText w:val="o"/>
-      <w:lvlJc w:val="left"/>
-      <w:pPr>
-        <w:ind w:left="4309" w:hanging="360"/>
-      </w:pPr>
-      <w:rPr>
-        <w:rFonts w:ascii="Courier New" w:hAnsi="Courier New" w:cs="Courier New" w:hint="default"/>
-      </w:rPr>
-    </w:lvl>
-    <w:lvl w:ilvl="5" w:tplc="0C0A0005" w:tentative="1">
-      <w:start w:val="1"/>
-      <w:numFmt w:val="bullet"/>
-      <w:lvlText w:val=""/>
-      <w:lvlJc w:val="left"/>
-      <w:pPr>
-        <w:ind w:left="5029" w:hanging="360"/>
-      </w:pPr>
-      <w:rPr>
-        <w:rFonts w:ascii="Wingdings" w:hAnsi="Wingdings" w:hint="default"/>
-      </w:rPr>
-    </w:lvl>
-    <w:lvl w:ilvl="6" w:tplc="0C0A0001" w:tentative="1">
-      <w:start w:val="1"/>
-      <w:numFmt w:val="bullet"/>
-      <w:lvlText w:val=""/>
-      <w:lvlJc w:val="left"/>
-      <w:pPr>
-        <w:ind w:left="5749" w:hanging="360"/>
-      </w:pPr>
-      <w:rPr>
-        <w:rFonts w:ascii="Symbol" w:hAnsi="Symbol" w:hint="default"/>
-      </w:rPr>
-    </w:lvl>
-    <w:lvl w:ilvl="7" w:tplc="0C0A0003" w:tentative="1">
-      <w:start w:val="1"/>
-      <w:numFmt w:val="bullet"/>
-      <w:lvlText w:val="o"/>
-      <w:lvlJc w:val="left"/>
-      <w:pPr>
-        <w:ind w:left="6469" w:hanging="360"/>
-      </w:pPr>
-      <w:rPr>
-        <w:rFonts w:ascii="Courier New" w:hAnsi="Courier New" w:cs="Courier New" w:hint="default"/>
-      </w:rPr>
-    </w:lvl>
-    <w:lvl w:ilvl="8" w:tplc="0C0A0005" w:tentative="1">
-      <w:start w:val="1"/>
-      <w:numFmt w:val="bullet"/>
-      <w:lvlText w:val=""/>
-      <w:lvlJc w:val="left"/>
-      <w:pPr>
-        <w:ind w:left="7189" w:hanging="360"/>
-      </w:pPr>
-      <w:rPr>
-        <w:rFonts w:ascii="Wingdings" w:hAnsi="Wingdings" w:hint="default"/>
-      </w:rPr>
-    </w:lvl>
-  </w:abstractNum>
-  <w:abstractNum w:abstractNumId="19" w15:restartNumberingAfterBreak="0">
-    <w:nsid w:val="36075971"/>
-    <w:multiLevelType w:val="hybridMultilevel"/>
-    <w:tmpl w:val="F67A4148"/>
-    <w:lvl w:ilvl="0" w:tplc="0C0A0001">
-      <w:start w:val="1"/>
-      <w:numFmt w:val="bullet"/>
-      <w:lvlText w:val=""/>
-      <w:lvlJc w:val="left"/>
-      <w:pPr>
-        <w:ind w:left="1429" w:hanging="360"/>
-      </w:pPr>
-      <w:rPr>
-        <w:rFonts w:ascii="Symbol" w:hAnsi="Symbol" w:hint="default"/>
-      </w:rPr>
-    </w:lvl>
-    <w:lvl w:ilvl="1" w:tplc="0C0A0003" w:tentative="1">
-      <w:start w:val="1"/>
-      <w:numFmt w:val="bullet"/>
-      <w:lvlText w:val="o"/>
-      <w:lvlJc w:val="left"/>
-      <w:pPr>
-        <w:ind w:left="2149" w:hanging="360"/>
-      </w:pPr>
-      <w:rPr>
-        <w:rFonts w:ascii="Courier New" w:hAnsi="Courier New" w:cs="Courier New" w:hint="default"/>
-      </w:rPr>
-    </w:lvl>
-    <w:lvl w:ilvl="2" w:tplc="0C0A0005" w:tentative="1">
-      <w:start w:val="1"/>
-      <w:numFmt w:val="bullet"/>
-      <w:lvlText w:val=""/>
-      <w:lvlJc w:val="left"/>
-      <w:pPr>
-        <w:ind w:left="2869" w:hanging="360"/>
-      </w:pPr>
-      <w:rPr>
-        <w:rFonts w:ascii="Wingdings" w:hAnsi="Wingdings" w:hint="default"/>
-      </w:rPr>
-    </w:lvl>
-    <w:lvl w:ilvl="3" w:tplc="0C0A0001" w:tentative="1">
-      <w:start w:val="1"/>
-      <w:numFmt w:val="bullet"/>
-      <w:lvlText w:val=""/>
-      <w:lvlJc w:val="left"/>
-      <w:pPr>
-        <w:ind w:left="3589" w:hanging="360"/>
-      </w:pPr>
-      <w:rPr>
-        <w:rFonts w:ascii="Symbol" w:hAnsi="Symbol" w:hint="default"/>
-      </w:rPr>
-    </w:lvl>
-    <w:lvl w:ilvl="4" w:tplc="0C0A0003" w:tentative="1">
-      <w:start w:val="1"/>
-      <w:numFmt w:val="bullet"/>
-      <w:lvlText w:val="o"/>
-      <w:lvlJc w:val="left"/>
-      <w:pPr>
-        <w:ind w:left="4309" w:hanging="360"/>
-      </w:pPr>
-      <w:rPr>
-        <w:rFonts w:ascii="Courier New" w:hAnsi="Courier New" w:cs="Courier New" w:hint="default"/>
-      </w:rPr>
-    </w:lvl>
-    <w:lvl w:ilvl="5" w:tplc="0C0A0005" w:tentative="1">
-      <w:start w:val="1"/>
-      <w:numFmt w:val="bullet"/>
-      <w:lvlText w:val=""/>
-      <w:lvlJc w:val="left"/>
-      <w:pPr>
-        <w:ind w:left="5029" w:hanging="360"/>
-      </w:pPr>
-      <w:rPr>
-        <w:rFonts w:ascii="Wingdings" w:hAnsi="Wingdings" w:hint="default"/>
-      </w:rPr>
-    </w:lvl>
-    <w:lvl w:ilvl="6" w:tplc="0C0A0001" w:tentative="1">
-      <w:start w:val="1"/>
-      <w:numFmt w:val="bullet"/>
-      <w:lvlText w:val=""/>
-      <w:lvlJc w:val="left"/>
-      <w:pPr>
-        <w:ind w:left="5749" w:hanging="360"/>
-      </w:pPr>
-      <w:rPr>
-        <w:rFonts w:ascii="Symbol" w:hAnsi="Symbol" w:hint="default"/>
-      </w:rPr>
-    </w:lvl>
-    <w:lvl w:ilvl="7" w:tplc="0C0A0003" w:tentative="1">
-      <w:start w:val="1"/>
-      <w:numFmt w:val="bullet"/>
-      <w:lvlText w:val="o"/>
-      <w:lvlJc w:val="left"/>
-      <w:pPr>
-        <w:ind w:left="6469" w:hanging="360"/>
-      </w:pPr>
-      <w:rPr>
-        <w:rFonts w:ascii="Courier New" w:hAnsi="Courier New" w:cs="Courier New" w:hint="default"/>
-      </w:rPr>
-    </w:lvl>
-    <w:lvl w:ilvl="8" w:tplc="0C0A0005" w:tentative="1">
-      <w:start w:val="1"/>
-      <w:numFmt w:val="bullet"/>
-      <w:lvlText w:val=""/>
-      <w:lvlJc w:val="left"/>
-      <w:pPr>
-        <w:ind w:left="7189" w:hanging="360"/>
-      </w:pPr>
-      <w:rPr>
-        <w:rFonts w:ascii="Wingdings" w:hAnsi="Wingdings" w:hint="default"/>
-      </w:rPr>
-    </w:lvl>
-  </w:abstractNum>
-  <w:abstractNum w:abstractNumId="20" w15:restartNumberingAfterBreak="0">
     <w:nsid w:val="368E176E"/>
     <w:multiLevelType w:val="hybridMultilevel"/>
     <w:tmpl w:val="BDF054FE"/>
@@ -11821,7 +10776,7 @@
       </w:pPr>
     </w:lvl>
   </w:abstractNum>
-  <w:abstractNum w:abstractNumId="21" w15:restartNumberingAfterBreak="0">
+  <w:abstractNum w:abstractNumId="19" w15:restartNumberingAfterBreak="0">
     <w:nsid w:val="395B1DEB"/>
     <w:multiLevelType w:val="hybridMultilevel"/>
     <w:tmpl w:val="E29279C0"/>
@@ -11934,7 +10889,7 @@
       </w:rPr>
     </w:lvl>
   </w:abstractNum>
-  <w:abstractNum w:abstractNumId="22" w15:restartNumberingAfterBreak="0">
+  <w:abstractNum w:abstractNumId="20" w15:restartNumberingAfterBreak="0">
     <w:nsid w:val="3AC25430"/>
     <w:multiLevelType w:val="hybridMultilevel"/>
     <w:tmpl w:val="E2B0FA7A"/>
@@ -12047,7 +11002,7 @@
       </w:rPr>
     </w:lvl>
   </w:abstractNum>
-  <w:abstractNum w:abstractNumId="23" w15:restartNumberingAfterBreak="0">
+  <w:abstractNum w:abstractNumId="21" w15:restartNumberingAfterBreak="0">
     <w:nsid w:val="3AC963E5"/>
     <w:multiLevelType w:val="hybridMultilevel"/>
     <w:tmpl w:val="BA7CDFCA"/>
@@ -12160,7 +11115,7 @@
       </w:rPr>
     </w:lvl>
   </w:abstractNum>
-  <w:abstractNum w:abstractNumId="24" w15:restartNumberingAfterBreak="0">
+  <w:abstractNum w:abstractNumId="22" w15:restartNumberingAfterBreak="0">
     <w:nsid w:val="3BC41E32"/>
     <w:multiLevelType w:val="hybridMultilevel"/>
     <w:tmpl w:val="41F4B49E"/>
@@ -12273,120 +11228,7 @@
       </w:rPr>
     </w:lvl>
   </w:abstractNum>
-  <w:abstractNum w:abstractNumId="25" w15:restartNumberingAfterBreak="0">
-    <w:nsid w:val="3C7B7D67"/>
-    <w:multiLevelType w:val="hybridMultilevel"/>
-    <w:tmpl w:val="49E694CA"/>
-    <w:lvl w:ilvl="0" w:tplc="0C0A0001">
-      <w:start w:val="1"/>
-      <w:numFmt w:val="bullet"/>
-      <w:lvlText w:val=""/>
-      <w:lvlJc w:val="left"/>
-      <w:pPr>
-        <w:ind w:left="1429" w:hanging="360"/>
-      </w:pPr>
-      <w:rPr>
-        <w:rFonts w:ascii="Symbol" w:hAnsi="Symbol" w:hint="default"/>
-      </w:rPr>
-    </w:lvl>
-    <w:lvl w:ilvl="1" w:tplc="0C0A0003" w:tentative="1">
-      <w:start w:val="1"/>
-      <w:numFmt w:val="bullet"/>
-      <w:lvlText w:val="o"/>
-      <w:lvlJc w:val="left"/>
-      <w:pPr>
-        <w:ind w:left="2149" w:hanging="360"/>
-      </w:pPr>
-      <w:rPr>
-        <w:rFonts w:ascii="Courier New" w:hAnsi="Courier New" w:cs="Courier New" w:hint="default"/>
-      </w:rPr>
-    </w:lvl>
-    <w:lvl w:ilvl="2" w:tplc="0C0A0005" w:tentative="1">
-      <w:start w:val="1"/>
-      <w:numFmt w:val="bullet"/>
-      <w:lvlText w:val=""/>
-      <w:lvlJc w:val="left"/>
-      <w:pPr>
-        <w:ind w:left="2869" w:hanging="360"/>
-      </w:pPr>
-      <w:rPr>
-        <w:rFonts w:ascii="Wingdings" w:hAnsi="Wingdings" w:hint="default"/>
-      </w:rPr>
-    </w:lvl>
-    <w:lvl w:ilvl="3" w:tplc="0C0A0001" w:tentative="1">
-      <w:start w:val="1"/>
-      <w:numFmt w:val="bullet"/>
-      <w:lvlText w:val=""/>
-      <w:lvlJc w:val="left"/>
-      <w:pPr>
-        <w:ind w:left="3589" w:hanging="360"/>
-      </w:pPr>
-      <w:rPr>
-        <w:rFonts w:ascii="Symbol" w:hAnsi="Symbol" w:hint="default"/>
-      </w:rPr>
-    </w:lvl>
-    <w:lvl w:ilvl="4" w:tplc="0C0A0003" w:tentative="1">
-      <w:start w:val="1"/>
-      <w:numFmt w:val="bullet"/>
-      <w:lvlText w:val="o"/>
-      <w:lvlJc w:val="left"/>
-      <w:pPr>
-        <w:ind w:left="4309" w:hanging="360"/>
-      </w:pPr>
-      <w:rPr>
-        <w:rFonts w:ascii="Courier New" w:hAnsi="Courier New" w:cs="Courier New" w:hint="default"/>
-      </w:rPr>
-    </w:lvl>
-    <w:lvl w:ilvl="5" w:tplc="0C0A0005" w:tentative="1">
-      <w:start w:val="1"/>
-      <w:numFmt w:val="bullet"/>
-      <w:lvlText w:val=""/>
-      <w:lvlJc w:val="left"/>
-      <w:pPr>
-        <w:ind w:left="5029" w:hanging="360"/>
-      </w:pPr>
-      <w:rPr>
-        <w:rFonts w:ascii="Wingdings" w:hAnsi="Wingdings" w:hint="default"/>
-      </w:rPr>
-    </w:lvl>
-    <w:lvl w:ilvl="6" w:tplc="0C0A0001" w:tentative="1">
-      <w:start w:val="1"/>
-      <w:numFmt w:val="bullet"/>
-      <w:lvlText w:val=""/>
-      <w:lvlJc w:val="left"/>
-      <w:pPr>
-        <w:ind w:left="5749" w:hanging="360"/>
-      </w:pPr>
-      <w:rPr>
-        <w:rFonts w:ascii="Symbol" w:hAnsi="Symbol" w:hint="default"/>
-      </w:rPr>
-    </w:lvl>
-    <w:lvl w:ilvl="7" w:tplc="0C0A0003" w:tentative="1">
-      <w:start w:val="1"/>
-      <w:numFmt w:val="bullet"/>
-      <w:lvlText w:val="o"/>
-      <w:lvlJc w:val="left"/>
-      <w:pPr>
-        <w:ind w:left="6469" w:hanging="360"/>
-      </w:pPr>
-      <w:rPr>
-        <w:rFonts w:ascii="Courier New" w:hAnsi="Courier New" w:cs="Courier New" w:hint="default"/>
-      </w:rPr>
-    </w:lvl>
-    <w:lvl w:ilvl="8" w:tplc="0C0A0005" w:tentative="1">
-      <w:start w:val="1"/>
-      <w:numFmt w:val="bullet"/>
-      <w:lvlText w:val=""/>
-      <w:lvlJc w:val="left"/>
-      <w:pPr>
-        <w:ind w:left="7189" w:hanging="360"/>
-      </w:pPr>
-      <w:rPr>
-        <w:rFonts w:ascii="Wingdings" w:hAnsi="Wingdings" w:hint="default"/>
-      </w:rPr>
-    </w:lvl>
-  </w:abstractNum>
-  <w:abstractNum w:abstractNumId="26" w15:restartNumberingAfterBreak="0">
+  <w:abstractNum w:abstractNumId="23" w15:restartNumberingAfterBreak="0">
     <w:nsid w:val="3D89747A"/>
     <w:multiLevelType w:val="hybridMultilevel"/>
     <w:tmpl w:val="5650A848"/>
@@ -12499,7 +11341,120 @@
       </w:rPr>
     </w:lvl>
   </w:abstractNum>
-  <w:abstractNum w:abstractNumId="27" w15:restartNumberingAfterBreak="0">
+  <w:abstractNum w:abstractNumId="24" w15:restartNumberingAfterBreak="0">
+    <w:nsid w:val="3EC71F1B"/>
+    <w:multiLevelType w:val="hybridMultilevel"/>
+    <w:tmpl w:val="2EC6E3E4"/>
+    <w:lvl w:ilvl="0" w:tplc="240A0003">
+      <w:start w:val="1"/>
+      <w:numFmt w:val="bullet"/>
+      <w:lvlText w:val="o"/>
+      <w:lvlJc w:val="left"/>
+      <w:pPr>
+        <w:ind w:left="1069" w:hanging="360"/>
+      </w:pPr>
+      <w:rPr>
+        <w:rFonts w:ascii="Courier New" w:hAnsi="Courier New" w:cs="Courier New" w:hint="default"/>
+      </w:rPr>
+    </w:lvl>
+    <w:lvl w:ilvl="1" w:tplc="0C0A0003" w:tentative="1">
+      <w:start w:val="1"/>
+      <w:numFmt w:val="bullet"/>
+      <w:lvlText w:val="o"/>
+      <w:lvlJc w:val="left"/>
+      <w:pPr>
+        <w:ind w:left="1789" w:hanging="360"/>
+      </w:pPr>
+      <w:rPr>
+        <w:rFonts w:ascii="Courier New" w:hAnsi="Courier New" w:cs="Courier New" w:hint="default"/>
+      </w:rPr>
+    </w:lvl>
+    <w:lvl w:ilvl="2" w:tplc="0C0A0005" w:tentative="1">
+      <w:start w:val="1"/>
+      <w:numFmt w:val="bullet"/>
+      <w:lvlText w:val=""/>
+      <w:lvlJc w:val="left"/>
+      <w:pPr>
+        <w:ind w:left="2509" w:hanging="360"/>
+      </w:pPr>
+      <w:rPr>
+        <w:rFonts w:ascii="Wingdings" w:hAnsi="Wingdings" w:hint="default"/>
+      </w:rPr>
+    </w:lvl>
+    <w:lvl w:ilvl="3" w:tplc="0C0A0001" w:tentative="1">
+      <w:start w:val="1"/>
+      <w:numFmt w:val="bullet"/>
+      <w:lvlText w:val=""/>
+      <w:lvlJc w:val="left"/>
+      <w:pPr>
+        <w:ind w:left="3229" w:hanging="360"/>
+      </w:pPr>
+      <w:rPr>
+        <w:rFonts w:ascii="Symbol" w:hAnsi="Symbol" w:hint="default"/>
+      </w:rPr>
+    </w:lvl>
+    <w:lvl w:ilvl="4" w:tplc="0C0A0003" w:tentative="1">
+      <w:start w:val="1"/>
+      <w:numFmt w:val="bullet"/>
+      <w:lvlText w:val="o"/>
+      <w:lvlJc w:val="left"/>
+      <w:pPr>
+        <w:ind w:left="3949" w:hanging="360"/>
+      </w:pPr>
+      <w:rPr>
+        <w:rFonts w:ascii="Courier New" w:hAnsi="Courier New" w:cs="Courier New" w:hint="default"/>
+      </w:rPr>
+    </w:lvl>
+    <w:lvl w:ilvl="5" w:tplc="0C0A0005" w:tentative="1">
+      <w:start w:val="1"/>
+      <w:numFmt w:val="bullet"/>
+      <w:lvlText w:val=""/>
+      <w:lvlJc w:val="left"/>
+      <w:pPr>
+        <w:ind w:left="4669" w:hanging="360"/>
+      </w:pPr>
+      <w:rPr>
+        <w:rFonts w:ascii="Wingdings" w:hAnsi="Wingdings" w:hint="default"/>
+      </w:rPr>
+    </w:lvl>
+    <w:lvl w:ilvl="6" w:tplc="0C0A0001" w:tentative="1">
+      <w:start w:val="1"/>
+      <w:numFmt w:val="bullet"/>
+      <w:lvlText w:val=""/>
+      <w:lvlJc w:val="left"/>
+      <w:pPr>
+        <w:ind w:left="5389" w:hanging="360"/>
+      </w:pPr>
+      <w:rPr>
+        <w:rFonts w:ascii="Symbol" w:hAnsi="Symbol" w:hint="default"/>
+      </w:rPr>
+    </w:lvl>
+    <w:lvl w:ilvl="7" w:tplc="0C0A0003" w:tentative="1">
+      <w:start w:val="1"/>
+      <w:numFmt w:val="bullet"/>
+      <w:lvlText w:val="o"/>
+      <w:lvlJc w:val="left"/>
+      <w:pPr>
+        <w:ind w:left="6109" w:hanging="360"/>
+      </w:pPr>
+      <w:rPr>
+        <w:rFonts w:ascii="Courier New" w:hAnsi="Courier New" w:cs="Courier New" w:hint="default"/>
+      </w:rPr>
+    </w:lvl>
+    <w:lvl w:ilvl="8" w:tplc="0C0A0005" w:tentative="1">
+      <w:start w:val="1"/>
+      <w:numFmt w:val="bullet"/>
+      <w:lvlText w:val=""/>
+      <w:lvlJc w:val="left"/>
+      <w:pPr>
+        <w:ind w:left="6829" w:hanging="360"/>
+      </w:pPr>
+      <w:rPr>
+        <w:rFonts w:ascii="Wingdings" w:hAnsi="Wingdings" w:hint="default"/>
+      </w:rPr>
+    </w:lvl>
+  </w:abstractNum>
+  <w:abstractNum w:abstractNumId="25" w15:restartNumberingAfterBreak="0">
     <w:nsid w:val="40F23B51"/>
     <w:multiLevelType w:val="hybridMultilevel"/>
     <w:tmpl w:val="9A66D61E"/>
@@ -12589,7 +11544,120 @@
       </w:pPr>
     </w:lvl>
   </w:abstractNum>
-  <w:abstractNum w:abstractNumId="28" w15:restartNumberingAfterBreak="0">
+  <w:abstractNum w:abstractNumId="26" w15:restartNumberingAfterBreak="0">
+    <w:nsid w:val="439A1E57"/>
+    <w:multiLevelType w:val="hybridMultilevel"/>
+    <w:tmpl w:val="4CC22E70"/>
+    <w:lvl w:ilvl="0" w:tplc="240A0003">
+      <w:start w:val="1"/>
+      <w:numFmt w:val="bullet"/>
+      <w:lvlText w:val="o"/>
+      <w:lvlJc w:val="left"/>
+      <w:pPr>
+        <w:ind w:left="1069" w:hanging="360"/>
+      </w:pPr>
+      <w:rPr>
+        <w:rFonts w:ascii="Courier New" w:hAnsi="Courier New" w:cs="Courier New" w:hint="default"/>
+      </w:rPr>
+    </w:lvl>
+    <w:lvl w:ilvl="1" w:tplc="0C0A0003" w:tentative="1">
+      <w:start w:val="1"/>
+      <w:numFmt w:val="bullet"/>
+      <w:lvlText w:val="o"/>
+      <w:lvlJc w:val="left"/>
+      <w:pPr>
+        <w:ind w:left="1789" w:hanging="360"/>
+      </w:pPr>
+      <w:rPr>
+        <w:rFonts w:ascii="Courier New" w:hAnsi="Courier New" w:cs="Courier New" w:hint="default"/>
+      </w:rPr>
+    </w:lvl>
+    <w:lvl w:ilvl="2" w:tplc="0C0A0005" w:tentative="1">
+      <w:start w:val="1"/>
+      <w:numFmt w:val="bullet"/>
+      <w:lvlText w:val=""/>
+      <w:lvlJc w:val="left"/>
+      <w:pPr>
+        <w:ind w:left="2509" w:hanging="360"/>
+      </w:pPr>
+      <w:rPr>
+        <w:rFonts w:ascii="Wingdings" w:hAnsi="Wingdings" w:hint="default"/>
+      </w:rPr>
+    </w:lvl>
+    <w:lvl w:ilvl="3" w:tplc="0C0A0001" w:tentative="1">
+      <w:start w:val="1"/>
+      <w:numFmt w:val="bullet"/>
+      <w:lvlText w:val=""/>
+      <w:lvlJc w:val="left"/>
+      <w:pPr>
+        <w:ind w:left="3229" w:hanging="360"/>
+      </w:pPr>
+      <w:rPr>
+        <w:rFonts w:ascii="Symbol" w:hAnsi="Symbol" w:hint="default"/>
+      </w:rPr>
+    </w:lvl>
+    <w:lvl w:ilvl="4" w:tplc="0C0A0003" w:tentative="1">
+      <w:start w:val="1"/>
+      <w:numFmt w:val="bullet"/>
+      <w:lvlText w:val="o"/>
+      <w:lvlJc w:val="left"/>
+      <w:pPr>
+        <w:ind w:left="3949" w:hanging="360"/>
+      </w:pPr>
+      <w:rPr>
+        <w:rFonts w:ascii="Courier New" w:hAnsi="Courier New" w:cs="Courier New" w:hint="default"/>
+      </w:rPr>
+    </w:lvl>
+    <w:lvl w:ilvl="5" w:tplc="0C0A0005" w:tentative="1">
+      <w:start w:val="1"/>
+      <w:numFmt w:val="bullet"/>
+      <w:lvlText w:val=""/>
+      <w:lvlJc w:val="left"/>
+      <w:pPr>
+        <w:ind w:left="4669" w:hanging="360"/>
+      </w:pPr>
+      <w:rPr>
+        <w:rFonts w:ascii="Wingdings" w:hAnsi="Wingdings" w:hint="default"/>
+      </w:rPr>
+    </w:lvl>
+    <w:lvl w:ilvl="6" w:tplc="0C0A0001" w:tentative="1">
+      <w:start w:val="1"/>
+      <w:numFmt w:val="bullet"/>
+      <w:lvlText w:val=""/>
+      <w:lvlJc w:val="left"/>
+      <w:pPr>
+        <w:ind w:left="5389" w:hanging="360"/>
+      </w:pPr>
+      <w:rPr>
+        <w:rFonts w:ascii="Symbol" w:hAnsi="Symbol" w:hint="default"/>
+      </w:rPr>
+    </w:lvl>
+    <w:lvl w:ilvl="7" w:tplc="0C0A0003" w:tentative="1">
+      <w:start w:val="1"/>
+      <w:numFmt w:val="bullet"/>
+      <w:lvlText w:val="o"/>
+      <w:lvlJc w:val="left"/>
+      <w:pPr>
+        <w:ind w:left="6109" w:hanging="360"/>
+      </w:pPr>
+      <w:rPr>
+        <w:rFonts w:ascii="Courier New" w:hAnsi="Courier New" w:cs="Courier New" w:hint="default"/>
+      </w:rPr>
+    </w:lvl>
+    <w:lvl w:ilvl="8" w:tplc="0C0A0005" w:tentative="1">
+      <w:start w:val="1"/>
+      <w:numFmt w:val="bullet"/>
+      <w:lvlText w:val=""/>
+      <w:lvlJc w:val="left"/>
+      <w:pPr>
+        <w:ind w:left="6829" w:hanging="360"/>
+      </w:pPr>
+      <w:rPr>
+        <w:rFonts w:ascii="Wingdings" w:hAnsi="Wingdings" w:hint="default"/>
+      </w:rPr>
+    </w:lvl>
+  </w:abstractNum>
+  <w:abstractNum w:abstractNumId="27" w15:restartNumberingAfterBreak="0">
     <w:nsid w:val="445F21A7"/>
     <w:multiLevelType w:val="hybridMultilevel"/>
     <w:tmpl w:val="951AB556"/>
@@ -12702,7 +11770,7 @@
       </w:rPr>
     </w:lvl>
   </w:abstractNum>
-  <w:abstractNum w:abstractNumId="29" w15:restartNumberingAfterBreak="0">
+  <w:abstractNum w:abstractNumId="28" w15:restartNumberingAfterBreak="0">
     <w:nsid w:val="44B93963"/>
     <w:multiLevelType w:val="hybridMultilevel"/>
     <w:tmpl w:val="FB2A11E4"/>
@@ -12792,7 +11860,7 @@
       </w:pPr>
     </w:lvl>
   </w:abstractNum>
-  <w:abstractNum w:abstractNumId="30" w15:restartNumberingAfterBreak="0">
+  <w:abstractNum w:abstractNumId="29" w15:restartNumberingAfterBreak="0">
     <w:nsid w:val="487A29B1"/>
     <w:multiLevelType w:val="hybridMultilevel"/>
     <w:tmpl w:val="2B527512"/>
@@ -12905,120 +11973,7 @@
       </w:rPr>
     </w:lvl>
   </w:abstractNum>
-  <w:abstractNum w:abstractNumId="31" w15:restartNumberingAfterBreak="0">
-    <w:nsid w:val="4DAC74AA"/>
-    <w:multiLevelType w:val="hybridMultilevel"/>
-    <w:tmpl w:val="D3C49A10"/>
-    <w:lvl w:ilvl="0" w:tplc="0C0A0001">
-      <w:start w:val="1"/>
-      <w:numFmt w:val="bullet"/>
-      <w:lvlText w:val=""/>
-      <w:lvlJc w:val="left"/>
-      <w:pPr>
-        <w:ind w:left="1429" w:hanging="360"/>
-      </w:pPr>
-      <w:rPr>
-        <w:rFonts w:ascii="Symbol" w:hAnsi="Symbol" w:hint="default"/>
-      </w:rPr>
-    </w:lvl>
-    <w:lvl w:ilvl="1" w:tplc="0C0A0003" w:tentative="1">
-      <w:start w:val="1"/>
-      <w:numFmt w:val="bullet"/>
-      <w:lvlText w:val="o"/>
-      <w:lvlJc w:val="left"/>
-      <w:pPr>
-        <w:ind w:left="2149" w:hanging="360"/>
-      </w:pPr>
-      <w:rPr>
-        <w:rFonts w:ascii="Courier New" w:hAnsi="Courier New" w:cs="Courier New" w:hint="default"/>
-      </w:rPr>
-    </w:lvl>
-    <w:lvl w:ilvl="2" w:tplc="0C0A0005" w:tentative="1">
-      <w:start w:val="1"/>
-      <w:numFmt w:val="bullet"/>
-      <w:lvlText w:val=""/>
-      <w:lvlJc w:val="left"/>
-      <w:pPr>
-        <w:ind w:left="2869" w:hanging="360"/>
-      </w:pPr>
-      <w:rPr>
-        <w:rFonts w:ascii="Wingdings" w:hAnsi="Wingdings" w:hint="default"/>
-      </w:rPr>
-    </w:lvl>
-    <w:lvl w:ilvl="3" w:tplc="0C0A0001" w:tentative="1">
-      <w:start w:val="1"/>
-      <w:numFmt w:val="bullet"/>
-      <w:lvlText w:val=""/>
-      <w:lvlJc w:val="left"/>
-      <w:pPr>
-        <w:ind w:left="3589" w:hanging="360"/>
-      </w:pPr>
-      <w:rPr>
-        <w:rFonts w:ascii="Symbol" w:hAnsi="Symbol" w:hint="default"/>
-      </w:rPr>
-    </w:lvl>
-    <w:lvl w:ilvl="4" w:tplc="0C0A0003" w:tentative="1">
-      <w:start w:val="1"/>
-      <w:numFmt w:val="bullet"/>
-      <w:lvlText w:val="o"/>
-      <w:lvlJc w:val="left"/>
-      <w:pPr>
-        <w:ind w:left="4309" w:hanging="360"/>
-      </w:pPr>
-      <w:rPr>
-        <w:rFonts w:ascii="Courier New" w:hAnsi="Courier New" w:cs="Courier New" w:hint="default"/>
-      </w:rPr>
-    </w:lvl>
-    <w:lvl w:ilvl="5" w:tplc="0C0A0005" w:tentative="1">
-      <w:start w:val="1"/>
-      <w:numFmt w:val="bullet"/>
-      <w:lvlText w:val=""/>
-      <w:lvlJc w:val="left"/>
-      <w:pPr>
-        <w:ind w:left="5029" w:hanging="360"/>
-      </w:pPr>
-      <w:rPr>
-        <w:rFonts w:ascii="Wingdings" w:hAnsi="Wingdings" w:hint="default"/>
-      </w:rPr>
-    </w:lvl>
-    <w:lvl w:ilvl="6" w:tplc="0C0A0001" w:tentative="1">
-      <w:start w:val="1"/>
-      <w:numFmt w:val="bullet"/>
-      <w:lvlText w:val=""/>
-      <w:lvlJc w:val="left"/>
-      <w:pPr>
-        <w:ind w:left="5749" w:hanging="360"/>
-      </w:pPr>
-      <w:rPr>
-        <w:rFonts w:ascii="Symbol" w:hAnsi="Symbol" w:hint="default"/>
-      </w:rPr>
-    </w:lvl>
-    <w:lvl w:ilvl="7" w:tplc="0C0A0003" w:tentative="1">
-      <w:start w:val="1"/>
-      <w:numFmt w:val="bullet"/>
-      <w:lvlText w:val="o"/>
-      <w:lvlJc w:val="left"/>
-      <w:pPr>
-        <w:ind w:left="6469" w:hanging="360"/>
-      </w:pPr>
-      <w:rPr>
-        <w:rFonts w:ascii="Courier New" w:hAnsi="Courier New" w:cs="Courier New" w:hint="default"/>
-      </w:rPr>
-    </w:lvl>
-    <w:lvl w:ilvl="8" w:tplc="0C0A0005" w:tentative="1">
-      <w:start w:val="1"/>
-      <w:numFmt w:val="bullet"/>
-      <w:lvlText w:val=""/>
-      <w:lvlJc w:val="left"/>
-      <w:pPr>
-        <w:ind w:left="7189" w:hanging="360"/>
-      </w:pPr>
-      <w:rPr>
-        <w:rFonts w:ascii="Wingdings" w:hAnsi="Wingdings" w:hint="default"/>
-      </w:rPr>
-    </w:lvl>
-  </w:abstractNum>
-  <w:abstractNum w:abstractNumId="32" w15:restartNumberingAfterBreak="0">
+  <w:abstractNum w:abstractNumId="30" w15:restartNumberingAfterBreak="0">
     <w:nsid w:val="4EBE1EF6"/>
     <w:multiLevelType w:val="hybridMultilevel"/>
     <w:tmpl w:val="AF3C2E24"/>
@@ -13109,7 +12064,7 @@
       </w:pPr>
     </w:lvl>
   </w:abstractNum>
-  <w:abstractNum w:abstractNumId="33" w15:restartNumberingAfterBreak="0">
+  <w:abstractNum w:abstractNumId="31" w15:restartNumberingAfterBreak="0">
     <w:nsid w:val="4F053924"/>
     <w:multiLevelType w:val="hybridMultilevel"/>
     <w:tmpl w:val="9F8E768A"/>
@@ -13222,120 +12177,7 @@
       </w:rPr>
     </w:lvl>
   </w:abstractNum>
-  <w:abstractNum w:abstractNumId="34" w15:restartNumberingAfterBreak="0">
-    <w:nsid w:val="4FEF4EC7"/>
-    <w:multiLevelType w:val="hybridMultilevel"/>
-    <w:tmpl w:val="BD32B408"/>
-    <w:lvl w:ilvl="0" w:tplc="0C0A0001">
-      <w:start w:val="1"/>
-      <w:numFmt w:val="bullet"/>
-      <w:lvlText w:val=""/>
-      <w:lvlJc w:val="left"/>
-      <w:pPr>
-        <w:ind w:left="1571" w:hanging="360"/>
-      </w:pPr>
-      <w:rPr>
-        <w:rFonts w:ascii="Symbol" w:hAnsi="Symbol" w:hint="default"/>
-      </w:rPr>
-    </w:lvl>
-    <w:lvl w:ilvl="1" w:tplc="0C0A0003" w:tentative="1">
-      <w:start w:val="1"/>
-      <w:numFmt w:val="bullet"/>
-      <w:lvlText w:val="o"/>
-      <w:lvlJc w:val="left"/>
-      <w:pPr>
-        <w:ind w:left="2291" w:hanging="360"/>
-      </w:pPr>
-      <w:rPr>
-        <w:rFonts w:ascii="Courier New" w:hAnsi="Courier New" w:cs="Courier New" w:hint="default"/>
-      </w:rPr>
-    </w:lvl>
-    <w:lvl w:ilvl="2" w:tplc="0C0A0005" w:tentative="1">
-      <w:start w:val="1"/>
-      <w:numFmt w:val="bullet"/>
-      <w:lvlText w:val=""/>
-      <w:lvlJc w:val="left"/>
-      <w:pPr>
-        <w:ind w:left="3011" w:hanging="360"/>
-      </w:pPr>
-      <w:rPr>
-        <w:rFonts w:ascii="Wingdings" w:hAnsi="Wingdings" w:hint="default"/>
-      </w:rPr>
-    </w:lvl>
-    <w:lvl w:ilvl="3" w:tplc="0C0A0001" w:tentative="1">
-      <w:start w:val="1"/>
-      <w:numFmt w:val="bullet"/>
-      <w:lvlText w:val=""/>
-      <w:lvlJc w:val="left"/>
-      <w:pPr>
-        <w:ind w:left="3731" w:hanging="360"/>
-      </w:pPr>
-      <w:rPr>
-        <w:rFonts w:ascii="Symbol" w:hAnsi="Symbol" w:hint="default"/>
-      </w:rPr>
-    </w:lvl>
-    <w:lvl w:ilvl="4" w:tplc="0C0A0003" w:tentative="1">
-      <w:start w:val="1"/>
-      <w:numFmt w:val="bullet"/>
-      <w:lvlText w:val="o"/>
-      <w:lvlJc w:val="left"/>
-      <w:pPr>
-        <w:ind w:left="4451" w:hanging="360"/>
-      </w:pPr>
-      <w:rPr>
-        <w:rFonts w:ascii="Courier New" w:hAnsi="Courier New" w:cs="Courier New" w:hint="default"/>
-      </w:rPr>
-    </w:lvl>
-    <w:lvl w:ilvl="5" w:tplc="0C0A0005" w:tentative="1">
-      <w:start w:val="1"/>
-      <w:numFmt w:val="bullet"/>
-      <w:lvlText w:val=""/>
-      <w:lvlJc w:val="left"/>
-      <w:pPr>
-        <w:ind w:left="5171" w:hanging="360"/>
-      </w:pPr>
-      <w:rPr>
-        <w:rFonts w:ascii="Wingdings" w:hAnsi="Wingdings" w:hint="default"/>
-      </w:rPr>
-    </w:lvl>
-    <w:lvl w:ilvl="6" w:tplc="0C0A0001" w:tentative="1">
-      <w:start w:val="1"/>
-      <w:numFmt w:val="bullet"/>
-      <w:lvlText w:val=""/>
-      <w:lvlJc w:val="left"/>
-      <w:pPr>
-        <w:ind w:left="5891" w:hanging="360"/>
-      </w:pPr>
-      <w:rPr>
-        <w:rFonts w:ascii="Symbol" w:hAnsi="Symbol" w:hint="default"/>
-      </w:rPr>
-    </w:lvl>
-    <w:lvl w:ilvl="7" w:tplc="0C0A0003" w:tentative="1">
-      <w:start w:val="1"/>
-      <w:numFmt w:val="bullet"/>
-      <w:lvlText w:val="o"/>
-      <w:lvlJc w:val="left"/>
-      <w:pPr>
-        <w:ind w:left="6611" w:hanging="360"/>
-      </w:pPr>
-      <w:rPr>
-        <w:rFonts w:ascii="Courier New" w:hAnsi="Courier New" w:cs="Courier New" w:hint="default"/>
-      </w:rPr>
-    </w:lvl>
-    <w:lvl w:ilvl="8" w:tplc="0C0A0005" w:tentative="1">
-      <w:start w:val="1"/>
-      <w:numFmt w:val="bullet"/>
-      <w:lvlText w:val=""/>
-      <w:lvlJc w:val="left"/>
-      <w:pPr>
-        <w:ind w:left="7331" w:hanging="360"/>
-      </w:pPr>
-      <w:rPr>
-        <w:rFonts w:ascii="Wingdings" w:hAnsi="Wingdings" w:hint="default"/>
-      </w:rPr>
-    </w:lvl>
-  </w:abstractNum>
-  <w:abstractNum w:abstractNumId="35" w15:restartNumberingAfterBreak="0">
+  <w:abstractNum w:abstractNumId="32" w15:restartNumberingAfterBreak="0">
     <w:nsid w:val="511720B6"/>
     <w:multiLevelType w:val="hybridMultilevel"/>
     <w:tmpl w:val="61A0D57E"/>
@@ -13448,7 +12290,120 @@
       </w:rPr>
     </w:lvl>
   </w:abstractNum>
-  <w:abstractNum w:abstractNumId="36" w15:restartNumberingAfterBreak="0">
+  <w:abstractNum w:abstractNumId="33" w15:restartNumberingAfterBreak="0">
+    <w:nsid w:val="5264067B"/>
+    <w:multiLevelType w:val="hybridMultilevel"/>
+    <w:tmpl w:val="8AF0A4EE"/>
+    <w:lvl w:ilvl="0" w:tplc="240A0003">
+      <w:start w:val="1"/>
+      <w:numFmt w:val="bullet"/>
+      <w:lvlText w:val="o"/>
+      <w:lvlJc w:val="left"/>
+      <w:pPr>
+        <w:ind w:left="1069" w:hanging="360"/>
+      </w:pPr>
+      <w:rPr>
+        <w:rFonts w:ascii="Courier New" w:hAnsi="Courier New" w:cs="Courier New" w:hint="default"/>
+      </w:rPr>
+    </w:lvl>
+    <w:lvl w:ilvl="1" w:tplc="0C0A0003" w:tentative="1">
+      <w:start w:val="1"/>
+      <w:numFmt w:val="bullet"/>
+      <w:lvlText w:val="o"/>
+      <w:lvlJc w:val="left"/>
+      <w:pPr>
+        <w:ind w:left="1789" w:hanging="360"/>
+      </w:pPr>
+      <w:rPr>
+        <w:rFonts w:ascii="Courier New" w:hAnsi="Courier New" w:cs="Courier New" w:hint="default"/>
+      </w:rPr>
+    </w:lvl>
+    <w:lvl w:ilvl="2" w:tplc="0C0A0005" w:tentative="1">
+      <w:start w:val="1"/>
+      <w:numFmt w:val="bullet"/>
+      <w:lvlText w:val=""/>
+      <w:lvlJc w:val="left"/>
+      <w:pPr>
+        <w:ind w:left="2509" w:hanging="360"/>
+      </w:pPr>
+      <w:rPr>
+        <w:rFonts w:ascii="Wingdings" w:hAnsi="Wingdings" w:hint="default"/>
+      </w:rPr>
+    </w:lvl>
+    <w:lvl w:ilvl="3" w:tplc="0C0A0001" w:tentative="1">
+      <w:start w:val="1"/>
+      <w:numFmt w:val="bullet"/>
+      <w:lvlText w:val=""/>
+      <w:lvlJc w:val="left"/>
+      <w:pPr>
+        <w:ind w:left="3229" w:hanging="360"/>
+      </w:pPr>
+      <w:rPr>
+        <w:rFonts w:ascii="Symbol" w:hAnsi="Symbol" w:hint="default"/>
+      </w:rPr>
+    </w:lvl>
+    <w:lvl w:ilvl="4" w:tplc="0C0A0003" w:tentative="1">
+      <w:start w:val="1"/>
+      <w:numFmt w:val="bullet"/>
+      <w:lvlText w:val="o"/>
+      <w:lvlJc w:val="left"/>
+      <w:pPr>
+        <w:ind w:left="3949" w:hanging="360"/>
+      </w:pPr>
+      <w:rPr>
+        <w:rFonts w:ascii="Courier New" w:hAnsi="Courier New" w:cs="Courier New" w:hint="default"/>
+      </w:rPr>
+    </w:lvl>
+    <w:lvl w:ilvl="5" w:tplc="0C0A0005" w:tentative="1">
+      <w:start w:val="1"/>
+      <w:numFmt w:val="bullet"/>
+      <w:lvlText w:val=""/>
+      <w:lvlJc w:val="left"/>
+      <w:pPr>
+        <w:ind w:left="4669" w:hanging="360"/>
+      </w:pPr>
+      <w:rPr>
+        <w:rFonts w:ascii="Wingdings" w:hAnsi="Wingdings" w:hint="default"/>
+      </w:rPr>
+    </w:lvl>
+    <w:lvl w:ilvl="6" w:tplc="0C0A0001" w:tentative="1">
+      <w:start w:val="1"/>
+      <w:numFmt w:val="bullet"/>
+      <w:lvlText w:val=""/>
+      <w:lvlJc w:val="left"/>
+      <w:pPr>
+        <w:ind w:left="5389" w:hanging="360"/>
+      </w:pPr>
+      <w:rPr>
+        <w:rFonts w:ascii="Symbol" w:hAnsi="Symbol" w:hint="default"/>
+      </w:rPr>
+    </w:lvl>
+    <w:lvl w:ilvl="7" w:tplc="0C0A0003" w:tentative="1">
+      <w:start w:val="1"/>
+      <w:numFmt w:val="bullet"/>
+      <w:lvlText w:val="o"/>
+      <w:lvlJc w:val="left"/>
+      <w:pPr>
+        <w:ind w:left="6109" w:hanging="360"/>
+      </w:pPr>
+      <w:rPr>
+        <w:rFonts w:ascii="Courier New" w:hAnsi="Courier New" w:cs="Courier New" w:hint="default"/>
+      </w:rPr>
+    </w:lvl>
+    <w:lvl w:ilvl="8" w:tplc="0C0A0005" w:tentative="1">
+      <w:start w:val="1"/>
+      <w:numFmt w:val="bullet"/>
+      <w:lvlText w:val=""/>
+      <w:lvlJc w:val="left"/>
+      <w:pPr>
+        <w:ind w:left="6829" w:hanging="360"/>
+      </w:pPr>
+      <w:rPr>
+        <w:rFonts w:ascii="Wingdings" w:hAnsi="Wingdings" w:hint="default"/>
+      </w:rPr>
+    </w:lvl>
+  </w:abstractNum>
+  <w:abstractNum w:abstractNumId="34" w15:restartNumberingAfterBreak="0">
     <w:nsid w:val="555B4560"/>
     <w:multiLevelType w:val="hybridMultilevel"/>
     <w:tmpl w:val="5F42DB26"/>
@@ -13538,7 +12493,120 @@
       </w:pPr>
     </w:lvl>
   </w:abstractNum>
-  <w:abstractNum w:abstractNumId="37" w15:restartNumberingAfterBreak="0">
+  <w:abstractNum w:abstractNumId="35" w15:restartNumberingAfterBreak="0">
+    <w:nsid w:val="556F46CF"/>
+    <w:multiLevelType w:val="hybridMultilevel"/>
+    <w:tmpl w:val="806AE274"/>
+    <w:lvl w:ilvl="0" w:tplc="240A0003">
+      <w:start w:val="1"/>
+      <w:numFmt w:val="bullet"/>
+      <w:lvlText w:val="o"/>
+      <w:lvlJc w:val="left"/>
+      <w:pPr>
+        <w:ind w:left="1068" w:hanging="360"/>
+      </w:pPr>
+      <w:rPr>
+        <w:rFonts w:ascii="Courier New" w:hAnsi="Courier New" w:cs="Courier New" w:hint="default"/>
+      </w:rPr>
+    </w:lvl>
+    <w:lvl w:ilvl="1" w:tplc="0C0A0003" w:tentative="1">
+      <w:start w:val="1"/>
+      <w:numFmt w:val="bullet"/>
+      <w:lvlText w:val="o"/>
+      <w:lvlJc w:val="left"/>
+      <w:pPr>
+        <w:ind w:left="1788" w:hanging="360"/>
+      </w:pPr>
+      <w:rPr>
+        <w:rFonts w:ascii="Courier New" w:hAnsi="Courier New" w:cs="Courier New" w:hint="default"/>
+      </w:rPr>
+    </w:lvl>
+    <w:lvl w:ilvl="2" w:tplc="0C0A0005" w:tentative="1">
+      <w:start w:val="1"/>
+      <w:numFmt w:val="bullet"/>
+      <w:lvlText w:val=""/>
+      <w:lvlJc w:val="left"/>
+      <w:pPr>
+        <w:ind w:left="2508" w:hanging="360"/>
+      </w:pPr>
+      <w:rPr>
+        <w:rFonts w:ascii="Wingdings" w:hAnsi="Wingdings" w:hint="default"/>
+      </w:rPr>
+    </w:lvl>
+    <w:lvl w:ilvl="3" w:tplc="0C0A0001" w:tentative="1">
+      <w:start w:val="1"/>
+      <w:numFmt w:val="bullet"/>
+      <w:lvlText w:val=""/>
+      <w:lvlJc w:val="left"/>
+      <w:pPr>
+        <w:ind w:left="3228" w:hanging="360"/>
+      </w:pPr>
+      <w:rPr>
+        <w:rFonts w:ascii="Symbol" w:hAnsi="Symbol" w:hint="default"/>
+      </w:rPr>
+    </w:lvl>
+    <w:lvl w:ilvl="4" w:tplc="0C0A0003" w:tentative="1">
+      <w:start w:val="1"/>
+      <w:numFmt w:val="bullet"/>
+      <w:lvlText w:val="o"/>
+      <w:lvlJc w:val="left"/>
+      <w:pPr>
+        <w:ind w:left="3948" w:hanging="360"/>
+      </w:pPr>
+      <w:rPr>
+        <w:rFonts w:ascii="Courier New" w:hAnsi="Courier New" w:cs="Courier New" w:hint="default"/>
+      </w:rPr>
+    </w:lvl>
+    <w:lvl w:ilvl="5" w:tplc="0C0A0005" w:tentative="1">
+      <w:start w:val="1"/>
+      <w:numFmt w:val="bullet"/>
+      <w:lvlText w:val=""/>
+      <w:lvlJc w:val="left"/>
+      <w:pPr>
+        <w:ind w:left="4668" w:hanging="360"/>
+      </w:pPr>
+      <w:rPr>
+        <w:rFonts w:ascii="Wingdings" w:hAnsi="Wingdings" w:hint="default"/>
+      </w:rPr>
+    </w:lvl>
+    <w:lvl w:ilvl="6" w:tplc="0C0A0001" w:tentative="1">
+      <w:start w:val="1"/>
+      <w:numFmt w:val="bullet"/>
+      <w:lvlText w:val=""/>
+      <w:lvlJc w:val="left"/>
+      <w:pPr>
+        <w:ind w:left="5388" w:hanging="360"/>
+      </w:pPr>
+      <w:rPr>
+        <w:rFonts w:ascii="Symbol" w:hAnsi="Symbol" w:hint="default"/>
+      </w:rPr>
+    </w:lvl>
+    <w:lvl w:ilvl="7" w:tplc="0C0A0003" w:tentative="1">
+      <w:start w:val="1"/>
+      <w:numFmt w:val="bullet"/>
+      <w:lvlText w:val="o"/>
+      <w:lvlJc w:val="left"/>
+      <w:pPr>
+        <w:ind w:left="6108" w:hanging="360"/>
+      </w:pPr>
+      <w:rPr>
+        <w:rFonts w:ascii="Courier New" w:hAnsi="Courier New" w:cs="Courier New" w:hint="default"/>
+      </w:rPr>
+    </w:lvl>
+    <w:lvl w:ilvl="8" w:tplc="0C0A0005" w:tentative="1">
+      <w:start w:val="1"/>
+      <w:numFmt w:val="bullet"/>
+      <w:lvlText w:val=""/>
+      <w:lvlJc w:val="left"/>
+      <w:pPr>
+        <w:ind w:left="6828" w:hanging="360"/>
+      </w:pPr>
+      <w:rPr>
+        <w:rFonts w:ascii="Wingdings" w:hAnsi="Wingdings" w:hint="default"/>
+      </w:rPr>
+    </w:lvl>
+  </w:abstractNum>
+  <w:abstractNum w:abstractNumId="36" w15:restartNumberingAfterBreak="0">
     <w:nsid w:val="57797C5E"/>
     <w:multiLevelType w:val="hybridMultilevel"/>
     <w:tmpl w:val="F44CB518"/>
@@ -13651,7 +12719,7 @@
       </w:rPr>
     </w:lvl>
   </w:abstractNum>
-  <w:abstractNum w:abstractNumId="38" w15:restartNumberingAfterBreak="0">
+  <w:abstractNum w:abstractNumId="37" w15:restartNumberingAfterBreak="0">
     <w:nsid w:val="589D37A2"/>
     <w:multiLevelType w:val="singleLevel"/>
     <w:tmpl w:val="52EA337C"/>
@@ -13666,6 +12734,119 @@
       <w:rPr>
         <w:b/>
         <w:bCs/>
+      </w:rPr>
+    </w:lvl>
+  </w:abstractNum>
+  <w:abstractNum w:abstractNumId="38" w15:restartNumberingAfterBreak="0">
+    <w:nsid w:val="61B824E0"/>
+    <w:multiLevelType w:val="hybridMultilevel"/>
+    <w:tmpl w:val="C818BEAC"/>
+    <w:lvl w:ilvl="0" w:tplc="240A0003">
+      <w:start w:val="1"/>
+      <w:numFmt w:val="bullet"/>
+      <w:lvlText w:val="o"/>
+      <w:lvlJc w:val="left"/>
+      <w:pPr>
+        <w:ind w:left="1069" w:hanging="360"/>
+      </w:pPr>
+      <w:rPr>
+        <w:rFonts w:ascii="Courier New" w:hAnsi="Courier New" w:cs="Courier New" w:hint="default"/>
+      </w:rPr>
+    </w:lvl>
+    <w:lvl w:ilvl="1" w:tplc="0C0A0003" w:tentative="1">
+      <w:start w:val="1"/>
+      <w:numFmt w:val="bullet"/>
+      <w:lvlText w:val="o"/>
+      <w:lvlJc w:val="left"/>
+      <w:pPr>
+        <w:ind w:left="1789" w:hanging="360"/>
+      </w:pPr>
+      <w:rPr>
+        <w:rFonts w:ascii="Courier New" w:hAnsi="Courier New" w:cs="Courier New" w:hint="default"/>
+      </w:rPr>
+    </w:lvl>
+    <w:lvl w:ilvl="2" w:tplc="0C0A0005" w:tentative="1">
+      <w:start w:val="1"/>
+      <w:numFmt w:val="bullet"/>
+      <w:lvlText w:val=""/>
+      <w:lvlJc w:val="left"/>
+      <w:pPr>
+        <w:ind w:left="2509" w:hanging="360"/>
+      </w:pPr>
+      <w:rPr>
+        <w:rFonts w:ascii="Wingdings" w:hAnsi="Wingdings" w:hint="default"/>
+      </w:rPr>
+    </w:lvl>
+    <w:lvl w:ilvl="3" w:tplc="0C0A0001" w:tentative="1">
+      <w:start w:val="1"/>
+      <w:numFmt w:val="bullet"/>
+      <w:lvlText w:val=""/>
+      <w:lvlJc w:val="left"/>
+      <w:pPr>
+        <w:ind w:left="3229" w:hanging="360"/>
+      </w:pPr>
+      <w:rPr>
+        <w:rFonts w:ascii="Symbol" w:hAnsi="Symbol" w:hint="default"/>
+      </w:rPr>
+    </w:lvl>
+    <w:lvl w:ilvl="4" w:tplc="0C0A0003" w:tentative="1">
+      <w:start w:val="1"/>
+      <w:numFmt w:val="bullet"/>
+      <w:lvlText w:val="o"/>
+      <w:lvlJc w:val="left"/>
+      <w:pPr>
+        <w:ind w:left="3949" w:hanging="360"/>
+      </w:pPr>
+      <w:rPr>
+        <w:rFonts w:ascii="Courier New" w:hAnsi="Courier New" w:cs="Courier New" w:hint="default"/>
+      </w:rPr>
+    </w:lvl>
+    <w:lvl w:ilvl="5" w:tplc="0C0A0005" w:tentative="1">
+      <w:start w:val="1"/>
+      <w:numFmt w:val="bullet"/>
+      <w:lvlText w:val=""/>
+      <w:lvlJc w:val="left"/>
+      <w:pPr>
+        <w:ind w:left="4669" w:hanging="360"/>
+      </w:pPr>
+      <w:rPr>
+        <w:rFonts w:ascii="Wingdings" w:hAnsi="Wingdings" w:hint="default"/>
+      </w:rPr>
+    </w:lvl>
+    <w:lvl w:ilvl="6" w:tplc="0C0A0001" w:tentative="1">
+      <w:start w:val="1"/>
+      <w:numFmt w:val="bullet"/>
+      <w:lvlText w:val=""/>
+      <w:lvlJc w:val="left"/>
+      <w:pPr>
+        <w:ind w:left="5389" w:hanging="360"/>
+      </w:pPr>
+      <w:rPr>
+        <w:rFonts w:ascii="Symbol" w:hAnsi="Symbol" w:hint="default"/>
+      </w:rPr>
+    </w:lvl>
+    <w:lvl w:ilvl="7" w:tplc="0C0A0003" w:tentative="1">
+      <w:start w:val="1"/>
+      <w:numFmt w:val="bullet"/>
+      <w:lvlText w:val="o"/>
+      <w:lvlJc w:val="left"/>
+      <w:pPr>
+        <w:ind w:left="6109" w:hanging="360"/>
+      </w:pPr>
+      <w:rPr>
+        <w:rFonts w:ascii="Courier New" w:hAnsi="Courier New" w:cs="Courier New" w:hint="default"/>
+      </w:rPr>
+    </w:lvl>
+    <w:lvl w:ilvl="8" w:tplc="0C0A0005" w:tentative="1">
+      <w:start w:val="1"/>
+      <w:numFmt w:val="bullet"/>
+      <w:lvlText w:val=""/>
+      <w:lvlJc w:val="left"/>
+      <w:pPr>
+        <w:ind w:left="6829" w:hanging="360"/>
+      </w:pPr>
+      <w:rPr>
+        <w:rFonts w:ascii="Wingdings" w:hAnsi="Wingdings" w:hint="default"/>
       </w:rPr>
     </w:lvl>
   </w:abstractNum>
@@ -13896,6 +13077,119 @@
     </w:lvl>
   </w:abstractNum>
   <w:abstractNum w:abstractNumId="41" w15:restartNumberingAfterBreak="0">
+    <w:nsid w:val="66884570"/>
+    <w:multiLevelType w:val="hybridMultilevel"/>
+    <w:tmpl w:val="4E92BC90"/>
+    <w:lvl w:ilvl="0" w:tplc="240A0003">
+      <w:start w:val="1"/>
+      <w:numFmt w:val="bullet"/>
+      <w:lvlText w:val="o"/>
+      <w:lvlJc w:val="left"/>
+      <w:pPr>
+        <w:ind w:left="1069" w:hanging="360"/>
+      </w:pPr>
+      <w:rPr>
+        <w:rFonts w:ascii="Courier New" w:hAnsi="Courier New" w:cs="Courier New" w:hint="default"/>
+      </w:rPr>
+    </w:lvl>
+    <w:lvl w:ilvl="1" w:tplc="0C0A0003" w:tentative="1">
+      <w:start w:val="1"/>
+      <w:numFmt w:val="bullet"/>
+      <w:lvlText w:val="o"/>
+      <w:lvlJc w:val="left"/>
+      <w:pPr>
+        <w:ind w:left="1789" w:hanging="360"/>
+      </w:pPr>
+      <w:rPr>
+        <w:rFonts w:ascii="Courier New" w:hAnsi="Courier New" w:cs="Courier New" w:hint="default"/>
+      </w:rPr>
+    </w:lvl>
+    <w:lvl w:ilvl="2" w:tplc="0C0A0005" w:tentative="1">
+      <w:start w:val="1"/>
+      <w:numFmt w:val="bullet"/>
+      <w:lvlText w:val=""/>
+      <w:lvlJc w:val="left"/>
+      <w:pPr>
+        <w:ind w:left="2509" w:hanging="360"/>
+      </w:pPr>
+      <w:rPr>
+        <w:rFonts w:ascii="Wingdings" w:hAnsi="Wingdings" w:hint="default"/>
+      </w:rPr>
+    </w:lvl>
+    <w:lvl w:ilvl="3" w:tplc="0C0A0001" w:tentative="1">
+      <w:start w:val="1"/>
+      <w:numFmt w:val="bullet"/>
+      <w:lvlText w:val=""/>
+      <w:lvlJc w:val="left"/>
+      <w:pPr>
+        <w:ind w:left="3229" w:hanging="360"/>
+      </w:pPr>
+      <w:rPr>
+        <w:rFonts w:ascii="Symbol" w:hAnsi="Symbol" w:hint="default"/>
+      </w:rPr>
+    </w:lvl>
+    <w:lvl w:ilvl="4" w:tplc="0C0A0003" w:tentative="1">
+      <w:start w:val="1"/>
+      <w:numFmt w:val="bullet"/>
+      <w:lvlText w:val="o"/>
+      <w:lvlJc w:val="left"/>
+      <w:pPr>
+        <w:ind w:left="3949" w:hanging="360"/>
+      </w:pPr>
+      <w:rPr>
+        <w:rFonts w:ascii="Courier New" w:hAnsi="Courier New" w:cs="Courier New" w:hint="default"/>
+      </w:rPr>
+    </w:lvl>
+    <w:lvl w:ilvl="5" w:tplc="0C0A0005" w:tentative="1">
+      <w:start w:val="1"/>
+      <w:numFmt w:val="bullet"/>
+      <w:lvlText w:val=""/>
+      <w:lvlJc w:val="left"/>
+      <w:pPr>
+        <w:ind w:left="4669" w:hanging="360"/>
+      </w:pPr>
+      <w:rPr>
+        <w:rFonts w:ascii="Wingdings" w:hAnsi="Wingdings" w:hint="default"/>
+      </w:rPr>
+    </w:lvl>
+    <w:lvl w:ilvl="6" w:tplc="0C0A0001" w:tentative="1">
+      <w:start w:val="1"/>
+      <w:numFmt w:val="bullet"/>
+      <w:lvlText w:val=""/>
+      <w:lvlJc w:val="left"/>
+      <w:pPr>
+        <w:ind w:left="5389" w:hanging="360"/>
+      </w:pPr>
+      <w:rPr>
+        <w:rFonts w:ascii="Symbol" w:hAnsi="Symbol" w:hint="default"/>
+      </w:rPr>
+    </w:lvl>
+    <w:lvl w:ilvl="7" w:tplc="0C0A0003" w:tentative="1">
+      <w:start w:val="1"/>
+      <w:numFmt w:val="bullet"/>
+      <w:lvlText w:val="o"/>
+      <w:lvlJc w:val="left"/>
+      <w:pPr>
+        <w:ind w:left="6109" w:hanging="360"/>
+      </w:pPr>
+      <w:rPr>
+        <w:rFonts w:ascii="Courier New" w:hAnsi="Courier New" w:cs="Courier New" w:hint="default"/>
+      </w:rPr>
+    </w:lvl>
+    <w:lvl w:ilvl="8" w:tplc="0C0A0005" w:tentative="1">
+      <w:start w:val="1"/>
+      <w:numFmt w:val="bullet"/>
+      <w:lvlText w:val=""/>
+      <w:lvlJc w:val="left"/>
+      <w:pPr>
+        <w:ind w:left="6829" w:hanging="360"/>
+      </w:pPr>
+      <w:rPr>
+        <w:rFonts w:ascii="Wingdings" w:hAnsi="Wingdings" w:hint="default"/>
+      </w:rPr>
+    </w:lvl>
+  </w:abstractNum>
+  <w:abstractNum w:abstractNumId="42" w15:restartNumberingAfterBreak="0">
     <w:nsid w:val="6851410B"/>
     <w:multiLevelType w:val="hybridMultilevel"/>
     <w:tmpl w:val="F460A660"/>
@@ -14008,7 +13302,7 @@
       </w:rPr>
     </w:lvl>
   </w:abstractNum>
-  <w:abstractNum w:abstractNumId="42" w15:restartNumberingAfterBreak="0">
+  <w:abstractNum w:abstractNumId="43" w15:restartNumberingAfterBreak="0">
     <w:nsid w:val="6A075FF6"/>
     <w:multiLevelType w:val="hybridMultilevel"/>
     <w:tmpl w:val="71EAAF7E"/>
@@ -14121,7 +13415,7 @@
       </w:rPr>
     </w:lvl>
   </w:abstractNum>
-  <w:abstractNum w:abstractNumId="43" w15:restartNumberingAfterBreak="0">
+  <w:abstractNum w:abstractNumId="44" w15:restartNumberingAfterBreak="0">
     <w:nsid w:val="6A3E2555"/>
     <w:multiLevelType w:val="hybridMultilevel"/>
     <w:tmpl w:val="D958A1F2"/>
@@ -14234,226 +13528,113 @@
       </w:rPr>
     </w:lvl>
   </w:abstractNum>
-  <w:abstractNum w:abstractNumId="44" w15:restartNumberingAfterBreak="0">
-    <w:nsid w:val="73CA5007"/>
+  <w:abstractNum w:abstractNumId="45" w15:restartNumberingAfterBreak="0">
+    <w:nsid w:val="6D16219A"/>
     <w:multiLevelType w:val="hybridMultilevel"/>
-    <w:tmpl w:val="CD06E872"/>
-    <w:lvl w:ilvl="0" w:tplc="0C0A0001">
+    <w:tmpl w:val="85B02522"/>
+    <w:lvl w:ilvl="0" w:tplc="240A0003">
+      <w:start w:val="1"/>
+      <w:numFmt w:val="bullet"/>
+      <w:lvlText w:val="o"/>
+      <w:lvlJc w:val="left"/>
+      <w:pPr>
+        <w:ind w:left="1069" w:hanging="360"/>
+      </w:pPr>
+      <w:rPr>
+        <w:rFonts w:ascii="Courier New" w:hAnsi="Courier New" w:cs="Courier New" w:hint="default"/>
+      </w:rPr>
+    </w:lvl>
+    <w:lvl w:ilvl="1" w:tplc="0C0A0003" w:tentative="1">
+      <w:start w:val="1"/>
+      <w:numFmt w:val="bullet"/>
+      <w:lvlText w:val="o"/>
+      <w:lvlJc w:val="left"/>
+      <w:pPr>
+        <w:ind w:left="1789" w:hanging="360"/>
+      </w:pPr>
+      <w:rPr>
+        <w:rFonts w:ascii="Courier New" w:hAnsi="Courier New" w:cs="Courier New" w:hint="default"/>
+      </w:rPr>
+    </w:lvl>
+    <w:lvl w:ilvl="2" w:tplc="0C0A0005" w:tentative="1">
+      <w:start w:val="1"/>
+      <w:numFmt w:val="bullet"/>
+      <w:lvlText w:val=""/>
+      <w:lvlJc w:val="left"/>
+      <w:pPr>
+        <w:ind w:left="2509" w:hanging="360"/>
+      </w:pPr>
+      <w:rPr>
+        <w:rFonts w:ascii="Wingdings" w:hAnsi="Wingdings" w:hint="default"/>
+      </w:rPr>
+    </w:lvl>
+    <w:lvl w:ilvl="3" w:tplc="0C0A0001" w:tentative="1">
       <w:start w:val="1"/>
       <w:numFmt w:val="bullet"/>
       <w:lvlText w:val=""/>
       <w:lvlJc w:val="left"/>
       <w:pPr>
-        <w:ind w:left="1854" w:hanging="360"/>
+        <w:ind w:left="3229" w:hanging="360"/>
       </w:pPr>
       <w:rPr>
         <w:rFonts w:ascii="Symbol" w:hAnsi="Symbol" w:hint="default"/>
       </w:rPr>
     </w:lvl>
-    <w:lvl w:ilvl="1" w:tplc="0C0A0003" w:tentative="1">
+    <w:lvl w:ilvl="4" w:tplc="0C0A0003" w:tentative="1">
       <w:start w:val="1"/>
       <w:numFmt w:val="bullet"/>
       <w:lvlText w:val="o"/>
       <w:lvlJc w:val="left"/>
       <w:pPr>
-        <w:ind w:left="2574" w:hanging="360"/>
+        <w:ind w:left="3949" w:hanging="360"/>
       </w:pPr>
       <w:rPr>
         <w:rFonts w:ascii="Courier New" w:hAnsi="Courier New" w:cs="Courier New" w:hint="default"/>
       </w:rPr>
     </w:lvl>
-    <w:lvl w:ilvl="2" w:tplc="0C0A0005" w:tentative="1">
+    <w:lvl w:ilvl="5" w:tplc="0C0A0005" w:tentative="1">
       <w:start w:val="1"/>
       <w:numFmt w:val="bullet"/>
       <w:lvlText w:val=""/>
       <w:lvlJc w:val="left"/>
       <w:pPr>
-        <w:ind w:left="3294" w:hanging="360"/>
+        <w:ind w:left="4669" w:hanging="360"/>
       </w:pPr>
       <w:rPr>
         <w:rFonts w:ascii="Wingdings" w:hAnsi="Wingdings" w:hint="default"/>
       </w:rPr>
     </w:lvl>
-    <w:lvl w:ilvl="3" w:tplc="0C0A0001" w:tentative="1">
+    <w:lvl w:ilvl="6" w:tplc="0C0A0001" w:tentative="1">
       <w:start w:val="1"/>
       <w:numFmt w:val="bullet"/>
       <w:lvlText w:val=""/>
       <w:lvlJc w:val="left"/>
       <w:pPr>
-        <w:ind w:left="4014" w:hanging="360"/>
+        <w:ind w:left="5389" w:hanging="360"/>
       </w:pPr>
       <w:rPr>
         <w:rFonts w:ascii="Symbol" w:hAnsi="Symbol" w:hint="default"/>
       </w:rPr>
     </w:lvl>
-    <w:lvl w:ilvl="4" w:tplc="0C0A0003" w:tentative="1">
+    <w:lvl w:ilvl="7" w:tplc="0C0A0003" w:tentative="1">
       <w:start w:val="1"/>
       <w:numFmt w:val="bullet"/>
       <w:lvlText w:val="o"/>
       <w:lvlJc w:val="left"/>
       <w:pPr>
-        <w:ind w:left="4734" w:hanging="360"/>
+        <w:ind w:left="6109" w:hanging="360"/>
       </w:pPr>
       <w:rPr>
         <w:rFonts w:ascii="Courier New" w:hAnsi="Courier New" w:cs="Courier New" w:hint="default"/>
       </w:rPr>
     </w:lvl>
-    <w:lvl w:ilvl="5" w:tplc="0C0A0005" w:tentative="1">
+    <w:lvl w:ilvl="8" w:tplc="0C0A0005" w:tentative="1">
       <w:start w:val="1"/>
       <w:numFmt w:val="bullet"/>
       <w:lvlText w:val=""/>
       <w:lvlJc w:val="left"/>
       <w:pPr>
-        <w:ind w:left="5454" w:hanging="360"/>
-      </w:pPr>
-      <w:rPr>
-        <w:rFonts w:ascii="Wingdings" w:hAnsi="Wingdings" w:hint="default"/>
-      </w:rPr>
-    </w:lvl>
-    <w:lvl w:ilvl="6" w:tplc="0C0A0001" w:tentative="1">
-      <w:start w:val="1"/>
-      <w:numFmt w:val="bullet"/>
-      <w:lvlText w:val=""/>
-      <w:lvlJc w:val="left"/>
-      <w:pPr>
-        <w:ind w:left="6174" w:hanging="360"/>
-      </w:pPr>
-      <w:rPr>
-        <w:rFonts w:ascii="Symbol" w:hAnsi="Symbol" w:hint="default"/>
-      </w:rPr>
-    </w:lvl>
-    <w:lvl w:ilvl="7" w:tplc="0C0A0003" w:tentative="1">
-      <w:start w:val="1"/>
-      <w:numFmt w:val="bullet"/>
-      <w:lvlText w:val="o"/>
-      <w:lvlJc w:val="left"/>
-      <w:pPr>
-        <w:ind w:left="6894" w:hanging="360"/>
-      </w:pPr>
-      <w:rPr>
-        <w:rFonts w:ascii="Courier New" w:hAnsi="Courier New" w:cs="Courier New" w:hint="default"/>
-      </w:rPr>
-    </w:lvl>
-    <w:lvl w:ilvl="8" w:tplc="0C0A0005" w:tentative="1">
-      <w:start w:val="1"/>
-      <w:numFmt w:val="bullet"/>
-      <w:lvlText w:val=""/>
-      <w:lvlJc w:val="left"/>
-      <w:pPr>
-        <w:ind w:left="7614" w:hanging="360"/>
-      </w:pPr>
-      <w:rPr>
-        <w:rFonts w:ascii="Wingdings" w:hAnsi="Wingdings" w:hint="default"/>
-      </w:rPr>
-    </w:lvl>
-  </w:abstractNum>
-  <w:abstractNum w:abstractNumId="45" w15:restartNumberingAfterBreak="0">
-    <w:nsid w:val="7CAB035B"/>
-    <w:multiLevelType w:val="hybridMultilevel"/>
-    <w:tmpl w:val="E590778E"/>
-    <w:lvl w:ilvl="0" w:tplc="0C0A0001">
-      <w:start w:val="1"/>
-      <w:numFmt w:val="bullet"/>
-      <w:lvlText w:val=""/>
-      <w:lvlJc w:val="left"/>
-      <w:pPr>
-        <w:ind w:left="1854" w:hanging="360"/>
-      </w:pPr>
-      <w:rPr>
-        <w:rFonts w:ascii="Symbol" w:hAnsi="Symbol" w:hint="default"/>
-      </w:rPr>
-    </w:lvl>
-    <w:lvl w:ilvl="1" w:tplc="0C0A0003" w:tentative="1">
-      <w:start w:val="1"/>
-      <w:numFmt w:val="bullet"/>
-      <w:lvlText w:val="o"/>
-      <w:lvlJc w:val="left"/>
-      <w:pPr>
-        <w:ind w:left="2574" w:hanging="360"/>
-      </w:pPr>
-      <w:rPr>
-        <w:rFonts w:ascii="Courier New" w:hAnsi="Courier New" w:cs="Courier New" w:hint="default"/>
-      </w:rPr>
-    </w:lvl>
-    <w:lvl w:ilvl="2" w:tplc="0C0A0005" w:tentative="1">
-      <w:start w:val="1"/>
-      <w:numFmt w:val="bullet"/>
-      <w:lvlText w:val=""/>
-      <w:lvlJc w:val="left"/>
-      <w:pPr>
-        <w:ind w:left="3294" w:hanging="360"/>
-      </w:pPr>
-      <w:rPr>
-        <w:rFonts w:ascii="Wingdings" w:hAnsi="Wingdings" w:hint="default"/>
-      </w:rPr>
-    </w:lvl>
-    <w:lvl w:ilvl="3" w:tplc="0C0A0001" w:tentative="1">
-      <w:start w:val="1"/>
-      <w:numFmt w:val="bullet"/>
-      <w:lvlText w:val=""/>
-      <w:lvlJc w:val="left"/>
-      <w:pPr>
-        <w:ind w:left="4014" w:hanging="360"/>
-      </w:pPr>
-      <w:rPr>
-        <w:rFonts w:ascii="Symbol" w:hAnsi="Symbol" w:hint="default"/>
-      </w:rPr>
-    </w:lvl>
-    <w:lvl w:ilvl="4" w:tplc="0C0A0003" w:tentative="1">
-      <w:start w:val="1"/>
-      <w:numFmt w:val="bullet"/>
-      <w:lvlText w:val="o"/>
-      <w:lvlJc w:val="left"/>
-      <w:pPr>
-        <w:ind w:left="4734" w:hanging="360"/>
-      </w:pPr>
-      <w:rPr>
-        <w:rFonts w:ascii="Courier New" w:hAnsi="Courier New" w:cs="Courier New" w:hint="default"/>
-      </w:rPr>
-    </w:lvl>
-    <w:lvl w:ilvl="5" w:tplc="0C0A0005" w:tentative="1">
-      <w:start w:val="1"/>
-      <w:numFmt w:val="bullet"/>
-      <w:lvlText w:val=""/>
-      <w:lvlJc w:val="left"/>
-      <w:pPr>
-        <w:ind w:left="5454" w:hanging="360"/>
-      </w:pPr>
-      <w:rPr>
-        <w:rFonts w:ascii="Wingdings" w:hAnsi="Wingdings" w:hint="default"/>
-      </w:rPr>
-    </w:lvl>
-    <w:lvl w:ilvl="6" w:tplc="0C0A0001" w:tentative="1">
-      <w:start w:val="1"/>
-      <w:numFmt w:val="bullet"/>
-      <w:lvlText w:val=""/>
-      <w:lvlJc w:val="left"/>
-      <w:pPr>
-        <w:ind w:left="6174" w:hanging="360"/>
-      </w:pPr>
-      <w:rPr>
-        <w:rFonts w:ascii="Symbol" w:hAnsi="Symbol" w:hint="default"/>
-      </w:rPr>
-    </w:lvl>
-    <w:lvl w:ilvl="7" w:tplc="0C0A0003" w:tentative="1">
-      <w:start w:val="1"/>
-      <w:numFmt w:val="bullet"/>
-      <w:lvlText w:val="o"/>
-      <w:lvlJc w:val="left"/>
-      <w:pPr>
-        <w:ind w:left="6894" w:hanging="360"/>
-      </w:pPr>
-      <w:rPr>
-        <w:rFonts w:ascii="Courier New" w:hAnsi="Courier New" w:cs="Courier New" w:hint="default"/>
-      </w:rPr>
-    </w:lvl>
-    <w:lvl w:ilvl="8" w:tplc="0C0A0005" w:tentative="1">
-      <w:start w:val="1"/>
-      <w:numFmt w:val="bullet"/>
-      <w:lvlText w:val=""/>
-      <w:lvlJc w:val="left"/>
-      <w:pPr>
-        <w:ind w:left="7614" w:hanging="360"/>
+        <w:ind w:left="6829" w:hanging="360"/>
       </w:pPr>
       <w:rPr>
         <w:rFonts w:ascii="Wingdings" w:hAnsi="Wingdings" w:hint="default"/>
@@ -14461,6 +13642,119 @@
     </w:lvl>
   </w:abstractNum>
   <w:abstractNum w:abstractNumId="46" w15:restartNumberingAfterBreak="0">
+    <w:nsid w:val="6E551426"/>
+    <w:multiLevelType w:val="hybridMultilevel"/>
+    <w:tmpl w:val="4B161C6E"/>
+    <w:lvl w:ilvl="0" w:tplc="240A0003">
+      <w:start w:val="1"/>
+      <w:numFmt w:val="bullet"/>
+      <w:lvlText w:val="o"/>
+      <w:lvlJc w:val="left"/>
+      <w:pPr>
+        <w:ind w:left="1494" w:hanging="360"/>
+      </w:pPr>
+      <w:rPr>
+        <w:rFonts w:ascii="Courier New" w:hAnsi="Courier New" w:cs="Courier New" w:hint="default"/>
+      </w:rPr>
+    </w:lvl>
+    <w:lvl w:ilvl="1" w:tplc="0C0A0003" w:tentative="1">
+      <w:start w:val="1"/>
+      <w:numFmt w:val="bullet"/>
+      <w:lvlText w:val="o"/>
+      <w:lvlJc w:val="left"/>
+      <w:pPr>
+        <w:ind w:left="2214" w:hanging="360"/>
+      </w:pPr>
+      <w:rPr>
+        <w:rFonts w:ascii="Courier New" w:hAnsi="Courier New" w:cs="Courier New" w:hint="default"/>
+      </w:rPr>
+    </w:lvl>
+    <w:lvl w:ilvl="2" w:tplc="0C0A0005" w:tentative="1">
+      <w:start w:val="1"/>
+      <w:numFmt w:val="bullet"/>
+      <w:lvlText w:val=""/>
+      <w:lvlJc w:val="left"/>
+      <w:pPr>
+        <w:ind w:left="2934" w:hanging="360"/>
+      </w:pPr>
+      <w:rPr>
+        <w:rFonts w:ascii="Wingdings" w:hAnsi="Wingdings" w:hint="default"/>
+      </w:rPr>
+    </w:lvl>
+    <w:lvl w:ilvl="3" w:tplc="0C0A0001" w:tentative="1">
+      <w:start w:val="1"/>
+      <w:numFmt w:val="bullet"/>
+      <w:lvlText w:val=""/>
+      <w:lvlJc w:val="left"/>
+      <w:pPr>
+        <w:ind w:left="3654" w:hanging="360"/>
+      </w:pPr>
+      <w:rPr>
+        <w:rFonts w:ascii="Symbol" w:hAnsi="Symbol" w:hint="default"/>
+      </w:rPr>
+    </w:lvl>
+    <w:lvl w:ilvl="4" w:tplc="0C0A0003" w:tentative="1">
+      <w:start w:val="1"/>
+      <w:numFmt w:val="bullet"/>
+      <w:lvlText w:val="o"/>
+      <w:lvlJc w:val="left"/>
+      <w:pPr>
+        <w:ind w:left="4374" w:hanging="360"/>
+      </w:pPr>
+      <w:rPr>
+        <w:rFonts w:ascii="Courier New" w:hAnsi="Courier New" w:cs="Courier New" w:hint="default"/>
+      </w:rPr>
+    </w:lvl>
+    <w:lvl w:ilvl="5" w:tplc="0C0A0005" w:tentative="1">
+      <w:start w:val="1"/>
+      <w:numFmt w:val="bullet"/>
+      <w:lvlText w:val=""/>
+      <w:lvlJc w:val="left"/>
+      <w:pPr>
+        <w:ind w:left="5094" w:hanging="360"/>
+      </w:pPr>
+      <w:rPr>
+        <w:rFonts w:ascii="Wingdings" w:hAnsi="Wingdings" w:hint="default"/>
+      </w:rPr>
+    </w:lvl>
+    <w:lvl w:ilvl="6" w:tplc="0C0A0001" w:tentative="1">
+      <w:start w:val="1"/>
+      <w:numFmt w:val="bullet"/>
+      <w:lvlText w:val=""/>
+      <w:lvlJc w:val="left"/>
+      <w:pPr>
+        <w:ind w:left="5814" w:hanging="360"/>
+      </w:pPr>
+      <w:rPr>
+        <w:rFonts w:ascii="Symbol" w:hAnsi="Symbol" w:hint="default"/>
+      </w:rPr>
+    </w:lvl>
+    <w:lvl w:ilvl="7" w:tplc="0C0A0003" w:tentative="1">
+      <w:start w:val="1"/>
+      <w:numFmt w:val="bullet"/>
+      <w:lvlText w:val="o"/>
+      <w:lvlJc w:val="left"/>
+      <w:pPr>
+        <w:ind w:left="6534" w:hanging="360"/>
+      </w:pPr>
+      <w:rPr>
+        <w:rFonts w:ascii="Courier New" w:hAnsi="Courier New" w:cs="Courier New" w:hint="default"/>
+      </w:rPr>
+    </w:lvl>
+    <w:lvl w:ilvl="8" w:tplc="0C0A0005" w:tentative="1">
+      <w:start w:val="1"/>
+      <w:numFmt w:val="bullet"/>
+      <w:lvlText w:val=""/>
+      <w:lvlJc w:val="left"/>
+      <w:pPr>
+        <w:ind w:left="7254" w:hanging="360"/>
+      </w:pPr>
+      <w:rPr>
+        <w:rFonts w:ascii="Wingdings" w:hAnsi="Wingdings" w:hint="default"/>
+      </w:rPr>
+    </w:lvl>
+  </w:abstractNum>
+  <w:abstractNum w:abstractNumId="47" w15:restartNumberingAfterBreak="0">
     <w:nsid w:val="7DFD1589"/>
     <w:multiLevelType w:val="hybridMultilevel"/>
     <w:tmpl w:val="C8E8E28A"/>
@@ -14577,147 +13871,150 @@
     <w:abstractNumId w:val="0"/>
   </w:num>
   <w:num w:numId="2">
-    <w:abstractNumId w:val="16"/>
+    <w:abstractNumId w:val="13"/>
   </w:num>
   <w:num w:numId="3">
+    <w:abstractNumId w:val="30"/>
+  </w:num>
+  <w:num w:numId="4">
+    <w:abstractNumId w:val="18"/>
+  </w:num>
+  <w:num w:numId="5">
+    <w:abstractNumId w:val="7"/>
+  </w:num>
+  <w:num w:numId="6">
+    <w:abstractNumId w:val="37"/>
+  </w:num>
+  <w:num w:numId="7">
+    <w:abstractNumId w:val="37"/>
+  </w:num>
+  <w:num w:numId="8">
+    <w:abstractNumId w:val="34"/>
+  </w:num>
+  <w:num w:numId="9">
+    <w:abstractNumId w:val="43"/>
+  </w:num>
+  <w:num w:numId="10">
+    <w:abstractNumId w:val="42"/>
+  </w:num>
+  <w:num w:numId="11">
+    <w:abstractNumId w:val="31"/>
+  </w:num>
+  <w:num w:numId="12">
+    <w:abstractNumId w:val="47"/>
+  </w:num>
+  <w:num w:numId="13">
+    <w:abstractNumId w:val="2"/>
+  </w:num>
+  <w:num w:numId="14">
+    <w:abstractNumId w:val="28"/>
+  </w:num>
+  <w:num w:numId="15">
+    <w:abstractNumId w:val="22"/>
+  </w:num>
+  <w:num w:numId="16">
+    <w:abstractNumId w:val="6"/>
+  </w:num>
+  <w:num w:numId="17">
+    <w:abstractNumId w:val="25"/>
+  </w:num>
+  <w:num w:numId="18">
+    <w:abstractNumId w:val="27"/>
+  </w:num>
+  <w:num w:numId="19">
+    <w:abstractNumId w:val="20"/>
+  </w:num>
+  <w:num w:numId="20">
+    <w:abstractNumId w:val="21"/>
+  </w:num>
+  <w:num w:numId="21">
+    <w:abstractNumId w:val="4"/>
+  </w:num>
+  <w:num w:numId="22">
+    <w:abstractNumId w:val="36"/>
+  </w:num>
+  <w:num w:numId="23">
+    <w:abstractNumId w:val="10"/>
+  </w:num>
+  <w:num w:numId="24">
+    <w:abstractNumId w:val="39"/>
+  </w:num>
+  <w:num w:numId="25">
+    <w:abstractNumId w:val="29"/>
+  </w:num>
+  <w:num w:numId="26">
     <w:abstractNumId w:val="32"/>
   </w:num>
-  <w:num w:numId="4">
-    <w:abstractNumId w:val="20"/>
+  <w:num w:numId="27">
+    <w:abstractNumId w:val="23"/>
   </w:num>
-  <w:num w:numId="5">
+  <w:num w:numId="28">
+    <w:abstractNumId w:val="40"/>
+  </w:num>
+  <w:num w:numId="29">
+    <w:abstractNumId w:val="19"/>
+  </w:num>
+  <w:num w:numId="30">
+    <w:abstractNumId w:val="12"/>
+  </w:num>
+  <w:num w:numId="31">
     <w:abstractNumId w:val="8"/>
   </w:num>
-  <w:num w:numId="6">
-    <w:abstractNumId w:val="38"/>
-  </w:num>
-  <w:num w:numId="7">
-    <w:abstractNumId w:val="38"/>
-  </w:num>
-  <w:num w:numId="8">
-    <w:abstractNumId w:val="36"/>
-  </w:num>
-  <w:num w:numId="9">
-    <w:abstractNumId w:val="42"/>
-  </w:num>
-  <w:num w:numId="10">
-    <w:abstractNumId w:val="41"/>
-  </w:num>
-  <w:num w:numId="11">
-    <w:abstractNumId w:val="33"/>
-  </w:num>
-  <w:num w:numId="12">
+  <w:num w:numId="32">
     <w:abstractNumId w:val="1"/>
-  </w:num>
-  <w:num w:numId="13">
-    <w:abstractNumId w:val="10"/>
-  </w:num>
-  <w:num w:numId="14">
-    <w:abstractNumId w:val="25"/>
-  </w:num>
-  <w:num w:numId="15">
-    <w:abstractNumId w:val="14"/>
-  </w:num>
-  <w:num w:numId="16">
-    <w:abstractNumId w:val="46"/>
-  </w:num>
-  <w:num w:numId="17">
-    <w:abstractNumId w:val="2"/>
-  </w:num>
-  <w:num w:numId="18">
-    <w:abstractNumId w:val="5"/>
-  </w:num>
-  <w:num w:numId="19">
-    <w:abstractNumId w:val="34"/>
-  </w:num>
-  <w:num w:numId="20">
-    <w:abstractNumId w:val="31"/>
-  </w:num>
-  <w:num w:numId="21">
-    <w:abstractNumId w:val="29"/>
-  </w:num>
-  <w:num w:numId="22">
-    <w:abstractNumId w:val="11"/>
-  </w:num>
-  <w:num w:numId="23">
-    <w:abstractNumId w:val="45"/>
-  </w:num>
-  <w:num w:numId="24">
-    <w:abstractNumId w:val="24"/>
-  </w:num>
-  <w:num w:numId="25">
-    <w:abstractNumId w:val="4"/>
-  </w:num>
-  <w:num w:numId="26">
-    <w:abstractNumId w:val="19"/>
-  </w:num>
-  <w:num w:numId="27">
-    <w:abstractNumId w:val="18"/>
-  </w:num>
-  <w:num w:numId="28">
-    <w:abstractNumId w:val="7"/>
-  </w:num>
-  <w:num w:numId="29">
-    <w:abstractNumId w:val="12"/>
-  </w:num>
-  <w:num w:numId="30">
-    <w:abstractNumId w:val="17"/>
-  </w:num>
-  <w:num w:numId="31">
-    <w:abstractNumId w:val="27"/>
-  </w:num>
-  <w:num w:numId="32">
-    <w:abstractNumId w:val="28"/>
   </w:num>
   <w:num w:numId="33">
     <w:abstractNumId w:val="44"/>
   </w:num>
   <w:num w:numId="34">
-    <w:abstractNumId w:val="22"/>
+    <w:abstractNumId w:val="38"/>
   </w:num>
   <w:num w:numId="35">
-    <w:abstractNumId w:val="23"/>
+    <w:abstractNumId w:val="3"/>
   </w:num>
   <w:num w:numId="36">
-    <w:abstractNumId w:val="6"/>
+    <w:abstractNumId w:val="24"/>
   </w:num>
   <w:num w:numId="37">
-    <w:abstractNumId w:val="37"/>
+    <w:abstractNumId w:val="26"/>
   </w:num>
   <w:num w:numId="38">
-    <w:abstractNumId w:val="13"/>
+    <w:abstractNumId w:val="16"/>
   </w:num>
   <w:num w:numId="39">
-    <w:abstractNumId w:val="39"/>
+    <w:abstractNumId w:val="9"/>
   </w:num>
   <w:num w:numId="40">
-    <w:abstractNumId w:val="30"/>
+    <w:abstractNumId w:val="14"/>
   </w:num>
   <w:num w:numId="41">
+    <w:abstractNumId w:val="41"/>
+  </w:num>
+  <w:num w:numId="42">
     <w:abstractNumId w:val="35"/>
   </w:num>
-  <w:num w:numId="42">
-    <w:abstractNumId w:val="26"/>
-  </w:num>
   <w:num w:numId="43">
-    <w:abstractNumId w:val="40"/>
+    <w:abstractNumId w:val="17"/>
   </w:num>
   <w:num w:numId="44">
-    <w:abstractNumId w:val="21"/>
+    <w:abstractNumId w:val="45"/>
   </w:num>
   <w:num w:numId="45">
+    <w:abstractNumId w:val="33"/>
+  </w:num>
+  <w:num w:numId="46">
+    <w:abstractNumId w:val="46"/>
+  </w:num>
+  <w:num w:numId="47">
+    <w:abstractNumId w:val="11"/>
+  </w:num>
+  <w:num w:numId="48">
+    <w:abstractNumId w:val="5"/>
+  </w:num>
+  <w:num w:numId="49">
     <w:abstractNumId w:val="15"/>
   </w:num>
-  <w:num w:numId="46">
-    <w:abstractNumId w:val="9"/>
-  </w:num>
-  <w:num w:numId="47">
-    <w:abstractNumId w:val="3"/>
-  </w:num>
-  <w:num w:numId="48">
-    <w:abstractNumId w:val="43"/>
-  </w:num>
-  <w:numIdMacAtCleanup w:val="48"/>
+  <w:numIdMacAtCleanup w:val="49"/>
 </w:numbering>
 </file>
 
@@ -15202,7 +14499,7 @@
     <w:pPr>
       <w:numPr>
         <w:ilvl w:val="3"/>
-        <w:numId w:val="47"/>
+        <w:numId w:val="32"/>
       </w:numPr>
       <w:spacing w:before="360" w:after="0"/>
       <w:ind w:left="709"/>
@@ -15287,6 +14584,7 @@
   <w:style w:type="character" w:default="1" w:styleId="Fuentedeprrafopredeter">
     <w:name w:val="Default Paragraph Font"/>
     <w:uiPriority w:val="1"/>
+    <w:semiHidden/>
     <w:unhideWhenUsed/>
   </w:style>
   <w:style w:type="table" w:default="1" w:styleId="Tablanormal">
@@ -16463,6 +15761,10 @@
 </file>
 
 <file path=customXml/item1.xml><?xml version="1.0" encoding="utf-8"?>
+<b:Sources xmlns:b="http://schemas.openxmlformats.org/officeDocument/2006/bibliography" xmlns="http://schemas.openxmlformats.org/officeDocument/2006/bibliography" SelectedStyle="\APASixthEditionOfficeOnline.xsl" StyleName="APA" Version="6"/>
+</file>
+
+<file path=customXml/item2.xml><?xml version="1.0" encoding="utf-8"?>
 <ct:contentTypeSchema xmlns:ct="http://schemas.microsoft.com/office/2006/metadata/contentType" xmlns:ma="http://schemas.microsoft.com/office/2006/metadata/properties/metaAttributes" ct:_="" ma:_="" ma:contentTypeName="Documento" ma:contentTypeID="0x0101006A81D6BD42E8DF4C91013959704817E1" ma:contentTypeVersion="15" ma:contentTypeDescription="Crear nuevo documento." ma:contentTypeScope="" ma:versionID="bf4f72ffd194f0963ff564daca6869f7">
   <xsd:schema xmlns:xsd="http://www.w3.org/2001/XMLSchema" xmlns:xs="http://www.w3.org/2001/XMLSchema" xmlns:p="http://schemas.microsoft.com/office/2006/metadata/properties" xmlns:ns2="13c90a0b-73bc-4dc0-be5f-28d77b615beb" xmlns:ns3="13c93bba-48ce-428c-bfe5-88b42c19b028" targetNamespace="http://schemas.microsoft.com/office/2006/metadata/properties" ma:root="true" ma:fieldsID="8718d6f4873a5b1392a45044efa78385" ns2:_="" ns3:_="">
     <xsd:import namespace="13c90a0b-73bc-4dc0-be5f-28d77b615beb"/>
@@ -16697,20 +15999,7 @@
 </ct:contentTypeSchema>
 </file>
 
-<file path=customXml/item2.xml><?xml version="1.0" encoding="utf-8"?>
-<b:Sources xmlns:b="http://schemas.openxmlformats.org/officeDocument/2006/bibliography" xmlns="http://schemas.openxmlformats.org/officeDocument/2006/bibliography" SelectedStyle="\APASixthEditionOfficeOnline.xsl" StyleName="APA" Version="6"/>
-</file>
-
 <file path=customXml/item3.xml><?xml version="1.0" encoding="utf-8"?>
-<?mso-contentType ?>
-<FormTemplates xmlns="http://schemas.microsoft.com/sharepoint/v3/contenttype/forms">
-  <Display>DocumentLibraryForm</Display>
-  <Edit>DocumentLibraryForm</Edit>
-  <New>DocumentLibraryForm</New>
-</FormTemplates>
-</file>
-
-<file path=customXml/item4.xml><?xml version="1.0" encoding="utf-8"?>
 <p:properties xmlns:p="http://schemas.microsoft.com/office/2006/metadata/properties" xmlns:xsi="http://www.w3.org/2001/XMLSchema-instance" xmlns:pc="http://schemas.microsoft.com/office/infopath/2007/PartnerControls">
   <documentManagement>
     <TaxCatchAll xmlns="13c90a0b-73bc-4dc0-be5f-28d77b615beb" xsi:nil="true"/>
@@ -16721,7 +16010,24 @@
 </p:properties>
 </file>
 
+<file path=customXml/item4.xml><?xml version="1.0" encoding="utf-8"?>
+<?mso-contentType ?>
+<FormTemplates xmlns="http://schemas.microsoft.com/sharepoint/v3/contenttype/forms">
+  <Display>DocumentLibraryForm</Display>
+  <Edit>DocumentLibraryForm</Edit>
+  <New>DocumentLibraryForm</New>
+</FormTemplates>
+</file>
+
 <file path=customXml/itemProps1.xml><?xml version="1.0" encoding="utf-8"?>
+<ds:datastoreItem xmlns:ds="http://schemas.openxmlformats.org/officeDocument/2006/customXml" ds:itemID="{EAE431FD-7059-4C09-804B-C9D69EB7B213}">
+  <ds:schemaRefs>
+    <ds:schemaRef ds:uri="http://schemas.openxmlformats.org/officeDocument/2006/bibliography"/>
+  </ds:schemaRefs>
+</ds:datastoreItem>
+</file>
+
+<file path=customXml/itemProps2.xml><?xml version="1.0" encoding="utf-8"?>
 <ds:datastoreItem xmlns:ds="http://schemas.openxmlformats.org/officeDocument/2006/customXml" ds:itemID="{657EB077-8A71-4379-B59D-60A42A371F7A}">
   <ds:schemaRefs>
     <ds:schemaRef ds:uri="http://schemas.microsoft.com/office/2006/metadata/contentType"/>
@@ -16740,23 +16046,7 @@
 </ds:datastoreItem>
 </file>
 
-<file path=customXml/itemProps2.xml><?xml version="1.0" encoding="utf-8"?>
-<ds:datastoreItem xmlns:ds="http://schemas.openxmlformats.org/officeDocument/2006/customXml" ds:itemID="{EAE431FD-7059-4C09-804B-C9D69EB7B213}">
-  <ds:schemaRefs>
-    <ds:schemaRef ds:uri="http://schemas.openxmlformats.org/officeDocument/2006/bibliography"/>
-  </ds:schemaRefs>
-</ds:datastoreItem>
-</file>
-
 <file path=customXml/itemProps3.xml><?xml version="1.0" encoding="utf-8"?>
-<ds:datastoreItem xmlns:ds="http://schemas.openxmlformats.org/officeDocument/2006/customXml" ds:itemID="{10663269-2064-4804-8290-36D4A57F5557}">
-  <ds:schemaRefs>
-    <ds:schemaRef ds:uri="http://schemas.microsoft.com/sharepoint/v3/contenttype/forms"/>
-  </ds:schemaRefs>
-</ds:datastoreItem>
-</file>
-
-<file path=customXml/itemProps4.xml><?xml version="1.0" encoding="utf-8"?>
 <ds:datastoreItem xmlns:ds="http://schemas.openxmlformats.org/officeDocument/2006/customXml" ds:itemID="{1279454D-02BE-4A9C-A117-DCD1573E2608}">
   <ds:schemaRefs>
     <ds:schemaRef ds:uri="http://schemas.microsoft.com/office/2006/metadata/properties"/>
@@ -16765,4 +16055,12 @@
     <ds:schemaRef ds:uri="13c93bba-48ce-428c-bfe5-88b42c19b028"/>
   </ds:schemaRefs>
 </ds:datastoreItem>
+</file>
+
+<file path=customXml/itemProps4.xml><?xml version="1.0" encoding="utf-8"?>
+<ds:datastoreItem xmlns:ds="http://schemas.openxmlformats.org/officeDocument/2006/customXml" ds:itemID="{10663269-2064-4804-8290-36D4A57F5557}">
+  <ds:schemaRefs>
+    <ds:schemaRef ds:uri="http://schemas.microsoft.com/sharepoint/v3/contenttype/forms"/>
+  </ds:schemaRefs>
+</ds:datastoreItem>
 </file>